--- a/MANUAL NDE IMPLEMENTACION DE FER.docx
+++ b/MANUAL NDE IMPLEMENTACION DE FER.docx
@@ -1,6 +1,6 @@
 
 <file path=word/document.xml><?xml version="1.0" encoding="utf-8"?>
-<w:document xmlns:wpc="http://schemas.microsoft.com/office/word/2010/wordprocessingCanvas" xmlns:cx="http://schemas.microsoft.com/office/drawing/2014/chartex" xmlns:cx1="http://schemas.microsoft.com/office/drawing/2015/9/8/chartex" xmlns:cx2="http://schemas.microsoft.com/office/drawing/2015/10/21/chartex" xmlns:cx3="http://schemas.microsoft.com/office/drawing/2016/5/9/chartex" xmlns:cx4="http://schemas.microsoft.com/office/drawing/2016/5/10/chartex" xmlns:cx5="http://schemas.microsoft.com/office/drawing/2016/5/11/chartex" xmlns:cx6="http://schemas.microsoft.com/office/drawing/2016/5/12/chartex" xmlns:cx7="http://schemas.microsoft.com/office/drawing/2016/5/13/chartex" xmlns:cx8="http://schemas.microsoft.com/office/drawing/2016/5/14/chartex" xmlns:mc="http://schemas.openxmlformats.org/markup-compatibility/2006" xmlns:aink="http://schemas.microsoft.com/office/drawing/2016/ink" xmlns:am3d="http://schemas.microsoft.com/office/drawing/2017/model3d" xmlns:o="urn:schemas-microsoft-com:office:office" xmlns:oel="http://schemas.microsoft.com/office/2019/extlst" xmlns:r="http://schemas.openxmlformats.org/officeDocument/2006/relationships" xmlns:m="http://schemas.openxmlformats.org/officeDocument/2006/math" xmlns:v="urn:schemas-microsoft-com:vml" xmlns:wp14="http://schemas.microsoft.com/office/word/2010/wordprocessingDrawing" xmlns:wp="http://schemas.openxmlformats.org/drawingml/2006/wordprocessingDrawing" xmlns:w10="urn:schemas-microsoft-com:office:word" xmlns:w="http://schemas.openxmlformats.org/wordprocessingml/2006/main" xmlns:w14="http://schemas.microsoft.com/office/word/2010/wordml" xmlns:w15="http://schemas.microsoft.com/office/word/2012/wordml" xmlns:w16cex="http://schemas.microsoft.com/office/word/2018/wordml/cex" xmlns:w16cid="http://schemas.microsoft.com/office/word/2016/wordml/cid" xmlns:w16="http://schemas.microsoft.com/office/word/2018/wordml" xmlns:w16du="http://schemas.microsoft.com/office/word/2023/wordml/word16du" xmlns:w16sdtdh="http://schemas.microsoft.com/office/word/2020/wordml/sdtdatahash" xmlns:w16se="http://schemas.microsoft.com/office/word/2015/wordml/symex" xmlns:wpg="http://schemas.microsoft.com/office/word/2010/wordprocessingGroup" xmlns:wpi="http://schemas.microsoft.com/office/word/2010/wordprocessingInk" xmlns:wne="http://schemas.microsoft.com/office/word/2006/wordml" xmlns:wps="http://schemas.microsoft.com/office/word/2010/wordprocessingShape" mc:Ignorable="w14 w15 w16se w16cid w16 w16cex w16sdtdh w16du wp14">
+<w:document xmlns:wpc="http://schemas.microsoft.com/office/word/2010/wordprocessingCanvas" xmlns:cx="http://schemas.microsoft.com/office/drawing/2014/chartex" xmlns:mc="http://schemas.openxmlformats.org/markup-compatibility/2006" xmlns:o="urn:schemas-microsoft-com:office:office" xmlns:r="http://schemas.openxmlformats.org/officeDocument/2006/relationships" xmlns:m="http://schemas.openxmlformats.org/officeDocument/2006/math" xmlns:v="urn:schemas-microsoft-com:vml" xmlns:wp14="http://schemas.microsoft.com/office/word/2010/wordprocessingDrawing" xmlns:wp="http://schemas.openxmlformats.org/drawingml/2006/wordprocessingDrawing" xmlns:w10="urn:schemas-microsoft-com:office:word" xmlns:w="http://schemas.openxmlformats.org/wordprocessingml/2006/main" xmlns:w14="http://schemas.microsoft.com/office/word/2010/wordml" xmlns:w15="http://schemas.microsoft.com/office/word/2012/wordml" xmlns:w16se="http://schemas.microsoft.com/office/word/2015/wordml/symex" xmlns:wpg="http://schemas.microsoft.com/office/word/2010/wordprocessingGroup" xmlns:wpi="http://schemas.microsoft.com/office/word/2010/wordprocessingInk" xmlns:wne="http://schemas.microsoft.com/office/word/2006/wordml" xmlns:wps="http://schemas.microsoft.com/office/word/2010/wordprocessingShape" mc:Ignorable="w14 w15 w16se wp14">
   <w:body>
     <w:p>
       <w:pPr>
@@ -60,7 +60,7 @@
         <w:rPr>
           <w:noProof/>
         </w:rPr>
-        <w:t>martes, 21 de abril de 2026</w:t>
+        <w:t>miércoles, 29 de abril de 2026</w:t>
       </w:r>
       <w:r>
         <w:fldChar w:fldCharType="end"/>
@@ -286,7 +286,7 @@
                     <pic:cNvPicPr/>
                   </pic:nvPicPr>
                   <pic:blipFill>
-                    <a:blip r:embed="rId7">
+                    <a:blip r:embed="rId8">
                       <a:extLst>
                         <a:ext uri="{28A0092B-C50C-407E-A947-70E740481C1C}">
                           <a14:useLocalDpi xmlns:a14="http://schemas.microsoft.com/office/drawing/2010/main" val="0"/>
@@ -314,11 +314,7 @@
       </w:r>
     </w:p>
     <w:p/>
-    <w:p>
-      <w:r>
-        <w:t>H</w:t>
-      </w:r>
-    </w:p>
+    <w:p/>
     <w:p/>
     <w:p>
       <w:pPr>
@@ -343,16 +339,1498 @@
           <w:top w:val="single" w:sz="4" w:space="31" w:color="auto"/>
         </w:pBdr>
         <w:spacing w:line="360" w:lineRule="auto"/>
-        <w:jc w:val="center"/>
+      </w:pPr>
+      <w:r>
+        <w:rPr>
+          <w:noProof/>
+          <w:lang w:eastAsia="es-MX"/>
+        </w:rPr>
+        <mc:AlternateContent>
+          <mc:Choice Requires="wps">
+            <w:drawing>
+              <wp:inline distT="0" distB="0" distL="0" distR="0" wp14:anchorId="28BD4348" wp14:editId="0D69B0A4">
+                <wp:extent cx="304800" cy="304800"/>
+                <wp:effectExtent l="0" t="0" r="0" b="0"/>
+                <wp:docPr id="3" name="AutoShape 56" descr="Imagen generada: Interfaz de software de ventas neon"/>
+                <wp:cNvGraphicFramePr>
+                  <a:graphicFrameLocks xmlns:a="http://schemas.openxmlformats.org/drawingml/2006/main" noChangeAspect="1"/>
+                </wp:cNvGraphicFramePr>
+                <a:graphic xmlns:a="http://schemas.openxmlformats.org/drawingml/2006/main">
+                  <a:graphicData uri="http://schemas.microsoft.com/office/word/2010/wordprocessingShape">
+                    <wps:wsp>
+                      <wps:cNvSpPr>
+                        <a:spLocks noChangeAspect="1" noChangeArrowheads="1"/>
+                      </wps:cNvSpPr>
+                      <wps:spPr bwMode="auto">
+                        <a:xfrm>
+                          <a:off x="0" y="0"/>
+                          <a:ext cx="304800" cy="304800"/>
+                        </a:xfrm>
+                        <a:prstGeom prst="rect">
+                          <a:avLst/>
+                        </a:prstGeom>
+                        <a:noFill/>
+                        <a:ln>
+                          <a:noFill/>
+                        </a:ln>
+                        <a:extLst>
+                          <a:ext uri="{909E8E84-426E-40DD-AFC4-6F175D3DCCD1}">
+                            <a14:hiddenFill xmlns:a14="http://schemas.microsoft.com/office/drawing/2010/main">
+                              <a:solidFill>
+                                <a:srgbClr val="FFFFFF"/>
+                              </a:solidFill>
+                            </a14:hiddenFill>
+                          </a:ext>
+                          <a:ext uri="{91240B29-F687-4F45-9708-019B960494DF}">
+                            <a14:hiddenLine xmlns:a14="http://schemas.microsoft.com/office/drawing/2010/main" w="9525">
+                              <a:solidFill>
+                                <a:srgbClr val="000000"/>
+                              </a:solidFill>
+                              <a:miter lim="800000"/>
+                              <a:headEnd/>
+                              <a:tailEnd/>
+                            </a14:hiddenLine>
+                          </a:ext>
+                        </a:extLst>
+                      </wps:spPr>
+                      <wps:bodyPr rot="0" vert="horz" wrap="square" lIns="91440" tIns="45720" rIns="91440" bIns="45720" anchor="t" anchorCtr="0" upright="1">
+                        <a:noAutofit/>
+                      </wps:bodyPr>
+                    </wps:wsp>
+                  </a:graphicData>
+                </a:graphic>
+              </wp:inline>
+            </w:drawing>
+          </mc:Choice>
+          <mc:Fallback>
+            <w:pict>
+              <v:rect w14:anchorId="66BD2A89" id="AutoShape 56" o:spid="_x0000_s1026" alt="Imagen generada: Interfaz de software de ventas neon" style="width:24pt;height:24pt;visibility:visible;mso-wrap-style:square;mso-left-percent:-10001;mso-top-percent:-10001;mso-position-horizontal:absolute;mso-position-horizontal-relative:char;mso-position-vertical:absolute;mso-position-vertical-relative:line;mso-left-percent:-10001;mso-top-percent:-10001;v-text-anchor:top" o:gfxdata="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" filled="f" stroked="f">
+                <o:lock v:ext="edit" aspectratio="t"/>
+                <w10:anchorlock/>
+              </v:rect>
+            </w:pict>
+          </mc:Fallback>
+        </mc:AlternateContent>
+      </w:r>
+    </w:p>
+    <w:p>
+      <w:pPr>
+        <w:pStyle w:val="Sinespaciado"/>
+        <w:pBdr>
+          <w:top w:val="single" w:sz="4" w:space="31" w:color="auto"/>
+        </w:pBdr>
+        <w:spacing w:line="360" w:lineRule="auto"/>
+      </w:pPr>
+      <w:bookmarkStart w:id="0" w:name="_GoBack"/>
+      <w:r>
+        <w:rPr>
+          <w:noProof/>
+          <w:lang w:eastAsia="es-MX"/>
+        </w:rPr>
+        <w:drawing>
+          <wp:inline distT="0" distB="0" distL="0" distR="0">
+            <wp:extent cx="3412067" cy="4549423"/>
+            <wp:effectExtent l="0" t="0" r="0" b="3810"/>
+            <wp:docPr id="7" name="Imagen 7"/>
+            <wp:cNvGraphicFramePr>
+              <a:graphicFrameLocks xmlns:a="http://schemas.openxmlformats.org/drawingml/2006/main" noChangeAspect="1"/>
+            </wp:cNvGraphicFramePr>
+            <a:graphic xmlns:a="http://schemas.openxmlformats.org/drawingml/2006/main">
+              <a:graphicData uri="http://schemas.openxmlformats.org/drawingml/2006/picture">
+                <pic:pic xmlns:pic="http://schemas.openxmlformats.org/drawingml/2006/picture">
+                  <pic:nvPicPr>
+                    <pic:cNvPr id="7" name="ChatGPT Image 29 abr 2026, 19_52_32.png"/>
+                    <pic:cNvPicPr/>
+                  </pic:nvPicPr>
+                  <pic:blipFill>
+                    <a:blip r:embed="rId9" cstate="print">
+                      <a:extLst>
+                        <a:ext uri="{28A0092B-C50C-407E-A947-70E740481C1C}">
+                          <a14:useLocalDpi xmlns:a14="http://schemas.microsoft.com/office/drawing/2010/main" val="0"/>
+                        </a:ext>
+                      </a:extLst>
+                    </a:blip>
+                    <a:stretch>
+                      <a:fillRect/>
+                    </a:stretch>
+                  </pic:blipFill>
+                  <pic:spPr>
+                    <a:xfrm>
+                      <a:off x="0" y="0"/>
+                      <a:ext cx="3414118" cy="4552158"/>
+                    </a:xfrm>
+                    <a:prstGeom prst="rect">
+                      <a:avLst/>
+                    </a:prstGeom>
+                  </pic:spPr>
+                </pic:pic>
+              </a:graphicData>
+            </a:graphic>
+          </wp:inline>
+        </w:drawing>
+      </w:r>
+      <w:bookmarkEnd w:id="0"/>
+    </w:p>
+    <w:p>
+      <w:pPr>
+        <w:pStyle w:val="Sinespaciado"/>
+        <w:pBdr>
+          <w:top w:val="single" w:sz="4" w:space="31" w:color="auto"/>
+        </w:pBdr>
+        <w:spacing w:line="360" w:lineRule="auto"/>
+      </w:pPr>
+    </w:p>
+    <w:p>
+      <w:pPr>
+        <w:pStyle w:val="Sinespaciado"/>
+        <w:pBdr>
+          <w:top w:val="single" w:sz="4" w:space="31" w:color="auto"/>
+        </w:pBdr>
+        <w:spacing w:line="360" w:lineRule="auto"/>
+      </w:pPr>
+    </w:p>
+    <w:p>
+      <w:pPr>
+        <w:pStyle w:val="Sinespaciado"/>
+        <w:pBdr>
+          <w:top w:val="single" w:sz="4" w:space="31" w:color="auto"/>
+        </w:pBdr>
+        <w:spacing w:line="360" w:lineRule="auto"/>
+      </w:pPr>
+    </w:p>
+    <w:p>
+      <w:pPr>
+        <w:pStyle w:val="Sinespaciado"/>
+        <w:pBdr>
+          <w:top w:val="single" w:sz="4" w:space="31" w:color="auto"/>
+        </w:pBdr>
+        <w:spacing w:line="360" w:lineRule="auto"/>
+      </w:pPr>
+    </w:p>
+    <w:p>
+      <w:pPr>
+        <w:pStyle w:val="Sinespaciado"/>
+        <w:pBdr>
+          <w:top w:val="single" w:sz="4" w:space="31" w:color="auto"/>
+        </w:pBdr>
+        <w:spacing w:line="360" w:lineRule="auto"/>
+      </w:pPr>
+    </w:p>
+    <w:p>
+      <w:pPr>
+        <w:pStyle w:val="Sinespaciado"/>
+        <w:pBdr>
+          <w:top w:val="single" w:sz="4" w:space="31" w:color="auto"/>
+        </w:pBdr>
+        <w:spacing w:line="360" w:lineRule="auto"/>
+      </w:pPr>
+    </w:p>
+    <w:p>
+      <w:pPr>
+        <w:pStyle w:val="Sinespaciado"/>
+        <w:pBdr>
+          <w:top w:val="single" w:sz="4" w:space="31" w:color="auto"/>
+        </w:pBdr>
+        <w:spacing w:line="360" w:lineRule="auto"/>
+      </w:pPr>
+    </w:p>
+    <w:p>
+      <w:pPr>
+        <w:pStyle w:val="Sinespaciado"/>
+        <w:pBdr>
+          <w:top w:val="single" w:sz="4" w:space="31" w:color="auto"/>
+        </w:pBdr>
+        <w:spacing w:line="360" w:lineRule="auto"/>
+      </w:pPr>
+    </w:p>
+    <w:p>
+      <w:pPr>
+        <w:pStyle w:val="Sinespaciado"/>
+        <w:pBdr>
+          <w:top w:val="single" w:sz="4" w:space="31" w:color="auto"/>
+        </w:pBdr>
+        <w:spacing w:line="360" w:lineRule="auto"/>
+      </w:pPr>
+    </w:p>
+    <w:p>
+      <w:pPr>
+        <w:pStyle w:val="Sinespaciado"/>
+        <w:pBdr>
+          <w:top w:val="single" w:sz="4" w:space="31" w:color="auto"/>
+        </w:pBdr>
+        <w:spacing w:line="360" w:lineRule="auto"/>
+      </w:pPr>
+    </w:p>
+    <w:p>
+      <w:pPr>
+        <w:pStyle w:val="Sinespaciado"/>
+        <w:pBdr>
+          <w:top w:val="single" w:sz="4" w:space="31" w:color="auto"/>
+        </w:pBdr>
+        <w:spacing w:line="360" w:lineRule="auto"/>
+      </w:pPr>
+    </w:p>
+    <w:p>
+      <w:pPr>
+        <w:pStyle w:val="Sinespaciado"/>
+        <w:pBdr>
+          <w:top w:val="single" w:sz="4" w:space="31" w:color="auto"/>
+        </w:pBdr>
+        <w:spacing w:line="360" w:lineRule="auto"/>
+      </w:pPr>
+    </w:p>
+    <w:p>
+      <w:pPr>
+        <w:spacing w:before="100" w:beforeAutospacing="1" w:after="100" w:afterAutospacing="1" w:line="240" w:lineRule="auto"/>
+        <w:outlineLvl w:val="0"/>
+        <w:rPr>
+          <w:rFonts w:ascii="Times New Roman" w:eastAsia="Times New Roman" w:hAnsi="Times New Roman" w:cs="Times New Roman"/>
+          <w:b/>
+          <w:bCs/>
+          <w:kern w:val="36"/>
+          <w:sz w:val="48"/>
+          <w:szCs w:val="48"/>
+          <w:lang w:eastAsia="es-MX"/>
+        </w:rPr>
+      </w:pPr>
+      <w:r>
+        <w:rPr>
+          <w:rFonts w:ascii="Times New Roman" w:eastAsia="Times New Roman" w:hAnsi="Times New Roman" w:cs="Times New Roman"/>
+          <w:b/>
+          <w:bCs/>
+          <w:kern w:val="36"/>
+          <w:sz w:val="48"/>
+          <w:szCs w:val="48"/>
+          <w:lang w:eastAsia="es-MX"/>
+        </w:rPr>
+        <w:t>Manual de Usuario</w:t>
+      </w:r>
+    </w:p>
+    <w:p>
+      <w:pPr>
+        <w:spacing w:before="100" w:beforeAutospacing="1" w:after="100" w:afterAutospacing="1" w:line="240" w:lineRule="auto"/>
+        <w:outlineLvl w:val="1"/>
+        <w:rPr>
+          <w:rFonts w:ascii="Times New Roman" w:eastAsia="Times New Roman" w:hAnsi="Times New Roman" w:cs="Times New Roman"/>
+          <w:b/>
+          <w:bCs/>
+          <w:sz w:val="36"/>
+          <w:szCs w:val="36"/>
+          <w:lang w:eastAsia="es-MX"/>
+        </w:rPr>
+      </w:pPr>
+      <w:r>
+        <w:rPr>
+          <w:rFonts w:ascii="Times New Roman" w:eastAsia="Times New Roman" w:hAnsi="Times New Roman" w:cs="Times New Roman"/>
+          <w:b/>
+          <w:bCs/>
+          <w:sz w:val="36"/>
+          <w:szCs w:val="36"/>
+          <w:lang w:eastAsia="es-MX"/>
+        </w:rPr>
+        <w:t>Software de Punto de Venta Rodríguez</w:t>
+      </w:r>
+    </w:p>
+    <w:p>
+      <w:pPr>
+        <w:spacing w:after="0" w:line="240" w:lineRule="auto"/>
+        <w:rPr>
+          <w:rFonts w:ascii="Times New Roman" w:eastAsia="Times New Roman" w:hAnsi="Times New Roman" w:cs="Times New Roman"/>
+          <w:sz w:val="24"/>
+          <w:szCs w:val="24"/>
+          <w:lang w:eastAsia="es-MX"/>
+        </w:rPr>
+      </w:pPr>
+      <w:r>
+        <w:rPr>
+          <w:rFonts w:ascii="Times New Roman" w:eastAsia="Times New Roman" w:hAnsi="Times New Roman" w:cs="Times New Roman"/>
+          <w:sz w:val="24"/>
+          <w:szCs w:val="24"/>
+          <w:lang w:eastAsia="es-MX"/>
+        </w:rPr>
+        <w:pict>
+          <v:rect id="_x0000_i1025" style="width:0;height:1.5pt" o:hralign="center" o:hrstd="t" o:hr="t" fillcolor="#a0a0a0" stroked="f"/>
+        </w:pict>
+      </w:r>
+    </w:p>
+    <w:p>
+      <w:pPr>
+        <w:spacing w:before="100" w:beforeAutospacing="1" w:after="100" w:afterAutospacing="1" w:line="240" w:lineRule="auto"/>
+        <w:outlineLvl w:val="2"/>
+        <w:rPr>
+          <w:rFonts w:ascii="Times New Roman" w:eastAsia="Times New Roman" w:hAnsi="Times New Roman" w:cs="Times New Roman"/>
+          <w:b/>
+          <w:bCs/>
+          <w:sz w:val="27"/>
+          <w:szCs w:val="27"/>
+          <w:lang w:eastAsia="es-MX"/>
+        </w:rPr>
+      </w:pPr>
+      <w:r>
+        <w:rPr>
+          <w:rFonts w:ascii="Times New Roman" w:eastAsia="Times New Roman" w:hAnsi="Times New Roman" w:cs="Times New Roman"/>
+          <w:b/>
+          <w:bCs/>
+          <w:sz w:val="27"/>
+          <w:szCs w:val="27"/>
+          <w:lang w:eastAsia="es-MX"/>
+        </w:rPr>
+        <w:t>1. Introducción</w:t>
+      </w:r>
+    </w:p>
+    <w:p>
+      <w:pPr>
+        <w:spacing w:before="100" w:beforeAutospacing="1" w:after="100" w:afterAutospacing="1" w:line="240" w:lineRule="auto"/>
+        <w:rPr>
+          <w:rFonts w:ascii="Times New Roman" w:eastAsia="Times New Roman" w:hAnsi="Times New Roman" w:cs="Times New Roman"/>
+          <w:sz w:val="24"/>
+          <w:szCs w:val="24"/>
+          <w:lang w:eastAsia="es-MX"/>
+        </w:rPr>
+      </w:pPr>
+      <w:r>
+        <w:rPr>
+          <w:rFonts w:ascii="Times New Roman" w:eastAsia="Times New Roman" w:hAnsi="Times New Roman" w:cs="Times New Roman"/>
+          <w:sz w:val="24"/>
+          <w:szCs w:val="24"/>
+          <w:lang w:eastAsia="es-MX"/>
+        </w:rPr>
+        <w:t>El Software de Punto de Venta Rodríguez es una herramienta diseñada para facilitar el control y administración de un negocio. Permite registrar productos, realizar ventas y consultar reportes de forma rápida y sencilla.</w:t>
+      </w:r>
+    </w:p>
+    <w:p>
+      <w:pPr>
+        <w:spacing w:after="0" w:line="240" w:lineRule="auto"/>
+        <w:rPr>
+          <w:rFonts w:ascii="Times New Roman" w:eastAsia="Times New Roman" w:hAnsi="Times New Roman" w:cs="Times New Roman"/>
+          <w:sz w:val="24"/>
+          <w:szCs w:val="24"/>
+          <w:lang w:eastAsia="es-MX"/>
+        </w:rPr>
+      </w:pPr>
+      <w:r>
+        <w:rPr>
+          <w:rFonts w:ascii="Times New Roman" w:eastAsia="Times New Roman" w:hAnsi="Times New Roman" w:cs="Times New Roman"/>
+          <w:sz w:val="24"/>
+          <w:szCs w:val="24"/>
+          <w:lang w:eastAsia="es-MX"/>
+        </w:rPr>
+        <w:pict>
+          <v:rect id="_x0000_i1026" style="width:0;height:1.5pt" o:hralign="center" o:hrstd="t" o:hr="t" fillcolor="#a0a0a0" stroked="f"/>
+        </w:pict>
+      </w:r>
+    </w:p>
+    <w:p>
+      <w:pPr>
+        <w:spacing w:before="100" w:beforeAutospacing="1" w:after="100" w:afterAutospacing="1" w:line="240" w:lineRule="auto"/>
+        <w:outlineLvl w:val="2"/>
+        <w:rPr>
+          <w:rFonts w:ascii="Times New Roman" w:eastAsia="Times New Roman" w:hAnsi="Times New Roman" w:cs="Times New Roman"/>
+          <w:b/>
+          <w:bCs/>
+          <w:sz w:val="27"/>
+          <w:szCs w:val="27"/>
+          <w:lang w:eastAsia="es-MX"/>
+        </w:rPr>
+      </w:pPr>
+      <w:r>
+        <w:rPr>
+          <w:rFonts w:ascii="Times New Roman" w:eastAsia="Times New Roman" w:hAnsi="Times New Roman" w:cs="Times New Roman"/>
+          <w:b/>
+          <w:bCs/>
+          <w:sz w:val="27"/>
+          <w:szCs w:val="27"/>
+          <w:lang w:eastAsia="es-MX"/>
+        </w:rPr>
+        <w:t>2. Objetivo</w:t>
+      </w:r>
+    </w:p>
+    <w:p>
+      <w:pPr>
+        <w:spacing w:before="100" w:beforeAutospacing="1" w:after="100" w:afterAutospacing="1" w:line="240" w:lineRule="auto"/>
+        <w:rPr>
+          <w:rFonts w:ascii="Times New Roman" w:eastAsia="Times New Roman" w:hAnsi="Times New Roman" w:cs="Times New Roman"/>
+          <w:sz w:val="24"/>
+          <w:szCs w:val="24"/>
+          <w:lang w:eastAsia="es-MX"/>
+        </w:rPr>
+      </w:pPr>
+      <w:r>
+        <w:rPr>
+          <w:rFonts w:ascii="Times New Roman" w:eastAsia="Times New Roman" w:hAnsi="Times New Roman" w:cs="Times New Roman"/>
+          <w:sz w:val="24"/>
+          <w:szCs w:val="24"/>
+          <w:lang w:eastAsia="es-MX"/>
+        </w:rPr>
+        <w:t>El objetivo del sistema es ayudar al usuario a llevar un mejor control de sus productos y ventas, optimizando el tiempo y reduciendo errores en los procesos.</w:t>
+      </w:r>
+    </w:p>
+    <w:p>
+      <w:pPr>
+        <w:spacing w:after="0" w:line="240" w:lineRule="auto"/>
+        <w:rPr>
+          <w:rFonts w:ascii="Times New Roman" w:eastAsia="Times New Roman" w:hAnsi="Times New Roman" w:cs="Times New Roman"/>
+          <w:sz w:val="24"/>
+          <w:szCs w:val="24"/>
+          <w:lang w:eastAsia="es-MX"/>
+        </w:rPr>
+      </w:pPr>
+      <w:r>
+        <w:rPr>
+          <w:rFonts w:ascii="Times New Roman" w:eastAsia="Times New Roman" w:hAnsi="Times New Roman" w:cs="Times New Roman"/>
+          <w:sz w:val="24"/>
+          <w:szCs w:val="24"/>
+          <w:lang w:eastAsia="es-MX"/>
+        </w:rPr>
+        <w:pict>
+          <v:rect id="_x0000_i1027" style="width:0;height:1.5pt" o:hralign="center" o:hrstd="t" o:hr="t" fillcolor="#a0a0a0" stroked="f"/>
+        </w:pict>
+      </w:r>
+    </w:p>
+    <w:p>
+      <w:pPr>
+        <w:spacing w:before="100" w:beforeAutospacing="1" w:after="100" w:afterAutospacing="1" w:line="240" w:lineRule="auto"/>
+        <w:outlineLvl w:val="2"/>
+        <w:rPr>
+          <w:rFonts w:ascii="Times New Roman" w:eastAsia="Times New Roman" w:hAnsi="Times New Roman" w:cs="Times New Roman"/>
+          <w:b/>
+          <w:bCs/>
+          <w:sz w:val="27"/>
+          <w:szCs w:val="27"/>
+          <w:lang w:eastAsia="es-MX"/>
+        </w:rPr>
+      </w:pPr>
+      <w:r>
+        <w:rPr>
+          <w:rFonts w:ascii="Times New Roman" w:eastAsia="Times New Roman" w:hAnsi="Times New Roman" w:cs="Times New Roman"/>
+          <w:b/>
+          <w:bCs/>
+          <w:sz w:val="27"/>
+          <w:szCs w:val="27"/>
+          <w:lang w:eastAsia="es-MX"/>
+        </w:rPr>
+        <w:t>3. Menú Principal</w:t>
+      </w:r>
+    </w:p>
+    <w:p>
+      <w:pPr>
+        <w:spacing w:before="100" w:beforeAutospacing="1" w:after="100" w:afterAutospacing="1" w:line="240" w:lineRule="auto"/>
+        <w:rPr>
+          <w:rFonts w:ascii="Times New Roman" w:eastAsia="Times New Roman" w:hAnsi="Times New Roman" w:cs="Times New Roman"/>
+          <w:sz w:val="24"/>
+          <w:szCs w:val="24"/>
+          <w:lang w:eastAsia="es-MX"/>
+        </w:rPr>
+      </w:pPr>
+      <w:r>
+        <w:rPr>
+          <w:rFonts w:ascii="Times New Roman" w:eastAsia="Times New Roman" w:hAnsi="Times New Roman" w:cs="Times New Roman"/>
+          <w:sz w:val="24"/>
+          <w:szCs w:val="24"/>
+          <w:lang w:eastAsia="es-MX"/>
+        </w:rPr>
+        <w:t>Al iniciar el programa se muestra el menú principal, el cual contiene las siguientes opciones:</w:t>
+      </w:r>
+    </w:p>
+    <w:p>
+      <w:pPr>
+        <w:numPr>
+          <w:ilvl w:val="0"/>
+          <w:numId w:val="1"/>
+        </w:numPr>
+        <w:spacing w:before="100" w:beforeAutospacing="1" w:after="100" w:afterAutospacing="1" w:line="240" w:lineRule="auto"/>
+        <w:rPr>
+          <w:rFonts w:ascii="Times New Roman" w:eastAsia="Times New Roman" w:hAnsi="Times New Roman" w:cs="Times New Roman"/>
+          <w:sz w:val="24"/>
+          <w:szCs w:val="24"/>
+          <w:lang w:eastAsia="es-MX"/>
+        </w:rPr>
+      </w:pPr>
+      <w:r>
+        <w:rPr>
+          <w:rFonts w:ascii="Times New Roman" w:eastAsia="Times New Roman" w:hAnsi="Times New Roman" w:cs="Times New Roman"/>
+          <w:sz w:val="24"/>
+          <w:szCs w:val="24"/>
+          <w:lang w:eastAsia="es-MX"/>
+        </w:rPr>
+        <w:t xml:space="preserve">Registro de Productos </w:t>
+      </w:r>
+    </w:p>
+    <w:p>
+      <w:pPr>
+        <w:numPr>
+          <w:ilvl w:val="0"/>
+          <w:numId w:val="1"/>
+        </w:numPr>
+        <w:spacing w:before="100" w:beforeAutospacing="1" w:after="100" w:afterAutospacing="1" w:line="240" w:lineRule="auto"/>
+        <w:rPr>
+          <w:rFonts w:ascii="Times New Roman" w:eastAsia="Times New Roman" w:hAnsi="Times New Roman" w:cs="Times New Roman"/>
+          <w:sz w:val="24"/>
+          <w:szCs w:val="24"/>
+          <w:lang w:eastAsia="es-MX"/>
+        </w:rPr>
+      </w:pPr>
+      <w:r>
+        <w:rPr>
+          <w:rFonts w:ascii="Times New Roman" w:eastAsia="Times New Roman" w:hAnsi="Times New Roman" w:cs="Times New Roman"/>
+          <w:sz w:val="24"/>
+          <w:szCs w:val="24"/>
+          <w:lang w:eastAsia="es-MX"/>
+        </w:rPr>
+        <w:t xml:space="preserve">Registro de Ventas </w:t>
+      </w:r>
+    </w:p>
+    <w:p>
+      <w:pPr>
+        <w:numPr>
+          <w:ilvl w:val="0"/>
+          <w:numId w:val="1"/>
+        </w:numPr>
+        <w:spacing w:before="100" w:beforeAutospacing="1" w:after="100" w:afterAutospacing="1" w:line="240" w:lineRule="auto"/>
+        <w:rPr>
+          <w:rFonts w:ascii="Times New Roman" w:eastAsia="Times New Roman" w:hAnsi="Times New Roman" w:cs="Times New Roman"/>
+          <w:sz w:val="24"/>
+          <w:szCs w:val="24"/>
+          <w:lang w:eastAsia="es-MX"/>
+        </w:rPr>
+      </w:pPr>
+      <w:r>
+        <w:rPr>
+          <w:rFonts w:ascii="Times New Roman" w:eastAsia="Times New Roman" w:hAnsi="Times New Roman" w:cs="Times New Roman"/>
+          <w:sz w:val="24"/>
+          <w:szCs w:val="24"/>
+          <w:lang w:eastAsia="es-MX"/>
+        </w:rPr>
+        <w:t xml:space="preserve">Reportes </w:t>
+      </w:r>
+    </w:p>
+    <w:p>
+      <w:pPr>
+        <w:numPr>
+          <w:ilvl w:val="0"/>
+          <w:numId w:val="1"/>
+        </w:numPr>
+        <w:spacing w:before="100" w:beforeAutospacing="1" w:after="100" w:afterAutospacing="1" w:line="240" w:lineRule="auto"/>
+        <w:rPr>
+          <w:rFonts w:ascii="Times New Roman" w:eastAsia="Times New Roman" w:hAnsi="Times New Roman" w:cs="Times New Roman"/>
+          <w:sz w:val="24"/>
+          <w:szCs w:val="24"/>
+          <w:lang w:eastAsia="es-MX"/>
+        </w:rPr>
+      </w:pPr>
+      <w:r>
+        <w:rPr>
+          <w:rFonts w:ascii="Times New Roman" w:eastAsia="Times New Roman" w:hAnsi="Times New Roman" w:cs="Times New Roman"/>
+          <w:sz w:val="24"/>
+          <w:szCs w:val="24"/>
+          <w:lang w:eastAsia="es-MX"/>
+        </w:rPr>
+        <w:t xml:space="preserve">Acerca de </w:t>
+      </w:r>
+    </w:p>
+    <w:p>
+      <w:pPr>
+        <w:spacing w:before="100" w:beforeAutospacing="1" w:after="100" w:afterAutospacing="1" w:line="240" w:lineRule="auto"/>
+        <w:rPr>
+          <w:rFonts w:ascii="Times New Roman" w:eastAsia="Times New Roman" w:hAnsi="Times New Roman" w:cs="Times New Roman"/>
+          <w:sz w:val="24"/>
+          <w:szCs w:val="24"/>
+          <w:lang w:eastAsia="es-MX"/>
+        </w:rPr>
+      </w:pPr>
+      <w:r>
+        <w:rPr>
+          <w:rFonts w:ascii="Times New Roman" w:eastAsia="Times New Roman" w:hAnsi="Times New Roman" w:cs="Times New Roman"/>
+          <w:sz w:val="24"/>
+          <w:szCs w:val="24"/>
+          <w:lang w:eastAsia="es-MX"/>
+        </w:rPr>
+        <w:t>Cada opción permite acceder a una función específica del sistema.</w:t>
+      </w:r>
+    </w:p>
+    <w:p>
+      <w:pPr>
+        <w:spacing w:after="0" w:line="240" w:lineRule="auto"/>
+        <w:rPr>
+          <w:rFonts w:ascii="Times New Roman" w:eastAsia="Times New Roman" w:hAnsi="Times New Roman" w:cs="Times New Roman"/>
+          <w:sz w:val="24"/>
+          <w:szCs w:val="24"/>
+          <w:lang w:eastAsia="es-MX"/>
+        </w:rPr>
+      </w:pPr>
+      <w:r>
+        <w:rPr>
+          <w:rFonts w:ascii="Times New Roman" w:eastAsia="Times New Roman" w:hAnsi="Times New Roman" w:cs="Times New Roman"/>
+          <w:sz w:val="24"/>
+          <w:szCs w:val="24"/>
+          <w:lang w:eastAsia="es-MX"/>
+        </w:rPr>
+        <w:pict>
+          <v:rect id="_x0000_i1028" style="width:0;height:1.5pt" o:hralign="center" o:hrstd="t" o:hr="t" fillcolor="#a0a0a0" stroked="f"/>
+        </w:pict>
+      </w:r>
+    </w:p>
+    <w:p>
+      <w:pPr>
+        <w:spacing w:before="100" w:beforeAutospacing="1" w:after="100" w:afterAutospacing="1" w:line="240" w:lineRule="auto"/>
+        <w:outlineLvl w:val="2"/>
+        <w:rPr>
+          <w:rFonts w:ascii="Times New Roman" w:eastAsia="Times New Roman" w:hAnsi="Times New Roman" w:cs="Times New Roman"/>
+          <w:b/>
+          <w:bCs/>
+          <w:sz w:val="27"/>
+          <w:szCs w:val="27"/>
+          <w:lang w:eastAsia="es-MX"/>
+        </w:rPr>
+      </w:pPr>
+      <w:r>
+        <w:rPr>
+          <w:rFonts w:ascii="Times New Roman" w:eastAsia="Times New Roman" w:hAnsi="Times New Roman" w:cs="Times New Roman"/>
+          <w:b/>
+          <w:bCs/>
+          <w:sz w:val="27"/>
+          <w:szCs w:val="27"/>
+          <w:lang w:eastAsia="es-MX"/>
+        </w:rPr>
+        <w:lastRenderedPageBreak/>
+        <w:t>4. Registro de Productos</w:t>
+      </w:r>
+    </w:p>
+    <w:p>
+      <w:pPr>
+        <w:spacing w:before="100" w:beforeAutospacing="1" w:after="100" w:afterAutospacing="1" w:line="240" w:lineRule="auto"/>
+        <w:rPr>
+          <w:rFonts w:ascii="Times New Roman" w:eastAsia="Times New Roman" w:hAnsi="Times New Roman" w:cs="Times New Roman"/>
+          <w:sz w:val="24"/>
+          <w:szCs w:val="24"/>
+          <w:lang w:eastAsia="es-MX"/>
+        </w:rPr>
+      </w:pPr>
+      <w:r>
+        <w:rPr>
+          <w:rFonts w:ascii="Times New Roman" w:eastAsia="Times New Roman" w:hAnsi="Times New Roman" w:cs="Times New Roman"/>
+          <w:sz w:val="24"/>
+          <w:szCs w:val="24"/>
+          <w:lang w:eastAsia="es-MX"/>
+        </w:rPr>
+        <w:t>En esta sección el usuario puede:</w:t>
+      </w:r>
+    </w:p>
+    <w:p>
+      <w:pPr>
+        <w:numPr>
+          <w:ilvl w:val="0"/>
+          <w:numId w:val="2"/>
+        </w:numPr>
+        <w:spacing w:before="100" w:beforeAutospacing="1" w:after="100" w:afterAutospacing="1" w:line="240" w:lineRule="auto"/>
+        <w:rPr>
+          <w:rFonts w:ascii="Times New Roman" w:eastAsia="Times New Roman" w:hAnsi="Times New Roman" w:cs="Times New Roman"/>
+          <w:sz w:val="24"/>
+          <w:szCs w:val="24"/>
+          <w:lang w:eastAsia="es-MX"/>
+        </w:rPr>
+      </w:pPr>
+      <w:r>
+        <w:rPr>
+          <w:rFonts w:ascii="Times New Roman" w:eastAsia="Times New Roman" w:hAnsi="Times New Roman" w:cs="Times New Roman"/>
+          <w:sz w:val="24"/>
+          <w:szCs w:val="24"/>
+          <w:lang w:eastAsia="es-MX"/>
+        </w:rPr>
+        <w:t xml:space="preserve">Agregar nuevos productos </w:t>
+      </w:r>
+    </w:p>
+    <w:p>
+      <w:pPr>
+        <w:numPr>
+          <w:ilvl w:val="0"/>
+          <w:numId w:val="2"/>
+        </w:numPr>
+        <w:spacing w:before="100" w:beforeAutospacing="1" w:after="100" w:afterAutospacing="1" w:line="240" w:lineRule="auto"/>
+        <w:rPr>
+          <w:rFonts w:ascii="Times New Roman" w:eastAsia="Times New Roman" w:hAnsi="Times New Roman" w:cs="Times New Roman"/>
+          <w:sz w:val="24"/>
+          <w:szCs w:val="24"/>
+          <w:lang w:eastAsia="es-MX"/>
+        </w:rPr>
+      </w:pPr>
+      <w:r>
+        <w:rPr>
+          <w:rFonts w:ascii="Times New Roman" w:eastAsia="Times New Roman" w:hAnsi="Times New Roman" w:cs="Times New Roman"/>
+          <w:sz w:val="24"/>
+          <w:szCs w:val="24"/>
+          <w:lang w:eastAsia="es-MX"/>
+        </w:rPr>
+        <w:t xml:space="preserve">Modificar productos existentes </w:t>
+      </w:r>
+    </w:p>
+    <w:p>
+      <w:pPr>
+        <w:numPr>
+          <w:ilvl w:val="0"/>
+          <w:numId w:val="2"/>
+        </w:numPr>
+        <w:spacing w:before="100" w:beforeAutospacing="1" w:after="100" w:afterAutospacing="1" w:line="240" w:lineRule="auto"/>
+        <w:rPr>
+          <w:rFonts w:ascii="Times New Roman" w:eastAsia="Times New Roman" w:hAnsi="Times New Roman" w:cs="Times New Roman"/>
+          <w:sz w:val="24"/>
+          <w:szCs w:val="24"/>
+          <w:lang w:eastAsia="es-MX"/>
+        </w:rPr>
+      </w:pPr>
+      <w:r>
+        <w:rPr>
+          <w:rFonts w:ascii="Times New Roman" w:eastAsia="Times New Roman" w:hAnsi="Times New Roman" w:cs="Times New Roman"/>
+          <w:sz w:val="24"/>
+          <w:szCs w:val="24"/>
+          <w:lang w:eastAsia="es-MX"/>
+        </w:rPr>
+        <w:t xml:space="preserve">Eliminar productos </w:t>
+      </w:r>
+    </w:p>
+    <w:p>
+      <w:pPr>
+        <w:numPr>
+          <w:ilvl w:val="0"/>
+          <w:numId w:val="2"/>
+        </w:numPr>
+        <w:spacing w:before="100" w:beforeAutospacing="1" w:after="100" w:afterAutospacing="1" w:line="240" w:lineRule="auto"/>
+        <w:rPr>
+          <w:rFonts w:ascii="Times New Roman" w:eastAsia="Times New Roman" w:hAnsi="Times New Roman" w:cs="Times New Roman"/>
+          <w:sz w:val="24"/>
+          <w:szCs w:val="24"/>
+          <w:lang w:eastAsia="es-MX"/>
+        </w:rPr>
+      </w:pPr>
+      <w:r>
+        <w:rPr>
+          <w:rFonts w:ascii="Times New Roman" w:eastAsia="Times New Roman" w:hAnsi="Times New Roman" w:cs="Times New Roman"/>
+          <w:sz w:val="24"/>
+          <w:szCs w:val="24"/>
+          <w:lang w:eastAsia="es-MX"/>
+        </w:rPr>
+        <w:t xml:space="preserve">Consultar la lista de productos </w:t>
+      </w:r>
+    </w:p>
+    <w:p>
+      <w:pPr>
+        <w:spacing w:before="100" w:beforeAutospacing="1" w:after="100" w:afterAutospacing="1" w:line="240" w:lineRule="auto"/>
+        <w:rPr>
+          <w:rFonts w:ascii="Times New Roman" w:eastAsia="Times New Roman" w:hAnsi="Times New Roman" w:cs="Times New Roman"/>
+          <w:sz w:val="24"/>
+          <w:szCs w:val="24"/>
+          <w:lang w:eastAsia="es-MX"/>
+        </w:rPr>
+      </w:pPr>
+      <w:r>
+        <w:rPr>
+          <w:rFonts w:ascii="Times New Roman" w:eastAsia="Times New Roman" w:hAnsi="Times New Roman" w:cs="Times New Roman"/>
+          <w:sz w:val="24"/>
+          <w:szCs w:val="24"/>
+          <w:lang w:eastAsia="es-MX"/>
+        </w:rPr>
+        <w:t>Es importante ingresar correctamente los datos para mantener un buen control del inventario.</w:t>
+      </w:r>
+    </w:p>
+    <w:p>
+      <w:pPr>
+        <w:spacing w:after="0" w:line="240" w:lineRule="auto"/>
+        <w:rPr>
+          <w:rFonts w:ascii="Times New Roman" w:eastAsia="Times New Roman" w:hAnsi="Times New Roman" w:cs="Times New Roman"/>
+          <w:sz w:val="24"/>
+          <w:szCs w:val="24"/>
+          <w:lang w:eastAsia="es-MX"/>
+        </w:rPr>
+      </w:pPr>
+      <w:r>
+        <w:rPr>
+          <w:rFonts w:ascii="Times New Roman" w:eastAsia="Times New Roman" w:hAnsi="Times New Roman" w:cs="Times New Roman"/>
+          <w:sz w:val="24"/>
+          <w:szCs w:val="24"/>
+          <w:lang w:eastAsia="es-MX"/>
+        </w:rPr>
+        <w:pict>
+          <v:rect id="_x0000_i1029" style="width:0;height:1.5pt" o:hralign="center" o:hrstd="t" o:hr="t" fillcolor="#a0a0a0" stroked="f"/>
+        </w:pict>
+      </w:r>
+    </w:p>
+    <w:p>
+      <w:pPr>
+        <w:spacing w:before="100" w:beforeAutospacing="1" w:after="100" w:afterAutospacing="1" w:line="240" w:lineRule="auto"/>
+        <w:outlineLvl w:val="2"/>
+        <w:rPr>
+          <w:rFonts w:ascii="Times New Roman" w:eastAsia="Times New Roman" w:hAnsi="Times New Roman" w:cs="Times New Roman"/>
+          <w:b/>
+          <w:bCs/>
+          <w:sz w:val="27"/>
+          <w:szCs w:val="27"/>
+          <w:lang w:eastAsia="es-MX"/>
+        </w:rPr>
+      </w:pPr>
+      <w:r>
+        <w:rPr>
+          <w:rFonts w:ascii="Times New Roman" w:eastAsia="Times New Roman" w:hAnsi="Times New Roman" w:cs="Times New Roman"/>
+          <w:b/>
+          <w:bCs/>
+          <w:sz w:val="27"/>
+          <w:szCs w:val="27"/>
+          <w:lang w:eastAsia="es-MX"/>
+        </w:rPr>
+        <w:t>5. Registro de Ventas</w:t>
+      </w:r>
+    </w:p>
+    <w:p>
+      <w:pPr>
+        <w:spacing w:before="100" w:beforeAutospacing="1" w:after="100" w:afterAutospacing="1" w:line="240" w:lineRule="auto"/>
+        <w:rPr>
+          <w:rFonts w:ascii="Times New Roman" w:eastAsia="Times New Roman" w:hAnsi="Times New Roman" w:cs="Times New Roman"/>
+          <w:sz w:val="24"/>
+          <w:szCs w:val="24"/>
+          <w:lang w:eastAsia="es-MX"/>
+        </w:rPr>
+      </w:pPr>
+      <w:r>
+        <w:rPr>
+          <w:rFonts w:ascii="Times New Roman" w:eastAsia="Times New Roman" w:hAnsi="Times New Roman" w:cs="Times New Roman"/>
+          <w:sz w:val="24"/>
+          <w:szCs w:val="24"/>
+          <w:lang w:eastAsia="es-MX"/>
+        </w:rPr>
+        <w:t>En esta opción se realizan las ventas del negocio:</w:t>
+      </w:r>
+    </w:p>
+    <w:p>
+      <w:pPr>
+        <w:numPr>
+          <w:ilvl w:val="0"/>
+          <w:numId w:val="3"/>
+        </w:numPr>
+        <w:spacing w:before="100" w:beforeAutospacing="1" w:after="100" w:afterAutospacing="1" w:line="240" w:lineRule="auto"/>
+        <w:rPr>
+          <w:rFonts w:ascii="Times New Roman" w:eastAsia="Times New Roman" w:hAnsi="Times New Roman" w:cs="Times New Roman"/>
+          <w:sz w:val="24"/>
+          <w:szCs w:val="24"/>
+          <w:lang w:eastAsia="es-MX"/>
+        </w:rPr>
+      </w:pPr>
+      <w:r>
+        <w:rPr>
+          <w:rFonts w:ascii="Times New Roman" w:eastAsia="Times New Roman" w:hAnsi="Times New Roman" w:cs="Times New Roman"/>
+          <w:sz w:val="24"/>
+          <w:szCs w:val="24"/>
+          <w:lang w:eastAsia="es-MX"/>
+        </w:rPr>
+        <w:t xml:space="preserve">Seleccionar productos </w:t>
+      </w:r>
+    </w:p>
+    <w:p>
+      <w:pPr>
+        <w:numPr>
+          <w:ilvl w:val="0"/>
+          <w:numId w:val="3"/>
+        </w:numPr>
+        <w:spacing w:before="100" w:beforeAutospacing="1" w:after="100" w:afterAutospacing="1" w:line="240" w:lineRule="auto"/>
+        <w:rPr>
+          <w:rFonts w:ascii="Times New Roman" w:eastAsia="Times New Roman" w:hAnsi="Times New Roman" w:cs="Times New Roman"/>
+          <w:sz w:val="24"/>
+          <w:szCs w:val="24"/>
+          <w:lang w:eastAsia="es-MX"/>
+        </w:rPr>
+      </w:pPr>
+      <w:r>
+        <w:rPr>
+          <w:rFonts w:ascii="Times New Roman" w:eastAsia="Times New Roman" w:hAnsi="Times New Roman" w:cs="Times New Roman"/>
+          <w:sz w:val="24"/>
+          <w:szCs w:val="24"/>
+          <w:lang w:eastAsia="es-MX"/>
+        </w:rPr>
+        <w:t xml:space="preserve">Indicar la cantidad </w:t>
+      </w:r>
+    </w:p>
+    <w:p>
+      <w:pPr>
+        <w:numPr>
+          <w:ilvl w:val="0"/>
+          <w:numId w:val="3"/>
+        </w:numPr>
+        <w:spacing w:before="100" w:beforeAutospacing="1" w:after="100" w:afterAutospacing="1" w:line="240" w:lineRule="auto"/>
+        <w:rPr>
+          <w:rFonts w:ascii="Times New Roman" w:eastAsia="Times New Roman" w:hAnsi="Times New Roman" w:cs="Times New Roman"/>
+          <w:sz w:val="24"/>
+          <w:szCs w:val="24"/>
+          <w:lang w:eastAsia="es-MX"/>
+        </w:rPr>
+      </w:pPr>
+      <w:r>
+        <w:rPr>
+          <w:rFonts w:ascii="Times New Roman" w:eastAsia="Times New Roman" w:hAnsi="Times New Roman" w:cs="Times New Roman"/>
+          <w:sz w:val="24"/>
+          <w:szCs w:val="24"/>
+          <w:lang w:eastAsia="es-MX"/>
+        </w:rPr>
+        <w:t xml:space="preserve">Calcular el total automáticamente </w:t>
+      </w:r>
+    </w:p>
+    <w:p>
+      <w:pPr>
+        <w:numPr>
+          <w:ilvl w:val="0"/>
+          <w:numId w:val="3"/>
+        </w:numPr>
+        <w:spacing w:before="100" w:beforeAutospacing="1" w:after="100" w:afterAutospacing="1" w:line="240" w:lineRule="auto"/>
+        <w:rPr>
+          <w:rFonts w:ascii="Times New Roman" w:eastAsia="Times New Roman" w:hAnsi="Times New Roman" w:cs="Times New Roman"/>
+          <w:sz w:val="24"/>
+          <w:szCs w:val="24"/>
+          <w:lang w:eastAsia="es-MX"/>
+        </w:rPr>
+      </w:pPr>
+      <w:r>
+        <w:rPr>
+          <w:rFonts w:ascii="Times New Roman" w:eastAsia="Times New Roman" w:hAnsi="Times New Roman" w:cs="Times New Roman"/>
+          <w:sz w:val="24"/>
+          <w:szCs w:val="24"/>
+          <w:lang w:eastAsia="es-MX"/>
+        </w:rPr>
+        <w:t xml:space="preserve">Confirmar la venta </w:t>
+      </w:r>
+    </w:p>
+    <w:p>
+      <w:pPr>
+        <w:spacing w:before="100" w:beforeAutospacing="1" w:after="100" w:afterAutospacing="1" w:line="240" w:lineRule="auto"/>
+        <w:rPr>
+          <w:rFonts w:ascii="Times New Roman" w:eastAsia="Times New Roman" w:hAnsi="Times New Roman" w:cs="Times New Roman"/>
+          <w:sz w:val="24"/>
+          <w:szCs w:val="24"/>
+          <w:lang w:eastAsia="es-MX"/>
+        </w:rPr>
+      </w:pPr>
+      <w:r>
+        <w:rPr>
+          <w:rFonts w:ascii="Times New Roman" w:eastAsia="Times New Roman" w:hAnsi="Times New Roman" w:cs="Times New Roman"/>
+          <w:sz w:val="24"/>
+          <w:szCs w:val="24"/>
+          <w:lang w:eastAsia="es-MX"/>
+        </w:rPr>
+        <w:t>El sistema facilita el proceso y reduce errores en los cálculos.</w:t>
+      </w:r>
+    </w:p>
+    <w:p>
+      <w:pPr>
+        <w:spacing w:after="0" w:line="240" w:lineRule="auto"/>
+        <w:rPr>
+          <w:rFonts w:ascii="Times New Roman" w:eastAsia="Times New Roman" w:hAnsi="Times New Roman" w:cs="Times New Roman"/>
+          <w:sz w:val="24"/>
+          <w:szCs w:val="24"/>
+          <w:lang w:eastAsia="es-MX"/>
+        </w:rPr>
+      </w:pPr>
+      <w:r>
+        <w:rPr>
+          <w:rFonts w:ascii="Times New Roman" w:eastAsia="Times New Roman" w:hAnsi="Times New Roman" w:cs="Times New Roman"/>
+          <w:sz w:val="24"/>
+          <w:szCs w:val="24"/>
+          <w:lang w:eastAsia="es-MX"/>
+        </w:rPr>
+        <w:pict>
+          <v:rect id="_x0000_i1030" style="width:0;height:1.5pt" o:hralign="center" o:hrstd="t" o:hr="t" fillcolor="#a0a0a0" stroked="f"/>
+        </w:pict>
+      </w:r>
+    </w:p>
+    <w:p>
+      <w:pPr>
+        <w:spacing w:before="100" w:beforeAutospacing="1" w:after="100" w:afterAutospacing="1" w:line="240" w:lineRule="auto"/>
+        <w:outlineLvl w:val="2"/>
+        <w:rPr>
+          <w:rFonts w:ascii="Times New Roman" w:eastAsia="Times New Roman" w:hAnsi="Times New Roman" w:cs="Times New Roman"/>
+          <w:b/>
+          <w:bCs/>
+          <w:sz w:val="27"/>
+          <w:szCs w:val="27"/>
+          <w:lang w:eastAsia="es-MX"/>
+        </w:rPr>
+      </w:pPr>
+      <w:r>
+        <w:rPr>
+          <w:rFonts w:ascii="Times New Roman" w:eastAsia="Times New Roman" w:hAnsi="Times New Roman" w:cs="Times New Roman"/>
+          <w:b/>
+          <w:bCs/>
+          <w:sz w:val="27"/>
+          <w:szCs w:val="27"/>
+          <w:lang w:eastAsia="es-MX"/>
+        </w:rPr>
+        <w:t>6. Reportes</w:t>
+      </w:r>
+    </w:p>
+    <w:p>
+      <w:pPr>
+        <w:spacing w:before="100" w:beforeAutospacing="1" w:after="100" w:afterAutospacing="1" w:line="240" w:lineRule="auto"/>
+        <w:rPr>
+          <w:rFonts w:ascii="Times New Roman" w:eastAsia="Times New Roman" w:hAnsi="Times New Roman" w:cs="Times New Roman"/>
+          <w:sz w:val="24"/>
+          <w:szCs w:val="24"/>
+          <w:lang w:eastAsia="es-MX"/>
+        </w:rPr>
+      </w:pPr>
+      <w:r>
+        <w:rPr>
+          <w:rFonts w:ascii="Times New Roman" w:eastAsia="Times New Roman" w:hAnsi="Times New Roman" w:cs="Times New Roman"/>
+          <w:sz w:val="24"/>
+          <w:szCs w:val="24"/>
+          <w:lang w:eastAsia="es-MX"/>
+        </w:rPr>
+        <w:t>La sección de reportes permite visualizar información como:</w:t>
+      </w:r>
+    </w:p>
+    <w:p>
+      <w:pPr>
+        <w:numPr>
+          <w:ilvl w:val="0"/>
+          <w:numId w:val="4"/>
+        </w:numPr>
+        <w:spacing w:before="100" w:beforeAutospacing="1" w:after="100" w:afterAutospacing="1" w:line="240" w:lineRule="auto"/>
+        <w:rPr>
+          <w:rFonts w:ascii="Times New Roman" w:eastAsia="Times New Roman" w:hAnsi="Times New Roman" w:cs="Times New Roman"/>
+          <w:sz w:val="24"/>
+          <w:szCs w:val="24"/>
+          <w:lang w:eastAsia="es-MX"/>
+        </w:rPr>
+      </w:pPr>
+      <w:r>
+        <w:rPr>
+          <w:rFonts w:ascii="Times New Roman" w:eastAsia="Times New Roman" w:hAnsi="Times New Roman" w:cs="Times New Roman"/>
+          <w:sz w:val="24"/>
+          <w:szCs w:val="24"/>
+          <w:lang w:eastAsia="es-MX"/>
+        </w:rPr>
+        <w:t xml:space="preserve">Ventas realizadas </w:t>
+      </w:r>
+    </w:p>
+    <w:p>
+      <w:pPr>
+        <w:numPr>
+          <w:ilvl w:val="0"/>
+          <w:numId w:val="4"/>
+        </w:numPr>
+        <w:spacing w:before="100" w:beforeAutospacing="1" w:after="100" w:afterAutospacing="1" w:line="240" w:lineRule="auto"/>
+        <w:rPr>
+          <w:rFonts w:ascii="Times New Roman" w:eastAsia="Times New Roman" w:hAnsi="Times New Roman" w:cs="Times New Roman"/>
+          <w:sz w:val="24"/>
+          <w:szCs w:val="24"/>
+          <w:lang w:eastAsia="es-MX"/>
+        </w:rPr>
+      </w:pPr>
+      <w:r>
+        <w:rPr>
+          <w:rFonts w:ascii="Times New Roman" w:eastAsia="Times New Roman" w:hAnsi="Times New Roman" w:cs="Times New Roman"/>
+          <w:sz w:val="24"/>
+          <w:szCs w:val="24"/>
+          <w:lang w:eastAsia="es-MX"/>
+        </w:rPr>
+        <w:t xml:space="preserve">Resumen de ingresos </w:t>
+      </w:r>
+    </w:p>
+    <w:p>
+      <w:pPr>
+        <w:numPr>
+          <w:ilvl w:val="0"/>
+          <w:numId w:val="4"/>
+        </w:numPr>
+        <w:spacing w:before="100" w:beforeAutospacing="1" w:after="100" w:afterAutospacing="1" w:line="240" w:lineRule="auto"/>
+        <w:rPr>
+          <w:rFonts w:ascii="Times New Roman" w:eastAsia="Times New Roman" w:hAnsi="Times New Roman" w:cs="Times New Roman"/>
+          <w:sz w:val="24"/>
+          <w:szCs w:val="24"/>
+          <w:lang w:eastAsia="es-MX"/>
+        </w:rPr>
+      </w:pPr>
+      <w:r>
+        <w:rPr>
+          <w:rFonts w:ascii="Times New Roman" w:eastAsia="Times New Roman" w:hAnsi="Times New Roman" w:cs="Times New Roman"/>
+          <w:sz w:val="24"/>
+          <w:szCs w:val="24"/>
+          <w:lang w:eastAsia="es-MX"/>
+        </w:rPr>
+        <w:t xml:space="preserve">Información general del negocio </w:t>
+      </w:r>
+    </w:p>
+    <w:p>
+      <w:pPr>
+        <w:spacing w:before="100" w:beforeAutospacing="1" w:after="100" w:afterAutospacing="1" w:line="240" w:lineRule="auto"/>
+        <w:rPr>
+          <w:rFonts w:ascii="Times New Roman" w:eastAsia="Times New Roman" w:hAnsi="Times New Roman" w:cs="Times New Roman"/>
+          <w:sz w:val="24"/>
+          <w:szCs w:val="24"/>
+          <w:lang w:eastAsia="es-MX"/>
+        </w:rPr>
+      </w:pPr>
+      <w:r>
+        <w:rPr>
+          <w:rFonts w:ascii="Times New Roman" w:eastAsia="Times New Roman" w:hAnsi="Times New Roman" w:cs="Times New Roman"/>
+          <w:sz w:val="24"/>
+          <w:szCs w:val="24"/>
+          <w:lang w:eastAsia="es-MX"/>
+        </w:rPr>
+        <w:t>Estos datos ayudan a tomar mejores decisiones.</w:t>
+      </w:r>
+    </w:p>
+    <w:p>
+      <w:pPr>
+        <w:spacing w:after="0" w:line="240" w:lineRule="auto"/>
+        <w:rPr>
+          <w:rFonts w:ascii="Times New Roman" w:eastAsia="Times New Roman" w:hAnsi="Times New Roman" w:cs="Times New Roman"/>
+          <w:sz w:val="24"/>
+          <w:szCs w:val="24"/>
+          <w:lang w:eastAsia="es-MX"/>
+        </w:rPr>
+      </w:pPr>
+      <w:r>
+        <w:rPr>
+          <w:rFonts w:ascii="Times New Roman" w:eastAsia="Times New Roman" w:hAnsi="Times New Roman" w:cs="Times New Roman"/>
+          <w:sz w:val="24"/>
+          <w:szCs w:val="24"/>
+          <w:lang w:eastAsia="es-MX"/>
+        </w:rPr>
+        <w:pict>
+          <v:rect id="_x0000_i1031" style="width:0;height:1.5pt" o:hralign="center" o:hrstd="t" o:hr="t" fillcolor="#a0a0a0" stroked="f"/>
+        </w:pict>
+      </w:r>
+    </w:p>
+    <w:p>
+      <w:pPr>
+        <w:spacing w:before="100" w:beforeAutospacing="1" w:after="100" w:afterAutospacing="1" w:line="240" w:lineRule="auto"/>
+        <w:outlineLvl w:val="2"/>
+        <w:rPr>
+          <w:rFonts w:ascii="Times New Roman" w:eastAsia="Times New Roman" w:hAnsi="Times New Roman" w:cs="Times New Roman"/>
+          <w:b/>
+          <w:bCs/>
+          <w:sz w:val="27"/>
+          <w:szCs w:val="27"/>
+          <w:lang w:eastAsia="es-MX"/>
+        </w:rPr>
+      </w:pPr>
+      <w:r>
+        <w:rPr>
+          <w:rFonts w:ascii="Times New Roman" w:eastAsia="Times New Roman" w:hAnsi="Times New Roman" w:cs="Times New Roman"/>
+          <w:b/>
+          <w:bCs/>
+          <w:sz w:val="27"/>
+          <w:szCs w:val="27"/>
+          <w:lang w:eastAsia="es-MX"/>
+        </w:rPr>
+        <w:t>7. Acerca de</w:t>
+      </w:r>
+    </w:p>
+    <w:p>
+      <w:pPr>
+        <w:spacing w:before="100" w:beforeAutospacing="1" w:after="100" w:afterAutospacing="1" w:line="240" w:lineRule="auto"/>
+        <w:rPr>
+          <w:rFonts w:ascii="Times New Roman" w:eastAsia="Times New Roman" w:hAnsi="Times New Roman" w:cs="Times New Roman"/>
+          <w:sz w:val="24"/>
+          <w:szCs w:val="24"/>
+          <w:lang w:eastAsia="es-MX"/>
+        </w:rPr>
+      </w:pPr>
+      <w:r>
+        <w:rPr>
+          <w:rFonts w:ascii="Times New Roman" w:eastAsia="Times New Roman" w:hAnsi="Times New Roman" w:cs="Times New Roman"/>
+          <w:sz w:val="24"/>
+          <w:szCs w:val="24"/>
+          <w:lang w:eastAsia="es-MX"/>
+        </w:rPr>
+        <w:t>Muestra información básica del sistema, como el nombre del software y otros datos generales.</w:t>
+      </w:r>
+    </w:p>
+    <w:p>
+      <w:pPr>
+        <w:spacing w:after="0" w:line="240" w:lineRule="auto"/>
+        <w:rPr>
+          <w:rFonts w:ascii="Times New Roman" w:eastAsia="Times New Roman" w:hAnsi="Times New Roman" w:cs="Times New Roman"/>
+          <w:sz w:val="24"/>
+          <w:szCs w:val="24"/>
+          <w:lang w:eastAsia="es-MX"/>
+        </w:rPr>
+      </w:pPr>
+      <w:r>
+        <w:rPr>
+          <w:rFonts w:ascii="Times New Roman" w:eastAsia="Times New Roman" w:hAnsi="Times New Roman" w:cs="Times New Roman"/>
+          <w:sz w:val="24"/>
+          <w:szCs w:val="24"/>
+          <w:lang w:eastAsia="es-MX"/>
+        </w:rPr>
+        <w:pict>
+          <v:rect id="_x0000_i1032" style="width:0;height:1.5pt" o:hralign="center" o:hrstd="t" o:hr="t" fillcolor="#a0a0a0" stroked="f"/>
+        </w:pict>
+      </w:r>
+    </w:p>
+    <w:p>
+      <w:pPr>
+        <w:spacing w:before="100" w:beforeAutospacing="1" w:after="100" w:afterAutospacing="1" w:line="240" w:lineRule="auto"/>
+        <w:outlineLvl w:val="2"/>
+        <w:rPr>
+          <w:rFonts w:ascii="Times New Roman" w:eastAsia="Times New Roman" w:hAnsi="Times New Roman" w:cs="Times New Roman"/>
+          <w:b/>
+          <w:bCs/>
+          <w:sz w:val="27"/>
+          <w:szCs w:val="27"/>
+          <w:lang w:eastAsia="es-MX"/>
+        </w:rPr>
+      </w:pPr>
+      <w:r>
+        <w:rPr>
+          <w:rFonts w:ascii="Times New Roman" w:eastAsia="Times New Roman" w:hAnsi="Times New Roman" w:cs="Times New Roman"/>
+          <w:b/>
+          <w:bCs/>
+          <w:sz w:val="27"/>
+          <w:szCs w:val="27"/>
+          <w:lang w:eastAsia="es-MX"/>
+        </w:rPr>
+        <w:lastRenderedPageBreak/>
+        <w:t>8. Recomendaciones</w:t>
+      </w:r>
+    </w:p>
+    <w:p>
+      <w:pPr>
+        <w:numPr>
+          <w:ilvl w:val="0"/>
+          <w:numId w:val="5"/>
+        </w:numPr>
+        <w:spacing w:before="100" w:beforeAutospacing="1" w:after="100" w:afterAutospacing="1" w:line="240" w:lineRule="auto"/>
+        <w:rPr>
+          <w:rFonts w:ascii="Times New Roman" w:eastAsia="Times New Roman" w:hAnsi="Times New Roman" w:cs="Times New Roman"/>
+          <w:sz w:val="24"/>
+          <w:szCs w:val="24"/>
+          <w:lang w:eastAsia="es-MX"/>
+        </w:rPr>
+      </w:pPr>
+      <w:r>
+        <w:rPr>
+          <w:rFonts w:ascii="Times New Roman" w:eastAsia="Times New Roman" w:hAnsi="Times New Roman" w:cs="Times New Roman"/>
+          <w:sz w:val="24"/>
+          <w:szCs w:val="24"/>
+          <w:lang w:eastAsia="es-MX"/>
+        </w:rPr>
+        <w:t xml:space="preserve">Mantener actualizada la información de los productos </w:t>
+      </w:r>
+    </w:p>
+    <w:p>
+      <w:pPr>
+        <w:numPr>
+          <w:ilvl w:val="0"/>
+          <w:numId w:val="5"/>
+        </w:numPr>
+        <w:spacing w:before="100" w:beforeAutospacing="1" w:after="100" w:afterAutospacing="1" w:line="240" w:lineRule="auto"/>
+        <w:rPr>
+          <w:rFonts w:ascii="Times New Roman" w:eastAsia="Times New Roman" w:hAnsi="Times New Roman" w:cs="Times New Roman"/>
+          <w:sz w:val="24"/>
+          <w:szCs w:val="24"/>
+          <w:lang w:eastAsia="es-MX"/>
+        </w:rPr>
+      </w:pPr>
+      <w:r>
+        <w:rPr>
+          <w:rFonts w:ascii="Times New Roman" w:eastAsia="Times New Roman" w:hAnsi="Times New Roman" w:cs="Times New Roman"/>
+          <w:sz w:val="24"/>
+          <w:szCs w:val="24"/>
+          <w:lang w:eastAsia="es-MX"/>
+        </w:rPr>
+        <w:t xml:space="preserve">Revisar los datos antes de registrar una venta </w:t>
+      </w:r>
+    </w:p>
+    <w:p>
+      <w:pPr>
+        <w:numPr>
+          <w:ilvl w:val="0"/>
+          <w:numId w:val="5"/>
+        </w:numPr>
+        <w:spacing w:before="100" w:beforeAutospacing="1" w:after="100" w:afterAutospacing="1" w:line="240" w:lineRule="auto"/>
+        <w:rPr>
+          <w:rFonts w:ascii="Times New Roman" w:eastAsia="Times New Roman" w:hAnsi="Times New Roman" w:cs="Times New Roman"/>
+          <w:sz w:val="24"/>
+          <w:szCs w:val="24"/>
+          <w:lang w:eastAsia="es-MX"/>
+        </w:rPr>
+      </w:pPr>
+      <w:r>
+        <w:rPr>
+          <w:rFonts w:ascii="Times New Roman" w:eastAsia="Times New Roman" w:hAnsi="Times New Roman" w:cs="Times New Roman"/>
+          <w:sz w:val="24"/>
+          <w:szCs w:val="24"/>
+          <w:lang w:eastAsia="es-MX"/>
+        </w:rPr>
+        <w:t xml:space="preserve">Consultar los reportes periódicamente </w:t>
+      </w:r>
+    </w:p>
+    <w:p>
+      <w:pPr>
+        <w:numPr>
+          <w:ilvl w:val="0"/>
+          <w:numId w:val="5"/>
+        </w:numPr>
+        <w:spacing w:before="100" w:beforeAutospacing="1" w:after="100" w:afterAutospacing="1" w:line="240" w:lineRule="auto"/>
+        <w:rPr>
+          <w:rFonts w:ascii="Times New Roman" w:eastAsia="Times New Roman" w:hAnsi="Times New Roman" w:cs="Times New Roman"/>
+          <w:sz w:val="24"/>
+          <w:szCs w:val="24"/>
+          <w:lang w:eastAsia="es-MX"/>
+        </w:rPr>
+      </w:pPr>
+      <w:r>
+        <w:rPr>
+          <w:rFonts w:ascii="Times New Roman" w:eastAsia="Times New Roman" w:hAnsi="Times New Roman" w:cs="Times New Roman"/>
+          <w:sz w:val="24"/>
+          <w:szCs w:val="24"/>
+          <w:lang w:eastAsia="es-MX"/>
+        </w:rPr>
+        <w:t xml:space="preserve">Realizar respaldos de la información </w:t>
+      </w:r>
+    </w:p>
+    <w:p>
+      <w:pPr>
+        <w:spacing w:after="0" w:line="240" w:lineRule="auto"/>
+        <w:rPr>
+          <w:rFonts w:ascii="Times New Roman" w:eastAsia="Times New Roman" w:hAnsi="Times New Roman" w:cs="Times New Roman"/>
+          <w:sz w:val="24"/>
+          <w:szCs w:val="24"/>
+          <w:lang w:eastAsia="es-MX"/>
+        </w:rPr>
+      </w:pPr>
+      <w:r>
+        <w:rPr>
+          <w:rFonts w:ascii="Times New Roman" w:eastAsia="Times New Roman" w:hAnsi="Times New Roman" w:cs="Times New Roman"/>
+          <w:sz w:val="24"/>
+          <w:szCs w:val="24"/>
+          <w:lang w:eastAsia="es-MX"/>
+        </w:rPr>
+        <w:pict>
+          <v:rect id="_x0000_i1033" style="width:0;height:1.5pt" o:hralign="center" o:hrstd="t" o:hr="t" fillcolor="#a0a0a0" stroked="f"/>
+        </w:pict>
+      </w:r>
+    </w:p>
+    <w:p>
+      <w:pPr>
+        <w:pStyle w:val="Ttulo1"/>
+        <w:rPr>
+          <w:rFonts w:ascii="Times New Roman" w:eastAsia="Times New Roman" w:hAnsi="Times New Roman" w:cs="Times New Roman"/>
+          <w:b/>
+          <w:bCs/>
+          <w:color w:val="auto"/>
+          <w:kern w:val="36"/>
+          <w:sz w:val="48"/>
+          <w:szCs w:val="48"/>
+          <w:lang w:eastAsia="es-MX"/>
+        </w:rPr>
+      </w:pPr>
+      <w:r>
+        <w:rPr>
+          <w:rFonts w:ascii="Times New Roman" w:eastAsia="Times New Roman" w:hAnsi="Times New Roman" w:cs="Times New Roman"/>
+          <w:b/>
+          <w:bCs/>
+          <w:sz w:val="27"/>
+          <w:szCs w:val="27"/>
+          <w:lang w:eastAsia="es-MX"/>
+        </w:rPr>
+        <w:t>9. Conclusión</w:t>
+      </w:r>
+      <w:r>
+        <w:rPr>
+          <w:rFonts w:ascii="Times New Roman" w:eastAsia="Times New Roman" w:hAnsi="Times New Roman" w:cs="Times New Roman"/>
+          <w:b/>
+          <w:bCs/>
+          <w:sz w:val="27"/>
+          <w:szCs w:val="27"/>
+          <w:lang w:eastAsia="es-MX"/>
+        </w:rPr>
+        <w:t xml:space="preserve">   </w:t>
+      </w:r>
+      <w:r>
+        <w:rPr>
+          <w:rFonts w:ascii="Times New Roman" w:eastAsia="Times New Roman" w:hAnsi="Times New Roman" w:cs="Times New Roman"/>
+          <w:b/>
+          <w:bCs/>
+          <w:color w:val="auto"/>
+          <w:kern w:val="36"/>
+          <w:sz w:val="48"/>
+          <w:szCs w:val="48"/>
+          <w:lang w:eastAsia="es-MX"/>
+        </w:rPr>
+        <w:t>Manual de Usuario</w:t>
+      </w:r>
+    </w:p>
+    <w:p>
+      <w:pPr>
+        <w:spacing w:before="100" w:beforeAutospacing="1" w:after="100" w:afterAutospacing="1" w:line="240" w:lineRule="auto"/>
+        <w:outlineLvl w:val="1"/>
+        <w:rPr>
+          <w:rFonts w:ascii="Times New Roman" w:eastAsia="Times New Roman" w:hAnsi="Times New Roman" w:cs="Times New Roman"/>
+          <w:b/>
+          <w:bCs/>
+          <w:sz w:val="36"/>
+          <w:szCs w:val="36"/>
+          <w:lang w:eastAsia="es-MX"/>
+        </w:rPr>
+      </w:pPr>
+      <w:r>
+        <w:rPr>
+          <w:rFonts w:ascii="Times New Roman" w:eastAsia="Times New Roman" w:hAnsi="Times New Roman" w:cs="Times New Roman"/>
+          <w:b/>
+          <w:bCs/>
+          <w:sz w:val="36"/>
+          <w:szCs w:val="36"/>
+          <w:lang w:eastAsia="es-MX"/>
+        </w:rPr>
+        <w:t xml:space="preserve">Software de Punto de Venta </w:t>
+      </w:r>
+      <w:r>
+        <w:rPr>
+          <w:rFonts w:ascii="Times New Roman" w:eastAsia="Times New Roman" w:hAnsi="Times New Roman" w:cs="Times New Roman"/>
+          <w:b/>
+          <w:bCs/>
+          <w:sz w:val="36"/>
+          <w:szCs w:val="36"/>
+          <w:lang w:eastAsia="es-MX"/>
+        </w:rPr>
+        <w:t>Rodríguez</w:t>
+      </w:r>
+    </w:p>
+    <w:p>
+      <w:pPr>
+        <w:spacing w:after="0" w:line="240" w:lineRule="auto"/>
+        <w:rPr>
+          <w:rFonts w:ascii="Times New Roman" w:eastAsia="Times New Roman" w:hAnsi="Times New Roman" w:cs="Times New Roman"/>
+          <w:sz w:val="24"/>
+          <w:szCs w:val="24"/>
+          <w:lang w:eastAsia="es-MX"/>
+        </w:rPr>
+      </w:pPr>
+      <w:r>
+        <w:rPr>
+          <w:rFonts w:ascii="Times New Roman" w:eastAsia="Times New Roman" w:hAnsi="Times New Roman" w:cs="Times New Roman"/>
+          <w:sz w:val="24"/>
+          <w:szCs w:val="24"/>
+          <w:lang w:eastAsia="es-MX"/>
+        </w:rPr>
+        <w:pict>
+          <v:rect id="_x0000_i1043" style="width:0;height:1.5pt" o:hralign="center" o:hrstd="t" o:hr="t" fillcolor="#a0a0a0" stroked="f"/>
+        </w:pict>
+      </w:r>
+    </w:p>
+    <w:p>
+      <w:pPr>
+        <w:pStyle w:val="Sinespaciado"/>
+        <w:pBdr>
+          <w:top w:val="single" w:sz="4" w:space="31" w:color="auto"/>
+        </w:pBdr>
+        <w:spacing w:line="360" w:lineRule="auto"/>
       </w:pPr>
     </w:p>
     <w:sectPr>
-      <w:headerReference w:type="even" r:id="rId8"/>
-      <w:headerReference w:type="default" r:id="rId9"/>
-      <w:footerReference w:type="even" r:id="rId10"/>
-      <w:footerReference w:type="default" r:id="rId11"/>
-      <w:headerReference w:type="first" r:id="rId12"/>
-      <w:footerReference w:type="first" r:id="rId13"/>
+      <w:headerReference w:type="even" r:id="rId10"/>
+      <w:headerReference w:type="default" r:id="rId11"/>
+      <w:footerReference w:type="even" r:id="rId12"/>
+      <w:footerReference w:type="default" r:id="rId13"/>
+      <w:headerReference w:type="first" r:id="rId14"/>
+      <w:footerReference w:type="first" r:id="rId15"/>
       <w:pgSz w:w="12240" w:h="15840"/>
       <w:pgMar w:top="1417" w:right="1701" w:bottom="1417" w:left="1701" w:header="708" w:footer="708" w:gutter="0"/>
       <w:cols w:space="708"/>
@@ -363,7 +1841,7 @@
 </file>
 
 <file path=word/endnotes.xml><?xml version="1.0" encoding="utf-8"?>
-<w:endnotes xmlns:wpc="http://schemas.microsoft.com/office/word/2010/wordprocessingCanvas" xmlns:cx="http://schemas.microsoft.com/office/drawing/2014/chartex" xmlns:cx1="http://schemas.microsoft.com/office/drawing/2015/9/8/chartex" xmlns:cx2="http://schemas.microsoft.com/office/drawing/2015/10/21/chartex" xmlns:cx3="http://schemas.microsoft.com/office/drawing/2016/5/9/chartex" xmlns:cx4="http://schemas.microsoft.com/office/drawing/2016/5/10/chartex" xmlns:cx5="http://schemas.microsoft.com/office/drawing/2016/5/11/chartex" xmlns:cx6="http://schemas.microsoft.com/office/drawing/2016/5/12/chartex" xmlns:cx7="http://schemas.microsoft.com/office/drawing/2016/5/13/chartex" xmlns:cx8="http://schemas.microsoft.com/office/drawing/2016/5/14/chartex" xmlns:mc="http://schemas.openxmlformats.org/markup-compatibility/2006" xmlns:aink="http://schemas.microsoft.com/office/drawing/2016/ink" xmlns:am3d="http://schemas.microsoft.com/office/drawing/2017/model3d" xmlns:o="urn:schemas-microsoft-com:office:office" xmlns:oel="http://schemas.microsoft.com/office/2019/extlst" xmlns:r="http://schemas.openxmlformats.org/officeDocument/2006/relationships" xmlns:m="http://schemas.openxmlformats.org/officeDocument/2006/math" xmlns:v="urn:schemas-microsoft-com:vml" xmlns:wp14="http://schemas.microsoft.com/office/word/2010/wordprocessingDrawing" xmlns:wp="http://schemas.openxmlformats.org/drawingml/2006/wordprocessingDrawing" xmlns:w10="urn:schemas-microsoft-com:office:word" xmlns:w="http://schemas.openxmlformats.org/wordprocessingml/2006/main" xmlns:w14="http://schemas.microsoft.com/office/word/2010/wordml" xmlns:w15="http://schemas.microsoft.com/office/word/2012/wordml" xmlns:w16cex="http://schemas.microsoft.com/office/word/2018/wordml/cex" xmlns:w16cid="http://schemas.microsoft.com/office/word/2016/wordml/cid" xmlns:w16="http://schemas.microsoft.com/office/word/2018/wordml" xmlns:w16du="http://schemas.microsoft.com/office/word/2023/wordml/word16du" xmlns:w16sdtdh="http://schemas.microsoft.com/office/word/2020/wordml/sdtdatahash" xmlns:w16se="http://schemas.microsoft.com/office/word/2015/wordml/symex" xmlns:wpg="http://schemas.microsoft.com/office/word/2010/wordprocessingGroup" xmlns:wpi="http://schemas.microsoft.com/office/word/2010/wordprocessingInk" xmlns:wne="http://schemas.microsoft.com/office/word/2006/wordml" xmlns:wps="http://schemas.microsoft.com/office/word/2010/wordprocessingShape" mc:Ignorable="w14 w15 w16se w16cid w16 w16cex w16sdtdh w16du wp14">
+<w:endnotes xmlns:wpc="http://schemas.microsoft.com/office/word/2010/wordprocessingCanvas" xmlns:cx="http://schemas.microsoft.com/office/drawing/2014/chartex" xmlns:mc="http://schemas.openxmlformats.org/markup-compatibility/2006" xmlns:o="urn:schemas-microsoft-com:office:office" xmlns:r="http://schemas.openxmlformats.org/officeDocument/2006/relationships" xmlns:m="http://schemas.openxmlformats.org/officeDocument/2006/math" xmlns:v="urn:schemas-microsoft-com:vml" xmlns:wp14="http://schemas.microsoft.com/office/word/2010/wordprocessingDrawing" xmlns:wp="http://schemas.openxmlformats.org/drawingml/2006/wordprocessingDrawing" xmlns:w10="urn:schemas-microsoft-com:office:word" xmlns:w="http://schemas.openxmlformats.org/wordprocessingml/2006/main" xmlns:w14="http://schemas.microsoft.com/office/word/2010/wordml" xmlns:w15="http://schemas.microsoft.com/office/word/2012/wordml" xmlns:w16se="http://schemas.microsoft.com/office/word/2015/wordml/symex" xmlns:wpg="http://schemas.microsoft.com/office/word/2010/wordprocessingGroup" xmlns:wpi="http://schemas.microsoft.com/office/word/2010/wordprocessingInk" xmlns:wne="http://schemas.microsoft.com/office/word/2006/wordml" xmlns:wps="http://schemas.microsoft.com/office/word/2010/wordprocessingShape" mc:Ignorable="w14 w15 w16se wp14">
   <w:endnote w:type="separator" w:id="-1">
     <w:p>
       <w:pPr>
@@ -388,7 +1866,7 @@
 </file>
 
 <file path=word/footer1.xml><?xml version="1.0" encoding="utf-8"?>
-<w:ftr xmlns:wpc="http://schemas.microsoft.com/office/word/2010/wordprocessingCanvas" xmlns:cx="http://schemas.microsoft.com/office/drawing/2014/chartex" xmlns:cx1="http://schemas.microsoft.com/office/drawing/2015/9/8/chartex" xmlns:cx2="http://schemas.microsoft.com/office/drawing/2015/10/21/chartex" xmlns:cx3="http://schemas.microsoft.com/office/drawing/2016/5/9/chartex" xmlns:cx4="http://schemas.microsoft.com/office/drawing/2016/5/10/chartex" xmlns:cx5="http://schemas.microsoft.com/office/drawing/2016/5/11/chartex" xmlns:cx6="http://schemas.microsoft.com/office/drawing/2016/5/12/chartex" xmlns:cx7="http://schemas.microsoft.com/office/drawing/2016/5/13/chartex" xmlns:cx8="http://schemas.microsoft.com/office/drawing/2016/5/14/chartex" xmlns:mc="http://schemas.openxmlformats.org/markup-compatibility/2006" xmlns:aink="http://schemas.microsoft.com/office/drawing/2016/ink" xmlns:am3d="http://schemas.microsoft.com/office/drawing/2017/model3d" xmlns:o="urn:schemas-microsoft-com:office:office" xmlns:oel="http://schemas.microsoft.com/office/2019/extlst" xmlns:r="http://schemas.openxmlformats.org/officeDocument/2006/relationships" xmlns:m="http://schemas.openxmlformats.org/officeDocument/2006/math" xmlns:v="urn:schemas-microsoft-com:vml" xmlns:wp14="http://schemas.microsoft.com/office/word/2010/wordprocessingDrawing" xmlns:wp="http://schemas.openxmlformats.org/drawingml/2006/wordprocessingDrawing" xmlns:w10="urn:schemas-microsoft-com:office:word" xmlns:w="http://schemas.openxmlformats.org/wordprocessingml/2006/main" xmlns:w14="http://schemas.microsoft.com/office/word/2010/wordml" xmlns:w15="http://schemas.microsoft.com/office/word/2012/wordml" xmlns:w16cex="http://schemas.microsoft.com/office/word/2018/wordml/cex" xmlns:w16cid="http://schemas.microsoft.com/office/word/2016/wordml/cid" xmlns:w16="http://schemas.microsoft.com/office/word/2018/wordml" xmlns:w16du="http://schemas.microsoft.com/office/word/2023/wordml/word16du" xmlns:w16sdtdh="http://schemas.microsoft.com/office/word/2020/wordml/sdtdatahash" xmlns:w16se="http://schemas.microsoft.com/office/word/2015/wordml/symex" xmlns:wpg="http://schemas.microsoft.com/office/word/2010/wordprocessingGroup" xmlns:wpi="http://schemas.microsoft.com/office/word/2010/wordprocessingInk" xmlns:wne="http://schemas.microsoft.com/office/word/2006/wordml" xmlns:wps="http://schemas.microsoft.com/office/word/2010/wordprocessingShape" mc:Ignorable="w14 w15 w16se w16cid w16 w16cex w16sdtdh w16du wp14">
+<w:ftr xmlns:wpc="http://schemas.microsoft.com/office/word/2010/wordprocessingCanvas" xmlns:cx="http://schemas.microsoft.com/office/drawing/2014/chartex" xmlns:mc="http://schemas.openxmlformats.org/markup-compatibility/2006" xmlns:o="urn:schemas-microsoft-com:office:office" xmlns:r="http://schemas.openxmlformats.org/officeDocument/2006/relationships" xmlns:m="http://schemas.openxmlformats.org/officeDocument/2006/math" xmlns:v="urn:schemas-microsoft-com:vml" xmlns:wp14="http://schemas.microsoft.com/office/word/2010/wordprocessingDrawing" xmlns:wp="http://schemas.openxmlformats.org/drawingml/2006/wordprocessingDrawing" xmlns:w10="urn:schemas-microsoft-com:office:word" xmlns:w="http://schemas.openxmlformats.org/wordprocessingml/2006/main" xmlns:w14="http://schemas.microsoft.com/office/word/2010/wordml" xmlns:w15="http://schemas.microsoft.com/office/word/2012/wordml" xmlns:w16se="http://schemas.microsoft.com/office/word/2015/wordml/symex" xmlns:wpg="http://schemas.microsoft.com/office/word/2010/wordprocessingGroup" xmlns:wpi="http://schemas.microsoft.com/office/word/2010/wordprocessingInk" xmlns:wne="http://schemas.microsoft.com/office/word/2006/wordml" xmlns:wps="http://schemas.microsoft.com/office/word/2010/wordprocessingShape" mc:Ignorable="w14 w15 w16se wp14">
   <w:p>
     <w:pPr>
       <w:pStyle w:val="Piedepgina"/>
@@ -398,7 +1876,7 @@
 </file>
 
 <file path=word/footer2.xml><?xml version="1.0" encoding="utf-8"?>
-<w:ftr xmlns:wpc="http://schemas.microsoft.com/office/word/2010/wordprocessingCanvas" xmlns:cx="http://schemas.microsoft.com/office/drawing/2014/chartex" xmlns:cx1="http://schemas.microsoft.com/office/drawing/2015/9/8/chartex" xmlns:cx2="http://schemas.microsoft.com/office/drawing/2015/10/21/chartex" xmlns:cx3="http://schemas.microsoft.com/office/drawing/2016/5/9/chartex" xmlns:cx4="http://schemas.microsoft.com/office/drawing/2016/5/10/chartex" xmlns:cx5="http://schemas.microsoft.com/office/drawing/2016/5/11/chartex" xmlns:cx6="http://schemas.microsoft.com/office/drawing/2016/5/12/chartex" xmlns:cx7="http://schemas.microsoft.com/office/drawing/2016/5/13/chartex" xmlns:cx8="http://schemas.microsoft.com/office/drawing/2016/5/14/chartex" xmlns:mc="http://schemas.openxmlformats.org/markup-compatibility/2006" xmlns:aink="http://schemas.microsoft.com/office/drawing/2016/ink" xmlns:am3d="http://schemas.microsoft.com/office/drawing/2017/model3d" xmlns:o="urn:schemas-microsoft-com:office:office" xmlns:oel="http://schemas.microsoft.com/office/2019/extlst" xmlns:r="http://schemas.openxmlformats.org/officeDocument/2006/relationships" xmlns:m="http://schemas.openxmlformats.org/officeDocument/2006/math" xmlns:v="urn:schemas-microsoft-com:vml" xmlns:wp14="http://schemas.microsoft.com/office/word/2010/wordprocessingDrawing" xmlns:wp="http://schemas.openxmlformats.org/drawingml/2006/wordprocessingDrawing" xmlns:w10="urn:schemas-microsoft-com:office:word" xmlns:w="http://schemas.openxmlformats.org/wordprocessingml/2006/main" xmlns:w14="http://schemas.microsoft.com/office/word/2010/wordml" xmlns:w15="http://schemas.microsoft.com/office/word/2012/wordml" xmlns:w16cex="http://schemas.microsoft.com/office/word/2018/wordml/cex" xmlns:w16cid="http://schemas.microsoft.com/office/word/2016/wordml/cid" xmlns:w16="http://schemas.microsoft.com/office/word/2018/wordml" xmlns:w16du="http://schemas.microsoft.com/office/word/2023/wordml/word16du" xmlns:w16sdtdh="http://schemas.microsoft.com/office/word/2020/wordml/sdtdatahash" xmlns:w16se="http://schemas.microsoft.com/office/word/2015/wordml/symex" xmlns:wpg="http://schemas.microsoft.com/office/word/2010/wordprocessingGroup" xmlns:wpi="http://schemas.microsoft.com/office/word/2010/wordprocessingInk" xmlns:wne="http://schemas.microsoft.com/office/word/2006/wordml" xmlns:wps="http://schemas.microsoft.com/office/word/2010/wordprocessingShape" mc:Ignorable="w14 w15 w16se w16cid w16 w16cex w16sdtdh w16du wp14">
+<w:ftr xmlns:wpc="http://schemas.microsoft.com/office/word/2010/wordprocessingCanvas" xmlns:cx="http://schemas.microsoft.com/office/drawing/2014/chartex" xmlns:mc="http://schemas.openxmlformats.org/markup-compatibility/2006" xmlns:o="urn:schemas-microsoft-com:office:office" xmlns:r="http://schemas.openxmlformats.org/officeDocument/2006/relationships" xmlns:m="http://schemas.openxmlformats.org/officeDocument/2006/math" xmlns:v="urn:schemas-microsoft-com:vml" xmlns:wp14="http://schemas.microsoft.com/office/word/2010/wordprocessingDrawing" xmlns:wp="http://schemas.openxmlformats.org/drawingml/2006/wordprocessingDrawing" xmlns:w10="urn:schemas-microsoft-com:office:word" xmlns:w="http://schemas.openxmlformats.org/wordprocessingml/2006/main" xmlns:w14="http://schemas.microsoft.com/office/word/2010/wordml" xmlns:w15="http://schemas.microsoft.com/office/word/2012/wordml" xmlns:w16se="http://schemas.microsoft.com/office/word/2015/wordml/symex" xmlns:wpg="http://schemas.microsoft.com/office/word/2010/wordprocessingGroup" xmlns:wpi="http://schemas.microsoft.com/office/word/2010/wordprocessingInk" xmlns:wne="http://schemas.microsoft.com/office/word/2006/wordml" xmlns:wps="http://schemas.microsoft.com/office/word/2010/wordprocessingShape" mc:Ignorable="w14 w15 w16se wp14">
   <w:tbl>
     <w:tblPr>
       <w:tblW w:w="5000" w:type="pct"/>
@@ -500,7 +1978,7 @@
               <w:color w:val="FFFFFF" w:themeColor="background1"/>
               <w:lang w:val="es-ES"/>
             </w:rPr>
-            <w:t>1</w:t>
+            <w:t>6</w:t>
           </w:r>
           <w:r>
             <w:rPr>
@@ -521,7 +1999,7 @@
 </file>
 
 <file path=word/footer3.xml><?xml version="1.0" encoding="utf-8"?>
-<w:ftr xmlns:wpc="http://schemas.microsoft.com/office/word/2010/wordprocessingCanvas" xmlns:cx="http://schemas.microsoft.com/office/drawing/2014/chartex" xmlns:cx1="http://schemas.microsoft.com/office/drawing/2015/9/8/chartex" xmlns:cx2="http://schemas.microsoft.com/office/drawing/2015/10/21/chartex" xmlns:cx3="http://schemas.microsoft.com/office/drawing/2016/5/9/chartex" xmlns:cx4="http://schemas.microsoft.com/office/drawing/2016/5/10/chartex" xmlns:cx5="http://schemas.microsoft.com/office/drawing/2016/5/11/chartex" xmlns:cx6="http://schemas.microsoft.com/office/drawing/2016/5/12/chartex" xmlns:cx7="http://schemas.microsoft.com/office/drawing/2016/5/13/chartex" xmlns:cx8="http://schemas.microsoft.com/office/drawing/2016/5/14/chartex" xmlns:mc="http://schemas.openxmlformats.org/markup-compatibility/2006" xmlns:aink="http://schemas.microsoft.com/office/drawing/2016/ink" xmlns:am3d="http://schemas.microsoft.com/office/drawing/2017/model3d" xmlns:o="urn:schemas-microsoft-com:office:office" xmlns:oel="http://schemas.microsoft.com/office/2019/extlst" xmlns:r="http://schemas.openxmlformats.org/officeDocument/2006/relationships" xmlns:m="http://schemas.openxmlformats.org/officeDocument/2006/math" xmlns:v="urn:schemas-microsoft-com:vml" xmlns:wp14="http://schemas.microsoft.com/office/word/2010/wordprocessingDrawing" xmlns:wp="http://schemas.openxmlformats.org/drawingml/2006/wordprocessingDrawing" xmlns:w10="urn:schemas-microsoft-com:office:word" xmlns:w="http://schemas.openxmlformats.org/wordprocessingml/2006/main" xmlns:w14="http://schemas.microsoft.com/office/word/2010/wordml" xmlns:w15="http://schemas.microsoft.com/office/word/2012/wordml" xmlns:w16cex="http://schemas.microsoft.com/office/word/2018/wordml/cex" xmlns:w16cid="http://schemas.microsoft.com/office/word/2016/wordml/cid" xmlns:w16="http://schemas.microsoft.com/office/word/2018/wordml" xmlns:w16du="http://schemas.microsoft.com/office/word/2023/wordml/word16du" xmlns:w16sdtdh="http://schemas.microsoft.com/office/word/2020/wordml/sdtdatahash" xmlns:w16se="http://schemas.microsoft.com/office/word/2015/wordml/symex" xmlns:wpg="http://schemas.microsoft.com/office/word/2010/wordprocessingGroup" xmlns:wpi="http://schemas.microsoft.com/office/word/2010/wordprocessingInk" xmlns:wne="http://schemas.microsoft.com/office/word/2006/wordml" xmlns:wps="http://schemas.microsoft.com/office/word/2010/wordprocessingShape" mc:Ignorable="w14 w15 w16se w16cid w16 w16cex w16sdtdh w16du wp14">
+<w:ftr xmlns:wpc="http://schemas.microsoft.com/office/word/2010/wordprocessingCanvas" xmlns:cx="http://schemas.microsoft.com/office/drawing/2014/chartex" xmlns:mc="http://schemas.openxmlformats.org/markup-compatibility/2006" xmlns:o="urn:schemas-microsoft-com:office:office" xmlns:r="http://schemas.openxmlformats.org/officeDocument/2006/relationships" xmlns:m="http://schemas.openxmlformats.org/officeDocument/2006/math" xmlns:v="urn:schemas-microsoft-com:vml" xmlns:wp14="http://schemas.microsoft.com/office/word/2010/wordprocessingDrawing" xmlns:wp="http://schemas.openxmlformats.org/drawingml/2006/wordprocessingDrawing" xmlns:w10="urn:schemas-microsoft-com:office:word" xmlns:w="http://schemas.openxmlformats.org/wordprocessingml/2006/main" xmlns:w14="http://schemas.microsoft.com/office/word/2010/wordml" xmlns:w15="http://schemas.microsoft.com/office/word/2012/wordml" xmlns:w16se="http://schemas.microsoft.com/office/word/2015/wordml/symex" xmlns:wpg="http://schemas.microsoft.com/office/word/2010/wordprocessingGroup" xmlns:wpi="http://schemas.microsoft.com/office/word/2010/wordprocessingInk" xmlns:wne="http://schemas.microsoft.com/office/word/2006/wordml" xmlns:wps="http://schemas.microsoft.com/office/word/2010/wordprocessingShape" mc:Ignorable="w14 w15 w16se wp14">
   <w:p>
     <w:pPr>
       <w:pStyle w:val="Piedepgina"/>
@@ -531,7 +2009,7 @@
 </file>
 
 <file path=word/footnotes.xml><?xml version="1.0" encoding="utf-8"?>
-<w:footnotes xmlns:wpc="http://schemas.microsoft.com/office/word/2010/wordprocessingCanvas" xmlns:cx="http://schemas.microsoft.com/office/drawing/2014/chartex" xmlns:cx1="http://schemas.microsoft.com/office/drawing/2015/9/8/chartex" xmlns:cx2="http://schemas.microsoft.com/office/drawing/2015/10/21/chartex" xmlns:cx3="http://schemas.microsoft.com/office/drawing/2016/5/9/chartex" xmlns:cx4="http://schemas.microsoft.com/office/drawing/2016/5/10/chartex" xmlns:cx5="http://schemas.microsoft.com/office/drawing/2016/5/11/chartex" xmlns:cx6="http://schemas.microsoft.com/office/drawing/2016/5/12/chartex" xmlns:cx7="http://schemas.microsoft.com/office/drawing/2016/5/13/chartex" xmlns:cx8="http://schemas.microsoft.com/office/drawing/2016/5/14/chartex" xmlns:mc="http://schemas.openxmlformats.org/markup-compatibility/2006" xmlns:aink="http://schemas.microsoft.com/office/drawing/2016/ink" xmlns:am3d="http://schemas.microsoft.com/office/drawing/2017/model3d" xmlns:o="urn:schemas-microsoft-com:office:office" xmlns:oel="http://schemas.microsoft.com/office/2019/extlst" xmlns:r="http://schemas.openxmlformats.org/officeDocument/2006/relationships" xmlns:m="http://schemas.openxmlformats.org/officeDocument/2006/math" xmlns:v="urn:schemas-microsoft-com:vml" xmlns:wp14="http://schemas.microsoft.com/office/word/2010/wordprocessingDrawing" xmlns:wp="http://schemas.openxmlformats.org/drawingml/2006/wordprocessingDrawing" xmlns:w10="urn:schemas-microsoft-com:office:word" xmlns:w="http://schemas.openxmlformats.org/wordprocessingml/2006/main" xmlns:w14="http://schemas.microsoft.com/office/word/2010/wordml" xmlns:w15="http://schemas.microsoft.com/office/word/2012/wordml" xmlns:w16cex="http://schemas.microsoft.com/office/word/2018/wordml/cex" xmlns:w16cid="http://schemas.microsoft.com/office/word/2016/wordml/cid" xmlns:w16="http://schemas.microsoft.com/office/word/2018/wordml" xmlns:w16du="http://schemas.microsoft.com/office/word/2023/wordml/word16du" xmlns:w16sdtdh="http://schemas.microsoft.com/office/word/2020/wordml/sdtdatahash" xmlns:w16se="http://schemas.microsoft.com/office/word/2015/wordml/symex" xmlns:wpg="http://schemas.microsoft.com/office/word/2010/wordprocessingGroup" xmlns:wpi="http://schemas.microsoft.com/office/word/2010/wordprocessingInk" xmlns:wne="http://schemas.microsoft.com/office/word/2006/wordml" xmlns:wps="http://schemas.microsoft.com/office/word/2010/wordprocessingShape" mc:Ignorable="w14 w15 w16se w16cid w16 w16cex w16sdtdh w16du wp14">
+<w:footnotes xmlns:wpc="http://schemas.microsoft.com/office/word/2010/wordprocessingCanvas" xmlns:cx="http://schemas.microsoft.com/office/drawing/2014/chartex" xmlns:mc="http://schemas.openxmlformats.org/markup-compatibility/2006" xmlns:o="urn:schemas-microsoft-com:office:office" xmlns:r="http://schemas.openxmlformats.org/officeDocument/2006/relationships" xmlns:m="http://schemas.openxmlformats.org/officeDocument/2006/math" xmlns:v="urn:schemas-microsoft-com:vml" xmlns:wp14="http://schemas.microsoft.com/office/word/2010/wordprocessingDrawing" xmlns:wp="http://schemas.openxmlformats.org/drawingml/2006/wordprocessingDrawing" xmlns:w10="urn:schemas-microsoft-com:office:word" xmlns:w="http://schemas.openxmlformats.org/wordprocessingml/2006/main" xmlns:w14="http://schemas.microsoft.com/office/word/2010/wordml" xmlns:w15="http://schemas.microsoft.com/office/word/2012/wordml" xmlns:w16se="http://schemas.microsoft.com/office/word/2015/wordml/symex" xmlns:wpg="http://schemas.microsoft.com/office/word/2010/wordprocessingGroup" xmlns:wpi="http://schemas.microsoft.com/office/word/2010/wordprocessingInk" xmlns:wne="http://schemas.microsoft.com/office/word/2006/wordml" xmlns:wps="http://schemas.microsoft.com/office/word/2010/wordprocessingShape" mc:Ignorable="w14 w15 w16se wp14">
   <w:footnote w:type="separator" w:id="-1">
     <w:p>
       <w:pPr>
@@ -556,7 +2034,7 @@
 </file>
 
 <file path=word/header1.xml><?xml version="1.0" encoding="utf-8"?>
-<w:hdr xmlns:wpc="http://schemas.microsoft.com/office/word/2010/wordprocessingCanvas" xmlns:cx="http://schemas.microsoft.com/office/drawing/2014/chartex" xmlns:cx1="http://schemas.microsoft.com/office/drawing/2015/9/8/chartex" xmlns:cx2="http://schemas.microsoft.com/office/drawing/2015/10/21/chartex" xmlns:cx3="http://schemas.microsoft.com/office/drawing/2016/5/9/chartex" xmlns:cx4="http://schemas.microsoft.com/office/drawing/2016/5/10/chartex" xmlns:cx5="http://schemas.microsoft.com/office/drawing/2016/5/11/chartex" xmlns:cx6="http://schemas.microsoft.com/office/drawing/2016/5/12/chartex" xmlns:cx7="http://schemas.microsoft.com/office/drawing/2016/5/13/chartex" xmlns:cx8="http://schemas.microsoft.com/office/drawing/2016/5/14/chartex" xmlns:mc="http://schemas.openxmlformats.org/markup-compatibility/2006" xmlns:aink="http://schemas.microsoft.com/office/drawing/2016/ink" xmlns:am3d="http://schemas.microsoft.com/office/drawing/2017/model3d" xmlns:o="urn:schemas-microsoft-com:office:office" xmlns:oel="http://schemas.microsoft.com/office/2019/extlst" xmlns:r="http://schemas.openxmlformats.org/officeDocument/2006/relationships" xmlns:m="http://schemas.openxmlformats.org/officeDocument/2006/math" xmlns:v="urn:schemas-microsoft-com:vml" xmlns:wp14="http://schemas.microsoft.com/office/word/2010/wordprocessingDrawing" xmlns:wp="http://schemas.openxmlformats.org/drawingml/2006/wordprocessingDrawing" xmlns:w10="urn:schemas-microsoft-com:office:word" xmlns:w="http://schemas.openxmlformats.org/wordprocessingml/2006/main" xmlns:w14="http://schemas.microsoft.com/office/word/2010/wordml" xmlns:w15="http://schemas.microsoft.com/office/word/2012/wordml" xmlns:w16cex="http://schemas.microsoft.com/office/word/2018/wordml/cex" xmlns:w16cid="http://schemas.microsoft.com/office/word/2016/wordml/cid" xmlns:w16="http://schemas.microsoft.com/office/word/2018/wordml" xmlns:w16du="http://schemas.microsoft.com/office/word/2023/wordml/word16du" xmlns:w16sdtdh="http://schemas.microsoft.com/office/word/2020/wordml/sdtdatahash" xmlns:w16se="http://schemas.microsoft.com/office/word/2015/wordml/symex" xmlns:wpg="http://schemas.microsoft.com/office/word/2010/wordprocessingGroup" xmlns:wpi="http://schemas.microsoft.com/office/word/2010/wordprocessingInk" xmlns:wne="http://schemas.microsoft.com/office/word/2006/wordml" xmlns:wps="http://schemas.microsoft.com/office/word/2010/wordprocessingShape" mc:Ignorable="w14 w15 w16se w16cid w16 w16cex w16sdtdh w16du wp14">
+<w:hdr xmlns:wpc="http://schemas.microsoft.com/office/word/2010/wordprocessingCanvas" xmlns:cx="http://schemas.microsoft.com/office/drawing/2014/chartex" xmlns:mc="http://schemas.openxmlformats.org/markup-compatibility/2006" xmlns:o="urn:schemas-microsoft-com:office:office" xmlns:r="http://schemas.openxmlformats.org/officeDocument/2006/relationships" xmlns:m="http://schemas.openxmlformats.org/officeDocument/2006/math" xmlns:v="urn:schemas-microsoft-com:vml" xmlns:wp14="http://schemas.microsoft.com/office/word/2010/wordprocessingDrawing" xmlns:wp="http://schemas.openxmlformats.org/drawingml/2006/wordprocessingDrawing" xmlns:w10="urn:schemas-microsoft-com:office:word" xmlns:w="http://schemas.openxmlformats.org/wordprocessingml/2006/main" xmlns:w14="http://schemas.microsoft.com/office/word/2010/wordml" xmlns:w15="http://schemas.microsoft.com/office/word/2012/wordml" xmlns:w16se="http://schemas.microsoft.com/office/word/2015/wordml/symex" xmlns:wpg="http://schemas.microsoft.com/office/word/2010/wordprocessingGroup" xmlns:wpi="http://schemas.microsoft.com/office/word/2010/wordprocessingInk" xmlns:wne="http://schemas.microsoft.com/office/word/2006/wordml" xmlns:wps="http://schemas.microsoft.com/office/word/2010/wordprocessingShape" mc:Ignorable="w14 w15 w16se wp14">
   <w:p>
     <w:pPr>
       <w:pStyle w:val="Encabezado"/>
@@ -566,7 +2044,7 @@
 </file>
 
 <file path=word/header2.xml><?xml version="1.0" encoding="utf-8"?>
-<w:hdr xmlns:wpc="http://schemas.microsoft.com/office/word/2010/wordprocessingCanvas" xmlns:cx="http://schemas.microsoft.com/office/drawing/2014/chartex" xmlns:cx1="http://schemas.microsoft.com/office/drawing/2015/9/8/chartex" xmlns:cx2="http://schemas.microsoft.com/office/drawing/2015/10/21/chartex" xmlns:cx3="http://schemas.microsoft.com/office/drawing/2016/5/9/chartex" xmlns:cx4="http://schemas.microsoft.com/office/drawing/2016/5/10/chartex" xmlns:cx5="http://schemas.microsoft.com/office/drawing/2016/5/11/chartex" xmlns:cx6="http://schemas.microsoft.com/office/drawing/2016/5/12/chartex" xmlns:cx7="http://schemas.microsoft.com/office/drawing/2016/5/13/chartex" xmlns:cx8="http://schemas.microsoft.com/office/drawing/2016/5/14/chartex" xmlns:mc="http://schemas.openxmlformats.org/markup-compatibility/2006" xmlns:aink="http://schemas.microsoft.com/office/drawing/2016/ink" xmlns:am3d="http://schemas.microsoft.com/office/drawing/2017/model3d" xmlns:o="urn:schemas-microsoft-com:office:office" xmlns:oel="http://schemas.microsoft.com/office/2019/extlst" xmlns:r="http://schemas.openxmlformats.org/officeDocument/2006/relationships" xmlns:m="http://schemas.openxmlformats.org/officeDocument/2006/math" xmlns:v="urn:schemas-microsoft-com:vml" xmlns:wp14="http://schemas.microsoft.com/office/word/2010/wordprocessingDrawing" xmlns:wp="http://schemas.openxmlformats.org/drawingml/2006/wordprocessingDrawing" xmlns:w10="urn:schemas-microsoft-com:office:word" xmlns:w="http://schemas.openxmlformats.org/wordprocessingml/2006/main" xmlns:w14="http://schemas.microsoft.com/office/word/2010/wordml" xmlns:w15="http://schemas.microsoft.com/office/word/2012/wordml" xmlns:w16cex="http://schemas.microsoft.com/office/word/2018/wordml/cex" xmlns:w16cid="http://schemas.microsoft.com/office/word/2016/wordml/cid" xmlns:w16="http://schemas.microsoft.com/office/word/2018/wordml" xmlns:w16du="http://schemas.microsoft.com/office/word/2023/wordml/word16du" xmlns:w16sdtdh="http://schemas.microsoft.com/office/word/2020/wordml/sdtdatahash" xmlns:w16se="http://schemas.microsoft.com/office/word/2015/wordml/symex" xmlns:wpg="http://schemas.microsoft.com/office/word/2010/wordprocessingGroup" xmlns:wpi="http://schemas.microsoft.com/office/word/2010/wordprocessingInk" xmlns:wne="http://schemas.microsoft.com/office/word/2006/wordml" xmlns:wps="http://schemas.microsoft.com/office/word/2010/wordprocessingShape" mc:Ignorable="w14 w15 w16se w16cid w16 w16cex w16sdtdh w16du wp14">
+<w:hdr xmlns:wpc="http://schemas.microsoft.com/office/word/2010/wordprocessingCanvas" xmlns:cx="http://schemas.microsoft.com/office/drawing/2014/chartex" xmlns:mc="http://schemas.openxmlformats.org/markup-compatibility/2006" xmlns:o="urn:schemas-microsoft-com:office:office" xmlns:r="http://schemas.openxmlformats.org/officeDocument/2006/relationships" xmlns:m="http://schemas.openxmlformats.org/officeDocument/2006/math" xmlns:v="urn:schemas-microsoft-com:vml" xmlns:wp14="http://schemas.microsoft.com/office/word/2010/wordprocessingDrawing" xmlns:wp="http://schemas.openxmlformats.org/drawingml/2006/wordprocessingDrawing" xmlns:w10="urn:schemas-microsoft-com:office:word" xmlns:w="http://schemas.openxmlformats.org/wordprocessingml/2006/main" xmlns:w14="http://schemas.microsoft.com/office/word/2010/wordml" xmlns:w15="http://schemas.microsoft.com/office/word/2012/wordml" xmlns:w16se="http://schemas.microsoft.com/office/word/2015/wordml/symex" xmlns:wpg="http://schemas.microsoft.com/office/word/2010/wordprocessingGroup" xmlns:wpi="http://schemas.microsoft.com/office/word/2010/wordprocessingInk" xmlns:wne="http://schemas.microsoft.com/office/word/2006/wordml" xmlns:wps="http://schemas.microsoft.com/office/word/2010/wordprocessingShape" mc:Ignorable="w14 w15 w16se wp14">
   <w:tbl>
     <w:tblPr>
       <w:tblW w:w="5000" w:type="pct"/>
@@ -711,7 +2189,7 @@
 </file>
 
 <file path=word/header3.xml><?xml version="1.0" encoding="utf-8"?>
-<w:hdr xmlns:wpc="http://schemas.microsoft.com/office/word/2010/wordprocessingCanvas" xmlns:cx="http://schemas.microsoft.com/office/drawing/2014/chartex" xmlns:cx1="http://schemas.microsoft.com/office/drawing/2015/9/8/chartex" xmlns:cx2="http://schemas.microsoft.com/office/drawing/2015/10/21/chartex" xmlns:cx3="http://schemas.microsoft.com/office/drawing/2016/5/9/chartex" xmlns:cx4="http://schemas.microsoft.com/office/drawing/2016/5/10/chartex" xmlns:cx5="http://schemas.microsoft.com/office/drawing/2016/5/11/chartex" xmlns:cx6="http://schemas.microsoft.com/office/drawing/2016/5/12/chartex" xmlns:cx7="http://schemas.microsoft.com/office/drawing/2016/5/13/chartex" xmlns:cx8="http://schemas.microsoft.com/office/drawing/2016/5/14/chartex" xmlns:mc="http://schemas.openxmlformats.org/markup-compatibility/2006" xmlns:aink="http://schemas.microsoft.com/office/drawing/2016/ink" xmlns:am3d="http://schemas.microsoft.com/office/drawing/2017/model3d" xmlns:o="urn:schemas-microsoft-com:office:office" xmlns:oel="http://schemas.microsoft.com/office/2019/extlst" xmlns:r="http://schemas.openxmlformats.org/officeDocument/2006/relationships" xmlns:m="http://schemas.openxmlformats.org/officeDocument/2006/math" xmlns:v="urn:schemas-microsoft-com:vml" xmlns:wp14="http://schemas.microsoft.com/office/word/2010/wordprocessingDrawing" xmlns:wp="http://schemas.openxmlformats.org/drawingml/2006/wordprocessingDrawing" xmlns:w10="urn:schemas-microsoft-com:office:word" xmlns:w="http://schemas.openxmlformats.org/wordprocessingml/2006/main" xmlns:w14="http://schemas.microsoft.com/office/word/2010/wordml" xmlns:w15="http://schemas.microsoft.com/office/word/2012/wordml" xmlns:w16cex="http://schemas.microsoft.com/office/word/2018/wordml/cex" xmlns:w16cid="http://schemas.microsoft.com/office/word/2016/wordml/cid" xmlns:w16="http://schemas.microsoft.com/office/word/2018/wordml" xmlns:w16du="http://schemas.microsoft.com/office/word/2023/wordml/word16du" xmlns:w16sdtdh="http://schemas.microsoft.com/office/word/2020/wordml/sdtdatahash" xmlns:w16se="http://schemas.microsoft.com/office/word/2015/wordml/symex" xmlns:wpg="http://schemas.microsoft.com/office/word/2010/wordprocessingGroup" xmlns:wpi="http://schemas.microsoft.com/office/word/2010/wordprocessingInk" xmlns:wne="http://schemas.microsoft.com/office/word/2006/wordml" xmlns:wps="http://schemas.microsoft.com/office/word/2010/wordprocessingShape" mc:Ignorable="w14 w15 w16se w16cid w16 w16cex w16sdtdh w16du wp14">
+<w:hdr xmlns:wpc="http://schemas.microsoft.com/office/word/2010/wordprocessingCanvas" xmlns:cx="http://schemas.microsoft.com/office/drawing/2014/chartex" xmlns:mc="http://schemas.openxmlformats.org/markup-compatibility/2006" xmlns:o="urn:schemas-microsoft-com:office:office" xmlns:r="http://schemas.openxmlformats.org/officeDocument/2006/relationships" xmlns:m="http://schemas.openxmlformats.org/officeDocument/2006/math" xmlns:v="urn:schemas-microsoft-com:vml" xmlns:wp14="http://schemas.microsoft.com/office/word/2010/wordprocessingDrawing" xmlns:wp="http://schemas.openxmlformats.org/drawingml/2006/wordprocessingDrawing" xmlns:w10="urn:schemas-microsoft-com:office:word" xmlns:w="http://schemas.openxmlformats.org/wordprocessingml/2006/main" xmlns:w14="http://schemas.microsoft.com/office/word/2010/wordml" xmlns:w15="http://schemas.microsoft.com/office/word/2012/wordml" xmlns:w16se="http://schemas.microsoft.com/office/word/2015/wordml/symex" xmlns:wpg="http://schemas.microsoft.com/office/word/2010/wordprocessingGroup" xmlns:wpi="http://schemas.microsoft.com/office/word/2010/wordprocessingInk" xmlns:wne="http://schemas.microsoft.com/office/word/2006/wordml" xmlns:wps="http://schemas.microsoft.com/office/word/2010/wordprocessingShape" mc:Ignorable="w14 w15 w16se wp14">
   <w:p>
     <w:pPr>
       <w:pStyle w:val="Encabezado"/>
@@ -720,8 +2198,1533 @@
 </w:hdr>
 </file>
 
+<file path=word/numbering.xml><?xml version="1.0" encoding="utf-8"?>
+<w:numbering xmlns:wpc="http://schemas.microsoft.com/office/word/2010/wordprocessingCanvas" xmlns:cx="http://schemas.microsoft.com/office/drawing/2014/chartex" xmlns:mc="http://schemas.openxmlformats.org/markup-compatibility/2006" xmlns:o="urn:schemas-microsoft-com:office:office" xmlns:r="http://schemas.openxmlformats.org/officeDocument/2006/relationships" xmlns:m="http://schemas.openxmlformats.org/officeDocument/2006/math" xmlns:v="urn:schemas-microsoft-com:vml" xmlns:wp14="http://schemas.microsoft.com/office/word/2010/wordprocessingDrawing" xmlns:wp="http://schemas.openxmlformats.org/drawingml/2006/wordprocessingDrawing" xmlns:w10="urn:schemas-microsoft-com:office:word" xmlns:w="http://schemas.openxmlformats.org/wordprocessingml/2006/main" xmlns:w14="http://schemas.microsoft.com/office/word/2010/wordml" xmlns:w15="http://schemas.microsoft.com/office/word/2012/wordml" xmlns:w16se="http://schemas.microsoft.com/office/word/2015/wordml/symex" xmlns:wpg="http://schemas.microsoft.com/office/word/2010/wordprocessingGroup" xmlns:wpi="http://schemas.microsoft.com/office/word/2010/wordprocessingInk" xmlns:wne="http://schemas.microsoft.com/office/word/2006/wordml" xmlns:wps="http://schemas.microsoft.com/office/word/2010/wordprocessingShape" mc:Ignorable="w14 w15 w16se wp14">
+  <w:abstractNum w:abstractNumId="0" w15:restartNumberingAfterBreak="0">
+    <w:nsid w:val="058142FC"/>
+    <w:multiLevelType w:val="multilevel"/>
+    <w:tmpl w:val="1298D582"/>
+    <w:lvl w:ilvl="0">
+      <w:start w:val="1"/>
+      <w:numFmt w:val="bullet"/>
+      <w:lvlText w:val=""/>
+      <w:lvlJc w:val="left"/>
+      <w:pPr>
+        <w:tabs>
+          <w:tab w:val="num" w:pos="720"/>
+        </w:tabs>
+        <w:ind w:left="720" w:hanging="360"/>
+      </w:pPr>
+      <w:rPr>
+        <w:rFonts w:ascii="Symbol" w:hAnsi="Symbol" w:hint="default"/>
+        <w:sz w:val="20"/>
+      </w:rPr>
+    </w:lvl>
+    <w:lvl w:ilvl="1" w:tentative="1">
+      <w:start w:val="1"/>
+      <w:numFmt w:val="bullet"/>
+      <w:lvlText w:val="o"/>
+      <w:lvlJc w:val="left"/>
+      <w:pPr>
+        <w:tabs>
+          <w:tab w:val="num" w:pos="1440"/>
+        </w:tabs>
+        <w:ind w:left="1440" w:hanging="360"/>
+      </w:pPr>
+      <w:rPr>
+        <w:rFonts w:ascii="Courier New" w:hAnsi="Courier New" w:hint="default"/>
+        <w:sz w:val="20"/>
+      </w:rPr>
+    </w:lvl>
+    <w:lvl w:ilvl="2" w:tentative="1">
+      <w:start w:val="1"/>
+      <w:numFmt w:val="bullet"/>
+      <w:lvlText w:val=""/>
+      <w:lvlJc w:val="left"/>
+      <w:pPr>
+        <w:tabs>
+          <w:tab w:val="num" w:pos="2160"/>
+        </w:tabs>
+        <w:ind w:left="2160" w:hanging="360"/>
+      </w:pPr>
+      <w:rPr>
+        <w:rFonts w:ascii="Wingdings" w:hAnsi="Wingdings" w:hint="default"/>
+        <w:sz w:val="20"/>
+      </w:rPr>
+    </w:lvl>
+    <w:lvl w:ilvl="3" w:tentative="1">
+      <w:start w:val="1"/>
+      <w:numFmt w:val="bullet"/>
+      <w:lvlText w:val=""/>
+      <w:lvlJc w:val="left"/>
+      <w:pPr>
+        <w:tabs>
+          <w:tab w:val="num" w:pos="2880"/>
+        </w:tabs>
+        <w:ind w:left="2880" w:hanging="360"/>
+      </w:pPr>
+      <w:rPr>
+        <w:rFonts w:ascii="Wingdings" w:hAnsi="Wingdings" w:hint="default"/>
+        <w:sz w:val="20"/>
+      </w:rPr>
+    </w:lvl>
+    <w:lvl w:ilvl="4" w:tentative="1">
+      <w:start w:val="1"/>
+      <w:numFmt w:val="bullet"/>
+      <w:lvlText w:val=""/>
+      <w:lvlJc w:val="left"/>
+      <w:pPr>
+        <w:tabs>
+          <w:tab w:val="num" w:pos="3600"/>
+        </w:tabs>
+        <w:ind w:left="3600" w:hanging="360"/>
+      </w:pPr>
+      <w:rPr>
+        <w:rFonts w:ascii="Wingdings" w:hAnsi="Wingdings" w:hint="default"/>
+        <w:sz w:val="20"/>
+      </w:rPr>
+    </w:lvl>
+    <w:lvl w:ilvl="5" w:tentative="1">
+      <w:start w:val="1"/>
+      <w:numFmt w:val="bullet"/>
+      <w:lvlText w:val=""/>
+      <w:lvlJc w:val="left"/>
+      <w:pPr>
+        <w:tabs>
+          <w:tab w:val="num" w:pos="4320"/>
+        </w:tabs>
+        <w:ind w:left="4320" w:hanging="360"/>
+      </w:pPr>
+      <w:rPr>
+        <w:rFonts w:ascii="Wingdings" w:hAnsi="Wingdings" w:hint="default"/>
+        <w:sz w:val="20"/>
+      </w:rPr>
+    </w:lvl>
+    <w:lvl w:ilvl="6" w:tentative="1">
+      <w:start w:val="1"/>
+      <w:numFmt w:val="bullet"/>
+      <w:lvlText w:val=""/>
+      <w:lvlJc w:val="left"/>
+      <w:pPr>
+        <w:tabs>
+          <w:tab w:val="num" w:pos="5040"/>
+        </w:tabs>
+        <w:ind w:left="5040" w:hanging="360"/>
+      </w:pPr>
+      <w:rPr>
+        <w:rFonts w:ascii="Wingdings" w:hAnsi="Wingdings" w:hint="default"/>
+        <w:sz w:val="20"/>
+      </w:rPr>
+    </w:lvl>
+    <w:lvl w:ilvl="7" w:tentative="1">
+      <w:start w:val="1"/>
+      <w:numFmt w:val="bullet"/>
+      <w:lvlText w:val=""/>
+      <w:lvlJc w:val="left"/>
+      <w:pPr>
+        <w:tabs>
+          <w:tab w:val="num" w:pos="5760"/>
+        </w:tabs>
+        <w:ind w:left="5760" w:hanging="360"/>
+      </w:pPr>
+      <w:rPr>
+        <w:rFonts w:ascii="Wingdings" w:hAnsi="Wingdings" w:hint="default"/>
+        <w:sz w:val="20"/>
+      </w:rPr>
+    </w:lvl>
+    <w:lvl w:ilvl="8" w:tentative="1">
+      <w:start w:val="1"/>
+      <w:numFmt w:val="bullet"/>
+      <w:lvlText w:val=""/>
+      <w:lvlJc w:val="left"/>
+      <w:pPr>
+        <w:tabs>
+          <w:tab w:val="num" w:pos="6480"/>
+        </w:tabs>
+        <w:ind w:left="6480" w:hanging="360"/>
+      </w:pPr>
+      <w:rPr>
+        <w:rFonts w:ascii="Wingdings" w:hAnsi="Wingdings" w:hint="default"/>
+        <w:sz w:val="20"/>
+      </w:rPr>
+    </w:lvl>
+  </w:abstractNum>
+  <w:abstractNum w:abstractNumId="1" w15:restartNumberingAfterBreak="0">
+    <w:nsid w:val="088577DD"/>
+    <w:multiLevelType w:val="multilevel"/>
+    <w:tmpl w:val="6B54D924"/>
+    <w:lvl w:ilvl="0">
+      <w:start w:val="1"/>
+      <w:numFmt w:val="bullet"/>
+      <w:lvlText w:val=""/>
+      <w:lvlJc w:val="left"/>
+      <w:pPr>
+        <w:tabs>
+          <w:tab w:val="num" w:pos="720"/>
+        </w:tabs>
+        <w:ind w:left="720" w:hanging="360"/>
+      </w:pPr>
+      <w:rPr>
+        <w:rFonts w:ascii="Symbol" w:hAnsi="Symbol" w:hint="default"/>
+        <w:sz w:val="20"/>
+      </w:rPr>
+    </w:lvl>
+    <w:lvl w:ilvl="1" w:tentative="1">
+      <w:start w:val="1"/>
+      <w:numFmt w:val="bullet"/>
+      <w:lvlText w:val="o"/>
+      <w:lvlJc w:val="left"/>
+      <w:pPr>
+        <w:tabs>
+          <w:tab w:val="num" w:pos="1440"/>
+        </w:tabs>
+        <w:ind w:left="1440" w:hanging="360"/>
+      </w:pPr>
+      <w:rPr>
+        <w:rFonts w:ascii="Courier New" w:hAnsi="Courier New" w:hint="default"/>
+        <w:sz w:val="20"/>
+      </w:rPr>
+    </w:lvl>
+    <w:lvl w:ilvl="2" w:tentative="1">
+      <w:start w:val="1"/>
+      <w:numFmt w:val="bullet"/>
+      <w:lvlText w:val=""/>
+      <w:lvlJc w:val="left"/>
+      <w:pPr>
+        <w:tabs>
+          <w:tab w:val="num" w:pos="2160"/>
+        </w:tabs>
+        <w:ind w:left="2160" w:hanging="360"/>
+      </w:pPr>
+      <w:rPr>
+        <w:rFonts w:ascii="Wingdings" w:hAnsi="Wingdings" w:hint="default"/>
+        <w:sz w:val="20"/>
+      </w:rPr>
+    </w:lvl>
+    <w:lvl w:ilvl="3" w:tentative="1">
+      <w:start w:val="1"/>
+      <w:numFmt w:val="bullet"/>
+      <w:lvlText w:val=""/>
+      <w:lvlJc w:val="left"/>
+      <w:pPr>
+        <w:tabs>
+          <w:tab w:val="num" w:pos="2880"/>
+        </w:tabs>
+        <w:ind w:left="2880" w:hanging="360"/>
+      </w:pPr>
+      <w:rPr>
+        <w:rFonts w:ascii="Wingdings" w:hAnsi="Wingdings" w:hint="default"/>
+        <w:sz w:val="20"/>
+      </w:rPr>
+    </w:lvl>
+    <w:lvl w:ilvl="4" w:tentative="1">
+      <w:start w:val="1"/>
+      <w:numFmt w:val="bullet"/>
+      <w:lvlText w:val=""/>
+      <w:lvlJc w:val="left"/>
+      <w:pPr>
+        <w:tabs>
+          <w:tab w:val="num" w:pos="3600"/>
+        </w:tabs>
+        <w:ind w:left="3600" w:hanging="360"/>
+      </w:pPr>
+      <w:rPr>
+        <w:rFonts w:ascii="Wingdings" w:hAnsi="Wingdings" w:hint="default"/>
+        <w:sz w:val="20"/>
+      </w:rPr>
+    </w:lvl>
+    <w:lvl w:ilvl="5" w:tentative="1">
+      <w:start w:val="1"/>
+      <w:numFmt w:val="bullet"/>
+      <w:lvlText w:val=""/>
+      <w:lvlJc w:val="left"/>
+      <w:pPr>
+        <w:tabs>
+          <w:tab w:val="num" w:pos="4320"/>
+        </w:tabs>
+        <w:ind w:left="4320" w:hanging="360"/>
+      </w:pPr>
+      <w:rPr>
+        <w:rFonts w:ascii="Wingdings" w:hAnsi="Wingdings" w:hint="default"/>
+        <w:sz w:val="20"/>
+      </w:rPr>
+    </w:lvl>
+    <w:lvl w:ilvl="6" w:tentative="1">
+      <w:start w:val="1"/>
+      <w:numFmt w:val="bullet"/>
+      <w:lvlText w:val=""/>
+      <w:lvlJc w:val="left"/>
+      <w:pPr>
+        <w:tabs>
+          <w:tab w:val="num" w:pos="5040"/>
+        </w:tabs>
+        <w:ind w:left="5040" w:hanging="360"/>
+      </w:pPr>
+      <w:rPr>
+        <w:rFonts w:ascii="Wingdings" w:hAnsi="Wingdings" w:hint="default"/>
+        <w:sz w:val="20"/>
+      </w:rPr>
+    </w:lvl>
+    <w:lvl w:ilvl="7" w:tentative="1">
+      <w:start w:val="1"/>
+      <w:numFmt w:val="bullet"/>
+      <w:lvlText w:val=""/>
+      <w:lvlJc w:val="left"/>
+      <w:pPr>
+        <w:tabs>
+          <w:tab w:val="num" w:pos="5760"/>
+        </w:tabs>
+        <w:ind w:left="5760" w:hanging="360"/>
+      </w:pPr>
+      <w:rPr>
+        <w:rFonts w:ascii="Wingdings" w:hAnsi="Wingdings" w:hint="default"/>
+        <w:sz w:val="20"/>
+      </w:rPr>
+    </w:lvl>
+    <w:lvl w:ilvl="8" w:tentative="1">
+      <w:start w:val="1"/>
+      <w:numFmt w:val="bullet"/>
+      <w:lvlText w:val=""/>
+      <w:lvlJc w:val="left"/>
+      <w:pPr>
+        <w:tabs>
+          <w:tab w:val="num" w:pos="6480"/>
+        </w:tabs>
+        <w:ind w:left="6480" w:hanging="360"/>
+      </w:pPr>
+      <w:rPr>
+        <w:rFonts w:ascii="Wingdings" w:hAnsi="Wingdings" w:hint="default"/>
+        <w:sz w:val="20"/>
+      </w:rPr>
+    </w:lvl>
+  </w:abstractNum>
+  <w:abstractNum w:abstractNumId="2" w15:restartNumberingAfterBreak="0">
+    <w:nsid w:val="24BF78DC"/>
+    <w:multiLevelType w:val="multilevel"/>
+    <w:tmpl w:val="D29E708E"/>
+    <w:lvl w:ilvl="0">
+      <w:start w:val="1"/>
+      <w:numFmt w:val="bullet"/>
+      <w:lvlText w:val=""/>
+      <w:lvlJc w:val="left"/>
+      <w:pPr>
+        <w:tabs>
+          <w:tab w:val="num" w:pos="720"/>
+        </w:tabs>
+        <w:ind w:left="720" w:hanging="360"/>
+      </w:pPr>
+      <w:rPr>
+        <w:rFonts w:ascii="Symbol" w:hAnsi="Symbol" w:hint="default"/>
+        <w:sz w:val="20"/>
+      </w:rPr>
+    </w:lvl>
+    <w:lvl w:ilvl="1" w:tentative="1">
+      <w:start w:val="1"/>
+      <w:numFmt w:val="bullet"/>
+      <w:lvlText w:val="o"/>
+      <w:lvlJc w:val="left"/>
+      <w:pPr>
+        <w:tabs>
+          <w:tab w:val="num" w:pos="1440"/>
+        </w:tabs>
+        <w:ind w:left="1440" w:hanging="360"/>
+      </w:pPr>
+      <w:rPr>
+        <w:rFonts w:ascii="Courier New" w:hAnsi="Courier New" w:hint="default"/>
+        <w:sz w:val="20"/>
+      </w:rPr>
+    </w:lvl>
+    <w:lvl w:ilvl="2" w:tentative="1">
+      <w:start w:val="1"/>
+      <w:numFmt w:val="bullet"/>
+      <w:lvlText w:val=""/>
+      <w:lvlJc w:val="left"/>
+      <w:pPr>
+        <w:tabs>
+          <w:tab w:val="num" w:pos="2160"/>
+        </w:tabs>
+        <w:ind w:left="2160" w:hanging="360"/>
+      </w:pPr>
+      <w:rPr>
+        <w:rFonts w:ascii="Wingdings" w:hAnsi="Wingdings" w:hint="default"/>
+        <w:sz w:val="20"/>
+      </w:rPr>
+    </w:lvl>
+    <w:lvl w:ilvl="3" w:tentative="1">
+      <w:start w:val="1"/>
+      <w:numFmt w:val="bullet"/>
+      <w:lvlText w:val=""/>
+      <w:lvlJc w:val="left"/>
+      <w:pPr>
+        <w:tabs>
+          <w:tab w:val="num" w:pos="2880"/>
+        </w:tabs>
+        <w:ind w:left="2880" w:hanging="360"/>
+      </w:pPr>
+      <w:rPr>
+        <w:rFonts w:ascii="Wingdings" w:hAnsi="Wingdings" w:hint="default"/>
+        <w:sz w:val="20"/>
+      </w:rPr>
+    </w:lvl>
+    <w:lvl w:ilvl="4" w:tentative="1">
+      <w:start w:val="1"/>
+      <w:numFmt w:val="bullet"/>
+      <w:lvlText w:val=""/>
+      <w:lvlJc w:val="left"/>
+      <w:pPr>
+        <w:tabs>
+          <w:tab w:val="num" w:pos="3600"/>
+        </w:tabs>
+        <w:ind w:left="3600" w:hanging="360"/>
+      </w:pPr>
+      <w:rPr>
+        <w:rFonts w:ascii="Wingdings" w:hAnsi="Wingdings" w:hint="default"/>
+        <w:sz w:val="20"/>
+      </w:rPr>
+    </w:lvl>
+    <w:lvl w:ilvl="5" w:tentative="1">
+      <w:start w:val="1"/>
+      <w:numFmt w:val="bullet"/>
+      <w:lvlText w:val=""/>
+      <w:lvlJc w:val="left"/>
+      <w:pPr>
+        <w:tabs>
+          <w:tab w:val="num" w:pos="4320"/>
+        </w:tabs>
+        <w:ind w:left="4320" w:hanging="360"/>
+      </w:pPr>
+      <w:rPr>
+        <w:rFonts w:ascii="Wingdings" w:hAnsi="Wingdings" w:hint="default"/>
+        <w:sz w:val="20"/>
+      </w:rPr>
+    </w:lvl>
+    <w:lvl w:ilvl="6" w:tentative="1">
+      <w:start w:val="1"/>
+      <w:numFmt w:val="bullet"/>
+      <w:lvlText w:val=""/>
+      <w:lvlJc w:val="left"/>
+      <w:pPr>
+        <w:tabs>
+          <w:tab w:val="num" w:pos="5040"/>
+        </w:tabs>
+        <w:ind w:left="5040" w:hanging="360"/>
+      </w:pPr>
+      <w:rPr>
+        <w:rFonts w:ascii="Wingdings" w:hAnsi="Wingdings" w:hint="default"/>
+        <w:sz w:val="20"/>
+      </w:rPr>
+    </w:lvl>
+    <w:lvl w:ilvl="7" w:tentative="1">
+      <w:start w:val="1"/>
+      <w:numFmt w:val="bullet"/>
+      <w:lvlText w:val=""/>
+      <w:lvlJc w:val="left"/>
+      <w:pPr>
+        <w:tabs>
+          <w:tab w:val="num" w:pos="5760"/>
+        </w:tabs>
+        <w:ind w:left="5760" w:hanging="360"/>
+      </w:pPr>
+      <w:rPr>
+        <w:rFonts w:ascii="Wingdings" w:hAnsi="Wingdings" w:hint="default"/>
+        <w:sz w:val="20"/>
+      </w:rPr>
+    </w:lvl>
+    <w:lvl w:ilvl="8" w:tentative="1">
+      <w:start w:val="1"/>
+      <w:numFmt w:val="bullet"/>
+      <w:lvlText w:val=""/>
+      <w:lvlJc w:val="left"/>
+      <w:pPr>
+        <w:tabs>
+          <w:tab w:val="num" w:pos="6480"/>
+        </w:tabs>
+        <w:ind w:left="6480" w:hanging="360"/>
+      </w:pPr>
+      <w:rPr>
+        <w:rFonts w:ascii="Wingdings" w:hAnsi="Wingdings" w:hint="default"/>
+        <w:sz w:val="20"/>
+      </w:rPr>
+    </w:lvl>
+  </w:abstractNum>
+  <w:abstractNum w:abstractNumId="3" w15:restartNumberingAfterBreak="0">
+    <w:nsid w:val="3DBA3B17"/>
+    <w:multiLevelType w:val="multilevel"/>
+    <w:tmpl w:val="37422C58"/>
+    <w:lvl w:ilvl="0">
+      <w:start w:val="1"/>
+      <w:numFmt w:val="bullet"/>
+      <w:lvlText w:val=""/>
+      <w:lvlJc w:val="left"/>
+      <w:pPr>
+        <w:tabs>
+          <w:tab w:val="num" w:pos="720"/>
+        </w:tabs>
+        <w:ind w:left="720" w:hanging="360"/>
+      </w:pPr>
+      <w:rPr>
+        <w:rFonts w:ascii="Symbol" w:hAnsi="Symbol" w:hint="default"/>
+        <w:sz w:val="20"/>
+      </w:rPr>
+    </w:lvl>
+    <w:lvl w:ilvl="1" w:tentative="1">
+      <w:start w:val="1"/>
+      <w:numFmt w:val="bullet"/>
+      <w:lvlText w:val="o"/>
+      <w:lvlJc w:val="left"/>
+      <w:pPr>
+        <w:tabs>
+          <w:tab w:val="num" w:pos="1440"/>
+        </w:tabs>
+        <w:ind w:left="1440" w:hanging="360"/>
+      </w:pPr>
+      <w:rPr>
+        <w:rFonts w:ascii="Courier New" w:hAnsi="Courier New" w:hint="default"/>
+        <w:sz w:val="20"/>
+      </w:rPr>
+    </w:lvl>
+    <w:lvl w:ilvl="2" w:tentative="1">
+      <w:start w:val="1"/>
+      <w:numFmt w:val="bullet"/>
+      <w:lvlText w:val=""/>
+      <w:lvlJc w:val="left"/>
+      <w:pPr>
+        <w:tabs>
+          <w:tab w:val="num" w:pos="2160"/>
+        </w:tabs>
+        <w:ind w:left="2160" w:hanging="360"/>
+      </w:pPr>
+      <w:rPr>
+        <w:rFonts w:ascii="Wingdings" w:hAnsi="Wingdings" w:hint="default"/>
+        <w:sz w:val="20"/>
+      </w:rPr>
+    </w:lvl>
+    <w:lvl w:ilvl="3" w:tentative="1">
+      <w:start w:val="1"/>
+      <w:numFmt w:val="bullet"/>
+      <w:lvlText w:val=""/>
+      <w:lvlJc w:val="left"/>
+      <w:pPr>
+        <w:tabs>
+          <w:tab w:val="num" w:pos="2880"/>
+        </w:tabs>
+        <w:ind w:left="2880" w:hanging="360"/>
+      </w:pPr>
+      <w:rPr>
+        <w:rFonts w:ascii="Wingdings" w:hAnsi="Wingdings" w:hint="default"/>
+        <w:sz w:val="20"/>
+      </w:rPr>
+    </w:lvl>
+    <w:lvl w:ilvl="4" w:tentative="1">
+      <w:start w:val="1"/>
+      <w:numFmt w:val="bullet"/>
+      <w:lvlText w:val=""/>
+      <w:lvlJc w:val="left"/>
+      <w:pPr>
+        <w:tabs>
+          <w:tab w:val="num" w:pos="3600"/>
+        </w:tabs>
+        <w:ind w:left="3600" w:hanging="360"/>
+      </w:pPr>
+      <w:rPr>
+        <w:rFonts w:ascii="Wingdings" w:hAnsi="Wingdings" w:hint="default"/>
+        <w:sz w:val="20"/>
+      </w:rPr>
+    </w:lvl>
+    <w:lvl w:ilvl="5" w:tentative="1">
+      <w:start w:val="1"/>
+      <w:numFmt w:val="bullet"/>
+      <w:lvlText w:val=""/>
+      <w:lvlJc w:val="left"/>
+      <w:pPr>
+        <w:tabs>
+          <w:tab w:val="num" w:pos="4320"/>
+        </w:tabs>
+        <w:ind w:left="4320" w:hanging="360"/>
+      </w:pPr>
+      <w:rPr>
+        <w:rFonts w:ascii="Wingdings" w:hAnsi="Wingdings" w:hint="default"/>
+        <w:sz w:val="20"/>
+      </w:rPr>
+    </w:lvl>
+    <w:lvl w:ilvl="6" w:tentative="1">
+      <w:start w:val="1"/>
+      <w:numFmt w:val="bullet"/>
+      <w:lvlText w:val=""/>
+      <w:lvlJc w:val="left"/>
+      <w:pPr>
+        <w:tabs>
+          <w:tab w:val="num" w:pos="5040"/>
+        </w:tabs>
+        <w:ind w:left="5040" w:hanging="360"/>
+      </w:pPr>
+      <w:rPr>
+        <w:rFonts w:ascii="Wingdings" w:hAnsi="Wingdings" w:hint="default"/>
+        <w:sz w:val="20"/>
+      </w:rPr>
+    </w:lvl>
+    <w:lvl w:ilvl="7" w:tentative="1">
+      <w:start w:val="1"/>
+      <w:numFmt w:val="bullet"/>
+      <w:lvlText w:val=""/>
+      <w:lvlJc w:val="left"/>
+      <w:pPr>
+        <w:tabs>
+          <w:tab w:val="num" w:pos="5760"/>
+        </w:tabs>
+        <w:ind w:left="5760" w:hanging="360"/>
+      </w:pPr>
+      <w:rPr>
+        <w:rFonts w:ascii="Wingdings" w:hAnsi="Wingdings" w:hint="default"/>
+        <w:sz w:val="20"/>
+      </w:rPr>
+    </w:lvl>
+    <w:lvl w:ilvl="8" w:tentative="1">
+      <w:start w:val="1"/>
+      <w:numFmt w:val="bullet"/>
+      <w:lvlText w:val=""/>
+      <w:lvlJc w:val="left"/>
+      <w:pPr>
+        <w:tabs>
+          <w:tab w:val="num" w:pos="6480"/>
+        </w:tabs>
+        <w:ind w:left="6480" w:hanging="360"/>
+      </w:pPr>
+      <w:rPr>
+        <w:rFonts w:ascii="Wingdings" w:hAnsi="Wingdings" w:hint="default"/>
+        <w:sz w:val="20"/>
+      </w:rPr>
+    </w:lvl>
+  </w:abstractNum>
+  <w:abstractNum w:abstractNumId="4" w15:restartNumberingAfterBreak="0">
+    <w:nsid w:val="43C652AA"/>
+    <w:multiLevelType w:val="multilevel"/>
+    <w:tmpl w:val="2E58353E"/>
+    <w:lvl w:ilvl="0">
+      <w:start w:val="1"/>
+      <w:numFmt w:val="bullet"/>
+      <w:lvlText w:val=""/>
+      <w:lvlJc w:val="left"/>
+      <w:pPr>
+        <w:tabs>
+          <w:tab w:val="num" w:pos="720"/>
+        </w:tabs>
+        <w:ind w:left="720" w:hanging="360"/>
+      </w:pPr>
+      <w:rPr>
+        <w:rFonts w:ascii="Symbol" w:hAnsi="Symbol" w:hint="default"/>
+        <w:sz w:val="20"/>
+      </w:rPr>
+    </w:lvl>
+    <w:lvl w:ilvl="1" w:tentative="1">
+      <w:start w:val="1"/>
+      <w:numFmt w:val="bullet"/>
+      <w:lvlText w:val="o"/>
+      <w:lvlJc w:val="left"/>
+      <w:pPr>
+        <w:tabs>
+          <w:tab w:val="num" w:pos="1440"/>
+        </w:tabs>
+        <w:ind w:left="1440" w:hanging="360"/>
+      </w:pPr>
+      <w:rPr>
+        <w:rFonts w:ascii="Courier New" w:hAnsi="Courier New" w:hint="default"/>
+        <w:sz w:val="20"/>
+      </w:rPr>
+    </w:lvl>
+    <w:lvl w:ilvl="2" w:tentative="1">
+      <w:start w:val="1"/>
+      <w:numFmt w:val="bullet"/>
+      <w:lvlText w:val=""/>
+      <w:lvlJc w:val="left"/>
+      <w:pPr>
+        <w:tabs>
+          <w:tab w:val="num" w:pos="2160"/>
+        </w:tabs>
+        <w:ind w:left="2160" w:hanging="360"/>
+      </w:pPr>
+      <w:rPr>
+        <w:rFonts w:ascii="Wingdings" w:hAnsi="Wingdings" w:hint="default"/>
+        <w:sz w:val="20"/>
+      </w:rPr>
+    </w:lvl>
+    <w:lvl w:ilvl="3" w:tentative="1">
+      <w:start w:val="1"/>
+      <w:numFmt w:val="bullet"/>
+      <w:lvlText w:val=""/>
+      <w:lvlJc w:val="left"/>
+      <w:pPr>
+        <w:tabs>
+          <w:tab w:val="num" w:pos="2880"/>
+        </w:tabs>
+        <w:ind w:left="2880" w:hanging="360"/>
+      </w:pPr>
+      <w:rPr>
+        <w:rFonts w:ascii="Wingdings" w:hAnsi="Wingdings" w:hint="default"/>
+        <w:sz w:val="20"/>
+      </w:rPr>
+    </w:lvl>
+    <w:lvl w:ilvl="4" w:tentative="1">
+      <w:start w:val="1"/>
+      <w:numFmt w:val="bullet"/>
+      <w:lvlText w:val=""/>
+      <w:lvlJc w:val="left"/>
+      <w:pPr>
+        <w:tabs>
+          <w:tab w:val="num" w:pos="3600"/>
+        </w:tabs>
+        <w:ind w:left="3600" w:hanging="360"/>
+      </w:pPr>
+      <w:rPr>
+        <w:rFonts w:ascii="Wingdings" w:hAnsi="Wingdings" w:hint="default"/>
+        <w:sz w:val="20"/>
+      </w:rPr>
+    </w:lvl>
+    <w:lvl w:ilvl="5" w:tentative="1">
+      <w:start w:val="1"/>
+      <w:numFmt w:val="bullet"/>
+      <w:lvlText w:val=""/>
+      <w:lvlJc w:val="left"/>
+      <w:pPr>
+        <w:tabs>
+          <w:tab w:val="num" w:pos="4320"/>
+        </w:tabs>
+        <w:ind w:left="4320" w:hanging="360"/>
+      </w:pPr>
+      <w:rPr>
+        <w:rFonts w:ascii="Wingdings" w:hAnsi="Wingdings" w:hint="default"/>
+        <w:sz w:val="20"/>
+      </w:rPr>
+    </w:lvl>
+    <w:lvl w:ilvl="6" w:tentative="1">
+      <w:start w:val="1"/>
+      <w:numFmt w:val="bullet"/>
+      <w:lvlText w:val=""/>
+      <w:lvlJc w:val="left"/>
+      <w:pPr>
+        <w:tabs>
+          <w:tab w:val="num" w:pos="5040"/>
+        </w:tabs>
+        <w:ind w:left="5040" w:hanging="360"/>
+      </w:pPr>
+      <w:rPr>
+        <w:rFonts w:ascii="Wingdings" w:hAnsi="Wingdings" w:hint="default"/>
+        <w:sz w:val="20"/>
+      </w:rPr>
+    </w:lvl>
+    <w:lvl w:ilvl="7" w:tentative="1">
+      <w:start w:val="1"/>
+      <w:numFmt w:val="bullet"/>
+      <w:lvlText w:val=""/>
+      <w:lvlJc w:val="left"/>
+      <w:pPr>
+        <w:tabs>
+          <w:tab w:val="num" w:pos="5760"/>
+        </w:tabs>
+        <w:ind w:left="5760" w:hanging="360"/>
+      </w:pPr>
+      <w:rPr>
+        <w:rFonts w:ascii="Wingdings" w:hAnsi="Wingdings" w:hint="default"/>
+        <w:sz w:val="20"/>
+      </w:rPr>
+    </w:lvl>
+    <w:lvl w:ilvl="8" w:tentative="1">
+      <w:start w:val="1"/>
+      <w:numFmt w:val="bullet"/>
+      <w:lvlText w:val=""/>
+      <w:lvlJc w:val="left"/>
+      <w:pPr>
+        <w:tabs>
+          <w:tab w:val="num" w:pos="6480"/>
+        </w:tabs>
+        <w:ind w:left="6480" w:hanging="360"/>
+      </w:pPr>
+      <w:rPr>
+        <w:rFonts w:ascii="Wingdings" w:hAnsi="Wingdings" w:hint="default"/>
+        <w:sz w:val="20"/>
+      </w:rPr>
+    </w:lvl>
+  </w:abstractNum>
+  <w:abstractNum w:abstractNumId="5" w15:restartNumberingAfterBreak="0">
+    <w:nsid w:val="46CD69B1"/>
+    <w:multiLevelType w:val="multilevel"/>
+    <w:tmpl w:val="E8D62018"/>
+    <w:lvl w:ilvl="0">
+      <w:start w:val="1"/>
+      <w:numFmt w:val="bullet"/>
+      <w:lvlText w:val=""/>
+      <w:lvlJc w:val="left"/>
+      <w:pPr>
+        <w:tabs>
+          <w:tab w:val="num" w:pos="720"/>
+        </w:tabs>
+        <w:ind w:left="720" w:hanging="360"/>
+      </w:pPr>
+      <w:rPr>
+        <w:rFonts w:ascii="Symbol" w:hAnsi="Symbol" w:hint="default"/>
+        <w:sz w:val="20"/>
+      </w:rPr>
+    </w:lvl>
+    <w:lvl w:ilvl="1" w:tentative="1">
+      <w:start w:val="1"/>
+      <w:numFmt w:val="bullet"/>
+      <w:lvlText w:val="o"/>
+      <w:lvlJc w:val="left"/>
+      <w:pPr>
+        <w:tabs>
+          <w:tab w:val="num" w:pos="1440"/>
+        </w:tabs>
+        <w:ind w:left="1440" w:hanging="360"/>
+      </w:pPr>
+      <w:rPr>
+        <w:rFonts w:ascii="Courier New" w:hAnsi="Courier New" w:hint="default"/>
+        <w:sz w:val="20"/>
+      </w:rPr>
+    </w:lvl>
+    <w:lvl w:ilvl="2" w:tentative="1">
+      <w:start w:val="1"/>
+      <w:numFmt w:val="bullet"/>
+      <w:lvlText w:val=""/>
+      <w:lvlJc w:val="left"/>
+      <w:pPr>
+        <w:tabs>
+          <w:tab w:val="num" w:pos="2160"/>
+        </w:tabs>
+        <w:ind w:left="2160" w:hanging="360"/>
+      </w:pPr>
+      <w:rPr>
+        <w:rFonts w:ascii="Wingdings" w:hAnsi="Wingdings" w:hint="default"/>
+        <w:sz w:val="20"/>
+      </w:rPr>
+    </w:lvl>
+    <w:lvl w:ilvl="3" w:tentative="1">
+      <w:start w:val="1"/>
+      <w:numFmt w:val="bullet"/>
+      <w:lvlText w:val=""/>
+      <w:lvlJc w:val="left"/>
+      <w:pPr>
+        <w:tabs>
+          <w:tab w:val="num" w:pos="2880"/>
+        </w:tabs>
+        <w:ind w:left="2880" w:hanging="360"/>
+      </w:pPr>
+      <w:rPr>
+        <w:rFonts w:ascii="Wingdings" w:hAnsi="Wingdings" w:hint="default"/>
+        <w:sz w:val="20"/>
+      </w:rPr>
+    </w:lvl>
+    <w:lvl w:ilvl="4" w:tentative="1">
+      <w:start w:val="1"/>
+      <w:numFmt w:val="bullet"/>
+      <w:lvlText w:val=""/>
+      <w:lvlJc w:val="left"/>
+      <w:pPr>
+        <w:tabs>
+          <w:tab w:val="num" w:pos="3600"/>
+        </w:tabs>
+        <w:ind w:left="3600" w:hanging="360"/>
+      </w:pPr>
+      <w:rPr>
+        <w:rFonts w:ascii="Wingdings" w:hAnsi="Wingdings" w:hint="default"/>
+        <w:sz w:val="20"/>
+      </w:rPr>
+    </w:lvl>
+    <w:lvl w:ilvl="5" w:tentative="1">
+      <w:start w:val="1"/>
+      <w:numFmt w:val="bullet"/>
+      <w:lvlText w:val=""/>
+      <w:lvlJc w:val="left"/>
+      <w:pPr>
+        <w:tabs>
+          <w:tab w:val="num" w:pos="4320"/>
+        </w:tabs>
+        <w:ind w:left="4320" w:hanging="360"/>
+      </w:pPr>
+      <w:rPr>
+        <w:rFonts w:ascii="Wingdings" w:hAnsi="Wingdings" w:hint="default"/>
+        <w:sz w:val="20"/>
+      </w:rPr>
+    </w:lvl>
+    <w:lvl w:ilvl="6" w:tentative="1">
+      <w:start w:val="1"/>
+      <w:numFmt w:val="bullet"/>
+      <w:lvlText w:val=""/>
+      <w:lvlJc w:val="left"/>
+      <w:pPr>
+        <w:tabs>
+          <w:tab w:val="num" w:pos="5040"/>
+        </w:tabs>
+        <w:ind w:left="5040" w:hanging="360"/>
+      </w:pPr>
+      <w:rPr>
+        <w:rFonts w:ascii="Wingdings" w:hAnsi="Wingdings" w:hint="default"/>
+        <w:sz w:val="20"/>
+      </w:rPr>
+    </w:lvl>
+    <w:lvl w:ilvl="7" w:tentative="1">
+      <w:start w:val="1"/>
+      <w:numFmt w:val="bullet"/>
+      <w:lvlText w:val=""/>
+      <w:lvlJc w:val="left"/>
+      <w:pPr>
+        <w:tabs>
+          <w:tab w:val="num" w:pos="5760"/>
+        </w:tabs>
+        <w:ind w:left="5760" w:hanging="360"/>
+      </w:pPr>
+      <w:rPr>
+        <w:rFonts w:ascii="Wingdings" w:hAnsi="Wingdings" w:hint="default"/>
+        <w:sz w:val="20"/>
+      </w:rPr>
+    </w:lvl>
+    <w:lvl w:ilvl="8" w:tentative="1">
+      <w:start w:val="1"/>
+      <w:numFmt w:val="bullet"/>
+      <w:lvlText w:val=""/>
+      <w:lvlJc w:val="left"/>
+      <w:pPr>
+        <w:tabs>
+          <w:tab w:val="num" w:pos="6480"/>
+        </w:tabs>
+        <w:ind w:left="6480" w:hanging="360"/>
+      </w:pPr>
+      <w:rPr>
+        <w:rFonts w:ascii="Wingdings" w:hAnsi="Wingdings" w:hint="default"/>
+        <w:sz w:val="20"/>
+      </w:rPr>
+    </w:lvl>
+  </w:abstractNum>
+  <w:abstractNum w:abstractNumId="6" w15:restartNumberingAfterBreak="0">
+    <w:nsid w:val="5B4D7376"/>
+    <w:multiLevelType w:val="multilevel"/>
+    <w:tmpl w:val="82B00B20"/>
+    <w:lvl w:ilvl="0">
+      <w:start w:val="1"/>
+      <w:numFmt w:val="bullet"/>
+      <w:lvlText w:val=""/>
+      <w:lvlJc w:val="left"/>
+      <w:pPr>
+        <w:tabs>
+          <w:tab w:val="num" w:pos="720"/>
+        </w:tabs>
+        <w:ind w:left="720" w:hanging="360"/>
+      </w:pPr>
+      <w:rPr>
+        <w:rFonts w:ascii="Symbol" w:hAnsi="Symbol" w:hint="default"/>
+        <w:sz w:val="20"/>
+      </w:rPr>
+    </w:lvl>
+    <w:lvl w:ilvl="1" w:tentative="1">
+      <w:start w:val="1"/>
+      <w:numFmt w:val="bullet"/>
+      <w:lvlText w:val="o"/>
+      <w:lvlJc w:val="left"/>
+      <w:pPr>
+        <w:tabs>
+          <w:tab w:val="num" w:pos="1440"/>
+        </w:tabs>
+        <w:ind w:left="1440" w:hanging="360"/>
+      </w:pPr>
+      <w:rPr>
+        <w:rFonts w:ascii="Courier New" w:hAnsi="Courier New" w:hint="default"/>
+        <w:sz w:val="20"/>
+      </w:rPr>
+    </w:lvl>
+    <w:lvl w:ilvl="2" w:tentative="1">
+      <w:start w:val="1"/>
+      <w:numFmt w:val="bullet"/>
+      <w:lvlText w:val=""/>
+      <w:lvlJc w:val="left"/>
+      <w:pPr>
+        <w:tabs>
+          <w:tab w:val="num" w:pos="2160"/>
+        </w:tabs>
+        <w:ind w:left="2160" w:hanging="360"/>
+      </w:pPr>
+      <w:rPr>
+        <w:rFonts w:ascii="Wingdings" w:hAnsi="Wingdings" w:hint="default"/>
+        <w:sz w:val="20"/>
+      </w:rPr>
+    </w:lvl>
+    <w:lvl w:ilvl="3" w:tentative="1">
+      <w:start w:val="1"/>
+      <w:numFmt w:val="bullet"/>
+      <w:lvlText w:val=""/>
+      <w:lvlJc w:val="left"/>
+      <w:pPr>
+        <w:tabs>
+          <w:tab w:val="num" w:pos="2880"/>
+        </w:tabs>
+        <w:ind w:left="2880" w:hanging="360"/>
+      </w:pPr>
+      <w:rPr>
+        <w:rFonts w:ascii="Wingdings" w:hAnsi="Wingdings" w:hint="default"/>
+        <w:sz w:val="20"/>
+      </w:rPr>
+    </w:lvl>
+    <w:lvl w:ilvl="4" w:tentative="1">
+      <w:start w:val="1"/>
+      <w:numFmt w:val="bullet"/>
+      <w:lvlText w:val=""/>
+      <w:lvlJc w:val="left"/>
+      <w:pPr>
+        <w:tabs>
+          <w:tab w:val="num" w:pos="3600"/>
+        </w:tabs>
+        <w:ind w:left="3600" w:hanging="360"/>
+      </w:pPr>
+      <w:rPr>
+        <w:rFonts w:ascii="Wingdings" w:hAnsi="Wingdings" w:hint="default"/>
+        <w:sz w:val="20"/>
+      </w:rPr>
+    </w:lvl>
+    <w:lvl w:ilvl="5" w:tentative="1">
+      <w:start w:val="1"/>
+      <w:numFmt w:val="bullet"/>
+      <w:lvlText w:val=""/>
+      <w:lvlJc w:val="left"/>
+      <w:pPr>
+        <w:tabs>
+          <w:tab w:val="num" w:pos="4320"/>
+        </w:tabs>
+        <w:ind w:left="4320" w:hanging="360"/>
+      </w:pPr>
+      <w:rPr>
+        <w:rFonts w:ascii="Wingdings" w:hAnsi="Wingdings" w:hint="default"/>
+        <w:sz w:val="20"/>
+      </w:rPr>
+    </w:lvl>
+    <w:lvl w:ilvl="6" w:tentative="1">
+      <w:start w:val="1"/>
+      <w:numFmt w:val="bullet"/>
+      <w:lvlText w:val=""/>
+      <w:lvlJc w:val="left"/>
+      <w:pPr>
+        <w:tabs>
+          <w:tab w:val="num" w:pos="5040"/>
+        </w:tabs>
+        <w:ind w:left="5040" w:hanging="360"/>
+      </w:pPr>
+      <w:rPr>
+        <w:rFonts w:ascii="Wingdings" w:hAnsi="Wingdings" w:hint="default"/>
+        <w:sz w:val="20"/>
+      </w:rPr>
+    </w:lvl>
+    <w:lvl w:ilvl="7" w:tentative="1">
+      <w:start w:val="1"/>
+      <w:numFmt w:val="bullet"/>
+      <w:lvlText w:val=""/>
+      <w:lvlJc w:val="left"/>
+      <w:pPr>
+        <w:tabs>
+          <w:tab w:val="num" w:pos="5760"/>
+        </w:tabs>
+        <w:ind w:left="5760" w:hanging="360"/>
+      </w:pPr>
+      <w:rPr>
+        <w:rFonts w:ascii="Wingdings" w:hAnsi="Wingdings" w:hint="default"/>
+        <w:sz w:val="20"/>
+      </w:rPr>
+    </w:lvl>
+    <w:lvl w:ilvl="8" w:tentative="1">
+      <w:start w:val="1"/>
+      <w:numFmt w:val="bullet"/>
+      <w:lvlText w:val=""/>
+      <w:lvlJc w:val="left"/>
+      <w:pPr>
+        <w:tabs>
+          <w:tab w:val="num" w:pos="6480"/>
+        </w:tabs>
+        <w:ind w:left="6480" w:hanging="360"/>
+      </w:pPr>
+      <w:rPr>
+        <w:rFonts w:ascii="Wingdings" w:hAnsi="Wingdings" w:hint="default"/>
+        <w:sz w:val="20"/>
+      </w:rPr>
+    </w:lvl>
+  </w:abstractNum>
+  <w:abstractNum w:abstractNumId="7" w15:restartNumberingAfterBreak="0">
+    <w:nsid w:val="60D6453F"/>
+    <w:multiLevelType w:val="multilevel"/>
+    <w:tmpl w:val="7E5AA7D4"/>
+    <w:lvl w:ilvl="0">
+      <w:start w:val="1"/>
+      <w:numFmt w:val="bullet"/>
+      <w:lvlText w:val=""/>
+      <w:lvlJc w:val="left"/>
+      <w:pPr>
+        <w:tabs>
+          <w:tab w:val="num" w:pos="720"/>
+        </w:tabs>
+        <w:ind w:left="720" w:hanging="360"/>
+      </w:pPr>
+      <w:rPr>
+        <w:rFonts w:ascii="Symbol" w:hAnsi="Symbol" w:hint="default"/>
+        <w:sz w:val="20"/>
+      </w:rPr>
+    </w:lvl>
+    <w:lvl w:ilvl="1" w:tentative="1">
+      <w:start w:val="1"/>
+      <w:numFmt w:val="bullet"/>
+      <w:lvlText w:val="o"/>
+      <w:lvlJc w:val="left"/>
+      <w:pPr>
+        <w:tabs>
+          <w:tab w:val="num" w:pos="1440"/>
+        </w:tabs>
+        <w:ind w:left="1440" w:hanging="360"/>
+      </w:pPr>
+      <w:rPr>
+        <w:rFonts w:ascii="Courier New" w:hAnsi="Courier New" w:hint="default"/>
+        <w:sz w:val="20"/>
+      </w:rPr>
+    </w:lvl>
+    <w:lvl w:ilvl="2" w:tentative="1">
+      <w:start w:val="1"/>
+      <w:numFmt w:val="bullet"/>
+      <w:lvlText w:val=""/>
+      <w:lvlJc w:val="left"/>
+      <w:pPr>
+        <w:tabs>
+          <w:tab w:val="num" w:pos="2160"/>
+        </w:tabs>
+        <w:ind w:left="2160" w:hanging="360"/>
+      </w:pPr>
+      <w:rPr>
+        <w:rFonts w:ascii="Wingdings" w:hAnsi="Wingdings" w:hint="default"/>
+        <w:sz w:val="20"/>
+      </w:rPr>
+    </w:lvl>
+    <w:lvl w:ilvl="3" w:tentative="1">
+      <w:start w:val="1"/>
+      <w:numFmt w:val="bullet"/>
+      <w:lvlText w:val=""/>
+      <w:lvlJc w:val="left"/>
+      <w:pPr>
+        <w:tabs>
+          <w:tab w:val="num" w:pos="2880"/>
+        </w:tabs>
+        <w:ind w:left="2880" w:hanging="360"/>
+      </w:pPr>
+      <w:rPr>
+        <w:rFonts w:ascii="Wingdings" w:hAnsi="Wingdings" w:hint="default"/>
+        <w:sz w:val="20"/>
+      </w:rPr>
+    </w:lvl>
+    <w:lvl w:ilvl="4" w:tentative="1">
+      <w:start w:val="1"/>
+      <w:numFmt w:val="bullet"/>
+      <w:lvlText w:val=""/>
+      <w:lvlJc w:val="left"/>
+      <w:pPr>
+        <w:tabs>
+          <w:tab w:val="num" w:pos="3600"/>
+        </w:tabs>
+        <w:ind w:left="3600" w:hanging="360"/>
+      </w:pPr>
+      <w:rPr>
+        <w:rFonts w:ascii="Wingdings" w:hAnsi="Wingdings" w:hint="default"/>
+        <w:sz w:val="20"/>
+      </w:rPr>
+    </w:lvl>
+    <w:lvl w:ilvl="5" w:tentative="1">
+      <w:start w:val="1"/>
+      <w:numFmt w:val="bullet"/>
+      <w:lvlText w:val=""/>
+      <w:lvlJc w:val="left"/>
+      <w:pPr>
+        <w:tabs>
+          <w:tab w:val="num" w:pos="4320"/>
+        </w:tabs>
+        <w:ind w:left="4320" w:hanging="360"/>
+      </w:pPr>
+      <w:rPr>
+        <w:rFonts w:ascii="Wingdings" w:hAnsi="Wingdings" w:hint="default"/>
+        <w:sz w:val="20"/>
+      </w:rPr>
+    </w:lvl>
+    <w:lvl w:ilvl="6" w:tentative="1">
+      <w:start w:val="1"/>
+      <w:numFmt w:val="bullet"/>
+      <w:lvlText w:val=""/>
+      <w:lvlJc w:val="left"/>
+      <w:pPr>
+        <w:tabs>
+          <w:tab w:val="num" w:pos="5040"/>
+        </w:tabs>
+        <w:ind w:left="5040" w:hanging="360"/>
+      </w:pPr>
+      <w:rPr>
+        <w:rFonts w:ascii="Wingdings" w:hAnsi="Wingdings" w:hint="default"/>
+        <w:sz w:val="20"/>
+      </w:rPr>
+    </w:lvl>
+    <w:lvl w:ilvl="7" w:tentative="1">
+      <w:start w:val="1"/>
+      <w:numFmt w:val="bullet"/>
+      <w:lvlText w:val=""/>
+      <w:lvlJc w:val="left"/>
+      <w:pPr>
+        <w:tabs>
+          <w:tab w:val="num" w:pos="5760"/>
+        </w:tabs>
+        <w:ind w:left="5760" w:hanging="360"/>
+      </w:pPr>
+      <w:rPr>
+        <w:rFonts w:ascii="Wingdings" w:hAnsi="Wingdings" w:hint="default"/>
+        <w:sz w:val="20"/>
+      </w:rPr>
+    </w:lvl>
+    <w:lvl w:ilvl="8" w:tentative="1">
+      <w:start w:val="1"/>
+      <w:numFmt w:val="bullet"/>
+      <w:lvlText w:val=""/>
+      <w:lvlJc w:val="left"/>
+      <w:pPr>
+        <w:tabs>
+          <w:tab w:val="num" w:pos="6480"/>
+        </w:tabs>
+        <w:ind w:left="6480" w:hanging="360"/>
+      </w:pPr>
+      <w:rPr>
+        <w:rFonts w:ascii="Wingdings" w:hAnsi="Wingdings" w:hint="default"/>
+        <w:sz w:val="20"/>
+      </w:rPr>
+    </w:lvl>
+  </w:abstractNum>
+  <w:abstractNum w:abstractNumId="8" w15:restartNumberingAfterBreak="0">
+    <w:nsid w:val="6F1A1016"/>
+    <w:multiLevelType w:val="multilevel"/>
+    <w:tmpl w:val="8A5EB63A"/>
+    <w:lvl w:ilvl="0">
+      <w:start w:val="1"/>
+      <w:numFmt w:val="bullet"/>
+      <w:lvlText w:val=""/>
+      <w:lvlJc w:val="left"/>
+      <w:pPr>
+        <w:tabs>
+          <w:tab w:val="num" w:pos="720"/>
+        </w:tabs>
+        <w:ind w:left="720" w:hanging="360"/>
+      </w:pPr>
+      <w:rPr>
+        <w:rFonts w:ascii="Symbol" w:hAnsi="Symbol" w:hint="default"/>
+        <w:sz w:val="20"/>
+      </w:rPr>
+    </w:lvl>
+    <w:lvl w:ilvl="1" w:tentative="1">
+      <w:start w:val="1"/>
+      <w:numFmt w:val="bullet"/>
+      <w:lvlText w:val="o"/>
+      <w:lvlJc w:val="left"/>
+      <w:pPr>
+        <w:tabs>
+          <w:tab w:val="num" w:pos="1440"/>
+        </w:tabs>
+        <w:ind w:left="1440" w:hanging="360"/>
+      </w:pPr>
+      <w:rPr>
+        <w:rFonts w:ascii="Courier New" w:hAnsi="Courier New" w:hint="default"/>
+        <w:sz w:val="20"/>
+      </w:rPr>
+    </w:lvl>
+    <w:lvl w:ilvl="2" w:tentative="1">
+      <w:start w:val="1"/>
+      <w:numFmt w:val="bullet"/>
+      <w:lvlText w:val=""/>
+      <w:lvlJc w:val="left"/>
+      <w:pPr>
+        <w:tabs>
+          <w:tab w:val="num" w:pos="2160"/>
+        </w:tabs>
+        <w:ind w:left="2160" w:hanging="360"/>
+      </w:pPr>
+      <w:rPr>
+        <w:rFonts w:ascii="Wingdings" w:hAnsi="Wingdings" w:hint="default"/>
+        <w:sz w:val="20"/>
+      </w:rPr>
+    </w:lvl>
+    <w:lvl w:ilvl="3" w:tentative="1">
+      <w:start w:val="1"/>
+      <w:numFmt w:val="bullet"/>
+      <w:lvlText w:val=""/>
+      <w:lvlJc w:val="left"/>
+      <w:pPr>
+        <w:tabs>
+          <w:tab w:val="num" w:pos="2880"/>
+        </w:tabs>
+        <w:ind w:left="2880" w:hanging="360"/>
+      </w:pPr>
+      <w:rPr>
+        <w:rFonts w:ascii="Wingdings" w:hAnsi="Wingdings" w:hint="default"/>
+        <w:sz w:val="20"/>
+      </w:rPr>
+    </w:lvl>
+    <w:lvl w:ilvl="4" w:tentative="1">
+      <w:start w:val="1"/>
+      <w:numFmt w:val="bullet"/>
+      <w:lvlText w:val=""/>
+      <w:lvlJc w:val="left"/>
+      <w:pPr>
+        <w:tabs>
+          <w:tab w:val="num" w:pos="3600"/>
+        </w:tabs>
+        <w:ind w:left="3600" w:hanging="360"/>
+      </w:pPr>
+      <w:rPr>
+        <w:rFonts w:ascii="Wingdings" w:hAnsi="Wingdings" w:hint="default"/>
+        <w:sz w:val="20"/>
+      </w:rPr>
+    </w:lvl>
+    <w:lvl w:ilvl="5" w:tentative="1">
+      <w:start w:val="1"/>
+      <w:numFmt w:val="bullet"/>
+      <w:lvlText w:val=""/>
+      <w:lvlJc w:val="left"/>
+      <w:pPr>
+        <w:tabs>
+          <w:tab w:val="num" w:pos="4320"/>
+        </w:tabs>
+        <w:ind w:left="4320" w:hanging="360"/>
+      </w:pPr>
+      <w:rPr>
+        <w:rFonts w:ascii="Wingdings" w:hAnsi="Wingdings" w:hint="default"/>
+        <w:sz w:val="20"/>
+      </w:rPr>
+    </w:lvl>
+    <w:lvl w:ilvl="6" w:tentative="1">
+      <w:start w:val="1"/>
+      <w:numFmt w:val="bullet"/>
+      <w:lvlText w:val=""/>
+      <w:lvlJc w:val="left"/>
+      <w:pPr>
+        <w:tabs>
+          <w:tab w:val="num" w:pos="5040"/>
+        </w:tabs>
+        <w:ind w:left="5040" w:hanging="360"/>
+      </w:pPr>
+      <w:rPr>
+        <w:rFonts w:ascii="Wingdings" w:hAnsi="Wingdings" w:hint="default"/>
+        <w:sz w:val="20"/>
+      </w:rPr>
+    </w:lvl>
+    <w:lvl w:ilvl="7" w:tentative="1">
+      <w:start w:val="1"/>
+      <w:numFmt w:val="bullet"/>
+      <w:lvlText w:val=""/>
+      <w:lvlJc w:val="left"/>
+      <w:pPr>
+        <w:tabs>
+          <w:tab w:val="num" w:pos="5760"/>
+        </w:tabs>
+        <w:ind w:left="5760" w:hanging="360"/>
+      </w:pPr>
+      <w:rPr>
+        <w:rFonts w:ascii="Wingdings" w:hAnsi="Wingdings" w:hint="default"/>
+        <w:sz w:val="20"/>
+      </w:rPr>
+    </w:lvl>
+    <w:lvl w:ilvl="8" w:tentative="1">
+      <w:start w:val="1"/>
+      <w:numFmt w:val="bullet"/>
+      <w:lvlText w:val=""/>
+      <w:lvlJc w:val="left"/>
+      <w:pPr>
+        <w:tabs>
+          <w:tab w:val="num" w:pos="6480"/>
+        </w:tabs>
+        <w:ind w:left="6480" w:hanging="360"/>
+      </w:pPr>
+      <w:rPr>
+        <w:rFonts w:ascii="Wingdings" w:hAnsi="Wingdings" w:hint="default"/>
+        <w:sz w:val="20"/>
+      </w:rPr>
+    </w:lvl>
+  </w:abstractNum>
+  <w:abstractNum w:abstractNumId="9" w15:restartNumberingAfterBreak="0">
+    <w:nsid w:val="77B82FBA"/>
+    <w:multiLevelType w:val="multilevel"/>
+    <w:tmpl w:val="3E8841AE"/>
+    <w:lvl w:ilvl="0">
+      <w:start w:val="1"/>
+      <w:numFmt w:val="bullet"/>
+      <w:lvlText w:val=""/>
+      <w:lvlJc w:val="left"/>
+      <w:pPr>
+        <w:tabs>
+          <w:tab w:val="num" w:pos="720"/>
+        </w:tabs>
+        <w:ind w:left="720" w:hanging="360"/>
+      </w:pPr>
+      <w:rPr>
+        <w:rFonts w:ascii="Symbol" w:hAnsi="Symbol" w:hint="default"/>
+        <w:sz w:val="20"/>
+      </w:rPr>
+    </w:lvl>
+    <w:lvl w:ilvl="1" w:tentative="1">
+      <w:start w:val="1"/>
+      <w:numFmt w:val="bullet"/>
+      <w:lvlText w:val="o"/>
+      <w:lvlJc w:val="left"/>
+      <w:pPr>
+        <w:tabs>
+          <w:tab w:val="num" w:pos="1440"/>
+        </w:tabs>
+        <w:ind w:left="1440" w:hanging="360"/>
+      </w:pPr>
+      <w:rPr>
+        <w:rFonts w:ascii="Courier New" w:hAnsi="Courier New" w:hint="default"/>
+        <w:sz w:val="20"/>
+      </w:rPr>
+    </w:lvl>
+    <w:lvl w:ilvl="2" w:tentative="1">
+      <w:start w:val="1"/>
+      <w:numFmt w:val="bullet"/>
+      <w:lvlText w:val=""/>
+      <w:lvlJc w:val="left"/>
+      <w:pPr>
+        <w:tabs>
+          <w:tab w:val="num" w:pos="2160"/>
+        </w:tabs>
+        <w:ind w:left="2160" w:hanging="360"/>
+      </w:pPr>
+      <w:rPr>
+        <w:rFonts w:ascii="Wingdings" w:hAnsi="Wingdings" w:hint="default"/>
+        <w:sz w:val="20"/>
+      </w:rPr>
+    </w:lvl>
+    <w:lvl w:ilvl="3" w:tentative="1">
+      <w:start w:val="1"/>
+      <w:numFmt w:val="bullet"/>
+      <w:lvlText w:val=""/>
+      <w:lvlJc w:val="left"/>
+      <w:pPr>
+        <w:tabs>
+          <w:tab w:val="num" w:pos="2880"/>
+        </w:tabs>
+        <w:ind w:left="2880" w:hanging="360"/>
+      </w:pPr>
+      <w:rPr>
+        <w:rFonts w:ascii="Wingdings" w:hAnsi="Wingdings" w:hint="default"/>
+        <w:sz w:val="20"/>
+      </w:rPr>
+    </w:lvl>
+    <w:lvl w:ilvl="4" w:tentative="1">
+      <w:start w:val="1"/>
+      <w:numFmt w:val="bullet"/>
+      <w:lvlText w:val=""/>
+      <w:lvlJc w:val="left"/>
+      <w:pPr>
+        <w:tabs>
+          <w:tab w:val="num" w:pos="3600"/>
+        </w:tabs>
+        <w:ind w:left="3600" w:hanging="360"/>
+      </w:pPr>
+      <w:rPr>
+        <w:rFonts w:ascii="Wingdings" w:hAnsi="Wingdings" w:hint="default"/>
+        <w:sz w:val="20"/>
+      </w:rPr>
+    </w:lvl>
+    <w:lvl w:ilvl="5" w:tentative="1">
+      <w:start w:val="1"/>
+      <w:numFmt w:val="bullet"/>
+      <w:lvlText w:val=""/>
+      <w:lvlJc w:val="left"/>
+      <w:pPr>
+        <w:tabs>
+          <w:tab w:val="num" w:pos="4320"/>
+        </w:tabs>
+        <w:ind w:left="4320" w:hanging="360"/>
+      </w:pPr>
+      <w:rPr>
+        <w:rFonts w:ascii="Wingdings" w:hAnsi="Wingdings" w:hint="default"/>
+        <w:sz w:val="20"/>
+      </w:rPr>
+    </w:lvl>
+    <w:lvl w:ilvl="6" w:tentative="1">
+      <w:start w:val="1"/>
+      <w:numFmt w:val="bullet"/>
+      <w:lvlText w:val=""/>
+      <w:lvlJc w:val="left"/>
+      <w:pPr>
+        <w:tabs>
+          <w:tab w:val="num" w:pos="5040"/>
+        </w:tabs>
+        <w:ind w:left="5040" w:hanging="360"/>
+      </w:pPr>
+      <w:rPr>
+        <w:rFonts w:ascii="Wingdings" w:hAnsi="Wingdings" w:hint="default"/>
+        <w:sz w:val="20"/>
+      </w:rPr>
+    </w:lvl>
+    <w:lvl w:ilvl="7" w:tentative="1">
+      <w:start w:val="1"/>
+      <w:numFmt w:val="bullet"/>
+      <w:lvlText w:val=""/>
+      <w:lvlJc w:val="left"/>
+      <w:pPr>
+        <w:tabs>
+          <w:tab w:val="num" w:pos="5760"/>
+        </w:tabs>
+        <w:ind w:left="5760" w:hanging="360"/>
+      </w:pPr>
+      <w:rPr>
+        <w:rFonts w:ascii="Wingdings" w:hAnsi="Wingdings" w:hint="default"/>
+        <w:sz w:val="20"/>
+      </w:rPr>
+    </w:lvl>
+    <w:lvl w:ilvl="8" w:tentative="1">
+      <w:start w:val="1"/>
+      <w:numFmt w:val="bullet"/>
+      <w:lvlText w:val=""/>
+      <w:lvlJc w:val="left"/>
+      <w:pPr>
+        <w:tabs>
+          <w:tab w:val="num" w:pos="6480"/>
+        </w:tabs>
+        <w:ind w:left="6480" w:hanging="360"/>
+      </w:pPr>
+      <w:rPr>
+        <w:rFonts w:ascii="Wingdings" w:hAnsi="Wingdings" w:hint="default"/>
+        <w:sz w:val="20"/>
+      </w:rPr>
+    </w:lvl>
+  </w:abstractNum>
+  <w:num w:numId="1">
+    <w:abstractNumId w:val="5"/>
+  </w:num>
+  <w:num w:numId="2">
+    <w:abstractNumId w:val="7"/>
+  </w:num>
+  <w:num w:numId="3">
+    <w:abstractNumId w:val="9"/>
+  </w:num>
+  <w:num w:numId="4">
+    <w:abstractNumId w:val="0"/>
+  </w:num>
+  <w:num w:numId="5">
+    <w:abstractNumId w:val="3"/>
+  </w:num>
+  <w:num w:numId="6">
+    <w:abstractNumId w:val="8"/>
+  </w:num>
+  <w:num w:numId="7">
+    <w:abstractNumId w:val="2"/>
+  </w:num>
+  <w:num w:numId="8">
+    <w:abstractNumId w:val="4"/>
+  </w:num>
+  <w:num w:numId="9">
+    <w:abstractNumId w:val="1"/>
+  </w:num>
+  <w:num w:numId="10">
+    <w:abstractNumId w:val="6"/>
+  </w:num>
+</w:numbering>
+</file>
+
 <file path=word/styles.xml><?xml version="1.0" encoding="utf-8"?>
-<w:styles xmlns:mc="http://schemas.openxmlformats.org/markup-compatibility/2006" xmlns:r="http://schemas.openxmlformats.org/officeDocument/2006/relationships" xmlns:w="http://schemas.openxmlformats.org/wordprocessingml/2006/main" xmlns:w14="http://schemas.microsoft.com/office/word/2010/wordml" xmlns:w15="http://schemas.microsoft.com/office/word/2012/wordml" xmlns:w16cex="http://schemas.microsoft.com/office/word/2018/wordml/cex" xmlns:w16cid="http://schemas.microsoft.com/office/word/2016/wordml/cid" xmlns:w16="http://schemas.microsoft.com/office/word/2018/wordml" xmlns:w16du="http://schemas.microsoft.com/office/word/2023/wordml/word16du" xmlns:w16sdtdh="http://schemas.microsoft.com/office/word/2020/wordml/sdtdatahash" xmlns:w16se="http://schemas.microsoft.com/office/word/2015/wordml/symex" mc:Ignorable="w14 w15 w16se w16cid w16 w16cex w16sdtdh w16du">
+<w:styles xmlns:mc="http://schemas.openxmlformats.org/markup-compatibility/2006" xmlns:r="http://schemas.openxmlformats.org/officeDocument/2006/relationships" xmlns:w="http://schemas.openxmlformats.org/wordprocessingml/2006/main" xmlns:w14="http://schemas.microsoft.com/office/word/2010/wordml" xmlns:w15="http://schemas.microsoft.com/office/word/2012/wordml" xmlns:w16se="http://schemas.microsoft.com/office/word/2015/wordml/symex" mc:Ignorable="w14 w15 w16se">
   <w:docDefaults>
     <w:rPrDefault>
       <w:rPr>
@@ -737,7 +3740,7 @@
       </w:pPr>
     </w:pPrDefault>
   </w:docDefaults>
-  <w:latentStyles w:defLockedState="0" w:defUIPriority="99" w:defSemiHidden="0" w:defUnhideWhenUsed="0" w:defQFormat="0" w:count="376">
+  <w:latentStyles w:defLockedState="0" w:defUIPriority="99" w:defSemiHidden="0" w:defUnhideWhenUsed="0" w:defQFormat="0" w:count="371">
     <w:lsdException w:name="Normal" w:uiPriority="0" w:qFormat="1"/>
     <w:lsdException w:name="heading 1" w:uiPriority="9" w:qFormat="1"/>
     <w:lsdException w:name="heading 2" w:semiHidden="1" w:uiPriority="9" w:unhideWhenUsed="1" w:qFormat="1"/>
@@ -1109,11 +4112,6 @@
     <w:lsdException w:name="List Table 5 Dark Accent 6" w:uiPriority="50"/>
     <w:lsdException w:name="List Table 6 Colorful Accent 6" w:uiPriority="51"/>
     <w:lsdException w:name="List Table 7 Colorful Accent 6" w:uiPriority="52"/>
-    <w:lsdException w:name="Mention" w:semiHidden="1" w:unhideWhenUsed="1"/>
-    <w:lsdException w:name="Smart Hyperlink" w:semiHidden="1" w:unhideWhenUsed="1"/>
-    <w:lsdException w:name="Hashtag" w:semiHidden="1" w:unhideWhenUsed="1"/>
-    <w:lsdException w:name="Unresolved Mention" w:semiHidden="1" w:unhideWhenUsed="1"/>
-    <w:lsdException w:name="Smart Link" w:semiHidden="1" w:unhideWhenUsed="1"/>
   </w:latentStyles>
   <w:style w:type="paragraph" w:default="1" w:styleId="Normal">
     <w:name w:val="Normal"/>
@@ -1160,6 +4158,29 @@
       <w:color w:val="2E74B5" w:themeColor="accent1" w:themeShade="BF"/>
       <w:sz w:val="26"/>
       <w:szCs w:val="26"/>
+    </w:rPr>
+  </w:style>
+  <w:style w:type="paragraph" w:styleId="Ttulo3">
+    <w:name w:val="heading 3"/>
+    <w:basedOn w:val="Normal"/>
+    <w:next w:val="Normal"/>
+    <w:link w:val="Ttulo3Car"/>
+    <w:uiPriority w:val="9"/>
+    <w:semiHidden/>
+    <w:unhideWhenUsed/>
+    <w:qFormat/>
+    <w:rsid w:val="00032C14"/>
+    <w:pPr>
+      <w:keepNext/>
+      <w:keepLines/>
+      <w:spacing w:before="40" w:after="0"/>
+      <w:outlineLvl w:val="2"/>
+    </w:pPr>
+    <w:rPr>
+      <w:rFonts w:asciiTheme="majorHAnsi" w:eastAsiaTheme="majorEastAsia" w:hAnsiTheme="majorHAnsi" w:cstheme="majorBidi"/>
+      <w:color w:val="1F4D78" w:themeColor="accent1" w:themeShade="7F"/>
+      <w:sz w:val="24"/>
+      <w:szCs w:val="24"/>
     </w:rPr>
   </w:style>
   <w:style w:type="character" w:default="1" w:styleId="Fuentedeprrafopredeter">
@@ -1302,11 +4323,25 @@
       <w:szCs w:val="26"/>
     </w:rPr>
   </w:style>
+  <w:style w:type="character" w:customStyle="1" w:styleId="Ttulo3Car">
+    <w:name w:val="Título 3 Car"/>
+    <w:basedOn w:val="Fuentedeprrafopredeter"/>
+    <w:link w:val="Ttulo3"/>
+    <w:uiPriority w:val="9"/>
+    <w:semiHidden/>
+    <w:rsid w:val="00032C14"/>
+    <w:rPr>
+      <w:rFonts w:asciiTheme="majorHAnsi" w:eastAsiaTheme="majorEastAsia" w:hAnsiTheme="majorHAnsi" w:cstheme="majorBidi"/>
+      <w:color w:val="1F4D78" w:themeColor="accent1" w:themeShade="7F"/>
+      <w:sz w:val="24"/>
+      <w:szCs w:val="24"/>
+    </w:rPr>
+  </w:style>
 </w:styles>
 </file>
 
 <file path=word/glossary/document.xml><?xml version="1.0" encoding="utf-8"?>
-<w:glossaryDocument xmlns:wpc="http://schemas.microsoft.com/office/word/2010/wordprocessingCanvas" xmlns:cx="http://schemas.microsoft.com/office/drawing/2014/chartex" xmlns:cx1="http://schemas.microsoft.com/office/drawing/2015/9/8/chartex" xmlns:cx2="http://schemas.microsoft.com/office/drawing/2015/10/21/chartex" xmlns:cx3="http://schemas.microsoft.com/office/drawing/2016/5/9/chartex" xmlns:cx4="http://schemas.microsoft.com/office/drawing/2016/5/10/chartex" xmlns:cx5="http://schemas.microsoft.com/office/drawing/2016/5/11/chartex" xmlns:cx6="http://schemas.microsoft.com/office/drawing/2016/5/12/chartex" xmlns:cx7="http://schemas.microsoft.com/office/drawing/2016/5/13/chartex" xmlns:cx8="http://schemas.microsoft.com/office/drawing/2016/5/14/chartex" xmlns:mc="http://schemas.openxmlformats.org/markup-compatibility/2006" xmlns:aink="http://schemas.microsoft.com/office/drawing/2016/ink" xmlns:am3d="http://schemas.microsoft.com/office/drawing/2017/model3d" xmlns:o="urn:schemas-microsoft-com:office:office" xmlns:oel="http://schemas.microsoft.com/office/2019/extlst" xmlns:r="http://schemas.openxmlformats.org/officeDocument/2006/relationships" xmlns:m="http://schemas.openxmlformats.org/officeDocument/2006/math" xmlns:v="urn:schemas-microsoft-com:vml" xmlns:wp14="http://schemas.microsoft.com/office/word/2010/wordprocessingDrawing" xmlns:wp="http://schemas.openxmlformats.org/drawingml/2006/wordprocessingDrawing" xmlns:w10="urn:schemas-microsoft-com:office:word" xmlns:w="http://schemas.openxmlformats.org/wordprocessingml/2006/main" xmlns:w14="http://schemas.microsoft.com/office/word/2010/wordml" xmlns:w15="http://schemas.microsoft.com/office/word/2012/wordml" xmlns:w16cex="http://schemas.microsoft.com/office/word/2018/wordml/cex" xmlns:w16cid="http://schemas.microsoft.com/office/word/2016/wordml/cid" xmlns:w16="http://schemas.microsoft.com/office/word/2018/wordml" xmlns:w16du="http://schemas.microsoft.com/office/word/2023/wordml/word16du" xmlns:w16sdtdh="http://schemas.microsoft.com/office/word/2020/wordml/sdtdatahash" xmlns:w16se="http://schemas.microsoft.com/office/word/2015/wordml/symex" xmlns:wpg="http://schemas.microsoft.com/office/word/2010/wordprocessingGroup" xmlns:wpi="http://schemas.microsoft.com/office/word/2010/wordprocessingInk" xmlns:wne="http://schemas.microsoft.com/office/word/2006/wordml" xmlns:wps="http://schemas.microsoft.com/office/word/2010/wordprocessingShape" mc:Ignorable="w14 w15 w16se w16cid w16 w16cex w16sdtdh w16du wp14">
+<w:glossaryDocument xmlns:wpc="http://schemas.microsoft.com/office/word/2010/wordprocessingCanvas" xmlns:cx="http://schemas.microsoft.com/office/drawing/2014/chartex" xmlns:mc="http://schemas.openxmlformats.org/markup-compatibility/2006" xmlns:o="urn:schemas-microsoft-com:office:office" xmlns:r="http://schemas.openxmlformats.org/officeDocument/2006/relationships" xmlns:m="http://schemas.openxmlformats.org/officeDocument/2006/math" xmlns:v="urn:schemas-microsoft-com:vml" xmlns:wp14="http://schemas.microsoft.com/office/word/2010/wordprocessingDrawing" xmlns:wp="http://schemas.openxmlformats.org/drawingml/2006/wordprocessingDrawing" xmlns:w10="urn:schemas-microsoft-com:office:word" xmlns:w="http://schemas.openxmlformats.org/wordprocessingml/2006/main" xmlns:w14="http://schemas.microsoft.com/office/word/2010/wordml" xmlns:w15="http://schemas.microsoft.com/office/word/2012/wordml" xmlns:w16se="http://schemas.microsoft.com/office/word/2015/wordml/symex" xmlns:wpg="http://schemas.microsoft.com/office/word/2010/wordprocessingGroup" xmlns:wpi="http://schemas.microsoft.com/office/word/2010/wordprocessingInk" xmlns:wne="http://schemas.microsoft.com/office/word/2006/wordml" xmlns:wps="http://schemas.microsoft.com/office/word/2010/wordprocessingShape" mc:Ignorable="w14 w15 w16se wp14">
   <w:docParts>
     <w:docPart>
       <w:docPartPr>
@@ -1375,13 +4410,13 @@
 </file>
 
 <file path=word/glossary/fontTable.xml><?xml version="1.0" encoding="utf-8"?>
-<w:fonts xmlns:mc="http://schemas.openxmlformats.org/markup-compatibility/2006" xmlns:r="http://schemas.openxmlformats.org/officeDocument/2006/relationships" xmlns:w="http://schemas.openxmlformats.org/wordprocessingml/2006/main" xmlns:w14="http://schemas.microsoft.com/office/word/2010/wordml" xmlns:w15="http://schemas.microsoft.com/office/word/2012/wordml" xmlns:w16cex="http://schemas.microsoft.com/office/word/2018/wordml/cex" xmlns:w16cid="http://schemas.microsoft.com/office/word/2016/wordml/cid" xmlns:w16="http://schemas.microsoft.com/office/word/2018/wordml" xmlns:w16du="http://schemas.microsoft.com/office/word/2023/wordml/word16du" xmlns:w16sdtdh="http://schemas.microsoft.com/office/word/2020/wordml/sdtdatahash" xmlns:w16se="http://schemas.microsoft.com/office/word/2015/wordml/symex" mc:Ignorable="w14 w15 w16se w16cid w16 w16cex w16sdtdh w16du">
-  <w:font w:name="Calibri">
-    <w:panose1 w:val="020F0502020204030204"/>
-    <w:charset w:val="00"/>
-    <w:family w:val="swiss"/>
+<w:fonts xmlns:mc="http://schemas.openxmlformats.org/markup-compatibility/2006" xmlns:r="http://schemas.openxmlformats.org/officeDocument/2006/relationships" xmlns:w="http://schemas.openxmlformats.org/wordprocessingml/2006/main" xmlns:w14="http://schemas.microsoft.com/office/word/2010/wordml" xmlns:w15="http://schemas.microsoft.com/office/word/2012/wordml" xmlns:w16se="http://schemas.microsoft.com/office/word/2015/wordml/symex" mc:Ignorable="w14 w15 w16se">
+  <w:font w:name="Symbol">
+    <w:panose1 w:val="05050102010706020507"/>
+    <w:charset w:val="02"/>
+    <w:family w:val="roman"/>
     <w:pitch w:val="variable"/>
-    <w:sig w:usb0="E4002EFF" w:usb1="C200247B" w:usb2="00000009" w:usb3="00000000" w:csb0="000001FF" w:csb1="00000000"/>
+    <w:sig w:usb0="00000000" w:usb1="10000000" w:usb2="00000000" w:usb3="00000000" w:csb0="80000000" w:csb1="00000000"/>
   </w:font>
   <w:font w:name="Times New Roman">
     <w:panose1 w:val="02020603050405020304"/>
@@ -1389,6 +4424,27 @@
     <w:family w:val="roman"/>
     <w:pitch w:val="variable"/>
     <w:sig w:usb0="E0002EFF" w:usb1="C000785B" w:usb2="00000009" w:usb3="00000000" w:csb0="000001FF" w:csb1="00000000"/>
+  </w:font>
+  <w:font w:name="Courier New">
+    <w:panose1 w:val="02070309020205020404"/>
+    <w:charset w:val="00"/>
+    <w:family w:val="modern"/>
+    <w:pitch w:val="fixed"/>
+    <w:sig w:usb0="E0002EFF" w:usb1="C0007843" w:usb2="00000009" w:usb3="00000000" w:csb0="000001FF" w:csb1="00000000"/>
+  </w:font>
+  <w:font w:name="Wingdings">
+    <w:panose1 w:val="05000000000000000000"/>
+    <w:charset w:val="02"/>
+    <w:family w:val="auto"/>
+    <w:pitch w:val="variable"/>
+    <w:sig w:usb0="00000000" w:usb1="10000000" w:usb2="00000000" w:usb3="00000000" w:csb0="80000000" w:csb1="00000000"/>
+  </w:font>
+  <w:font w:name="Calibri">
+    <w:panose1 w:val="020F0502020204030204"/>
+    <w:charset w:val="00"/>
+    <w:family w:val="swiss"/>
+    <w:pitch w:val="variable"/>
+    <w:sig w:usb0="E4002EFF" w:usb1="C200247B" w:usb2="00000009" w:usb3="00000000" w:csb0="000001FF" w:csb1="00000000"/>
   </w:font>
   <w:font w:name="Calibri Light">
     <w:panose1 w:val="020F0302020204030204"/>
@@ -1407,29 +4463,16 @@
   </w:font>
   <w:font w:name="Yu Mincho">
     <w:altName w:val="游明朝"/>
-    <w:panose1 w:val="02020400000000000000"/>
     <w:charset w:val="80"/>
     <w:family w:val="roman"/>
     <w:pitch w:val="variable"/>
     <w:sig w:usb0="800002E7" w:usb1="2AC7FCFF" w:usb2="00000012" w:usb3="00000000" w:csb0="0002009F" w:csb1="00000000"/>
   </w:font>
-  <w:font w:name="Aptos">
-    <w:charset w:val="00"/>
-    <w:family w:val="swiss"/>
-    <w:pitch w:val="variable"/>
-    <w:sig w:usb0="20000287" w:usb1="00000003" w:usb2="00000000" w:usb3="00000000" w:csb0="0000019F" w:csb1="00000000"/>
-  </w:font>
-  <w:font w:name="Aptos Display">
-    <w:charset w:val="00"/>
-    <w:family w:val="swiss"/>
-    <w:pitch w:val="variable"/>
-    <w:sig w:usb0="20000287" w:usb1="00000003" w:usb2="00000000" w:usb3="00000000" w:csb0="0000019F" w:csb1="00000000"/>
-  </w:font>
 </w:fonts>
 </file>
 
 <file path=word/glossary/settings.xml><?xml version="1.0" encoding="utf-8"?>
-<w:settings xmlns:mc="http://schemas.openxmlformats.org/markup-compatibility/2006" xmlns:o="urn:schemas-microsoft-com:office:office" xmlns:r="http://schemas.openxmlformats.org/officeDocument/2006/relationships" xmlns:m="http://schemas.openxmlformats.org/officeDocument/2006/math" xmlns:v="urn:schemas-microsoft-com:vml" xmlns:w10="urn:schemas-microsoft-com:office:word" xmlns:w="http://schemas.openxmlformats.org/wordprocessingml/2006/main" xmlns:w14="http://schemas.microsoft.com/office/word/2010/wordml" xmlns:w15="http://schemas.microsoft.com/office/word/2012/wordml" xmlns:w16cex="http://schemas.microsoft.com/office/word/2018/wordml/cex" xmlns:w16cid="http://schemas.microsoft.com/office/word/2016/wordml/cid" xmlns:w16="http://schemas.microsoft.com/office/word/2018/wordml" xmlns:w16du="http://schemas.microsoft.com/office/word/2023/wordml/word16du" xmlns:w16sdtdh="http://schemas.microsoft.com/office/word/2020/wordml/sdtdatahash" xmlns:w16se="http://schemas.microsoft.com/office/word/2015/wordml/symex" xmlns:sl="http://schemas.openxmlformats.org/schemaLibrary/2006/main" mc:Ignorable="w14 w15 w16se w16cid w16 w16cex w16sdtdh w16du">
+<w:settings xmlns:mc="http://schemas.openxmlformats.org/markup-compatibility/2006" xmlns:o="urn:schemas-microsoft-com:office:office" xmlns:r="http://schemas.openxmlformats.org/officeDocument/2006/relationships" xmlns:m="http://schemas.openxmlformats.org/officeDocument/2006/math" xmlns:v="urn:schemas-microsoft-com:vml" xmlns:w10="urn:schemas-microsoft-com:office:word" xmlns:w="http://schemas.openxmlformats.org/wordprocessingml/2006/main" xmlns:w14="http://schemas.microsoft.com/office/word/2010/wordml" xmlns:w15="http://schemas.microsoft.com/office/word/2012/wordml" xmlns:w16se="http://schemas.microsoft.com/office/word/2015/wordml/symex" xmlns:sl="http://schemas.openxmlformats.org/schemaLibrary/2006/main" mc:Ignorable="w14 w15 w16se">
   <w:view w:val="normal"/>
   <w:defaultTabStop w:val="708"/>
   <w:hyphenationZone w:val="425"/>
@@ -1441,7 +4484,6 @@
     <w:compatSetting w:name="enableOpenTypeFeatures" w:uri="http://schemas.microsoft.com/office/word" w:val="1"/>
     <w:compatSetting w:name="doNotFlipMirrorIndents" w:uri="http://schemas.microsoft.com/office/word" w:val="1"/>
     <w:compatSetting w:name="differentiateMultirowTableHeaders" w:uri="http://schemas.microsoft.com/office/word" w:val="1"/>
-    <w:compatSetting w:name="useWord2013TrackBottomHyphenation" w:uri="http://schemas.microsoft.com/office/word" w:val="1"/>
   </w:compat>
   <w:rsids>
     <w:rsidRoot w:val="0028048A"/>
@@ -1473,7 +4515,7 @@
 </file>
 
 <file path=word/glossary/styles.xml><?xml version="1.0" encoding="utf-8"?>
-<w:styles xmlns:mc="http://schemas.openxmlformats.org/markup-compatibility/2006" xmlns:r="http://schemas.openxmlformats.org/officeDocument/2006/relationships" xmlns:w="http://schemas.openxmlformats.org/wordprocessingml/2006/main" xmlns:w14="http://schemas.microsoft.com/office/word/2010/wordml" xmlns:w15="http://schemas.microsoft.com/office/word/2012/wordml" xmlns:w16cex="http://schemas.microsoft.com/office/word/2018/wordml/cex" xmlns:w16cid="http://schemas.microsoft.com/office/word/2016/wordml/cid" xmlns:w16="http://schemas.microsoft.com/office/word/2018/wordml" xmlns:w16du="http://schemas.microsoft.com/office/word/2023/wordml/word16du" xmlns:w16sdtdh="http://schemas.microsoft.com/office/word/2020/wordml/sdtdatahash" xmlns:w16se="http://schemas.microsoft.com/office/word/2015/wordml/symex" mc:Ignorable="w14 w15 w16se w16cid w16 w16cex w16sdtdh w16du">
+<w:styles xmlns:mc="http://schemas.openxmlformats.org/markup-compatibility/2006" xmlns:r="http://schemas.openxmlformats.org/officeDocument/2006/relationships" xmlns:w="http://schemas.openxmlformats.org/wordprocessingml/2006/main" xmlns:w14="http://schemas.microsoft.com/office/word/2010/wordml" xmlns:w15="http://schemas.microsoft.com/office/word/2012/wordml" xmlns:w16se="http://schemas.microsoft.com/office/word/2015/wordml/symex" mc:Ignorable="w14 w15 w16se">
   <w:docDefaults>
     <w:rPrDefault>
       <w:rPr>
@@ -1489,7 +4531,7 @@
       </w:pPr>
     </w:pPrDefault>
   </w:docDefaults>
-  <w:latentStyles w:defLockedState="0" w:defUIPriority="99" w:defSemiHidden="0" w:defUnhideWhenUsed="0" w:defQFormat="0" w:count="376">
+  <w:latentStyles w:defLockedState="0" w:defUIPriority="99" w:defSemiHidden="0" w:defUnhideWhenUsed="0" w:defQFormat="0" w:count="371">
     <w:lsdException w:name="Normal" w:uiPriority="0" w:qFormat="1"/>
     <w:lsdException w:name="heading 1" w:uiPriority="9" w:qFormat="1"/>
     <w:lsdException w:name="heading 2" w:semiHidden="1" w:uiPriority="9" w:unhideWhenUsed="1" w:qFormat="1"/>
@@ -1861,11 +4903,6 @@
     <w:lsdException w:name="List Table 5 Dark Accent 6" w:uiPriority="50"/>
     <w:lsdException w:name="List Table 6 Colorful Accent 6" w:uiPriority="51"/>
     <w:lsdException w:name="List Table 7 Colorful Accent 6" w:uiPriority="52"/>
-    <w:lsdException w:name="Mention" w:semiHidden="1" w:unhideWhenUsed="1"/>
-    <w:lsdException w:name="Smart Hyperlink" w:semiHidden="1" w:unhideWhenUsed="1"/>
-    <w:lsdException w:name="Hashtag" w:semiHidden="1" w:unhideWhenUsed="1"/>
-    <w:lsdException w:name="Unresolved Mention" w:semiHidden="1" w:unhideWhenUsed="1"/>
-    <w:lsdException w:name="Smart Link" w:semiHidden="1" w:unhideWhenUsed="1"/>
   </w:latentStyles>
   <w:style w:type="paragraph" w:default="1" w:styleId="Normal">
     <w:name w:val="Normal"/>
@@ -1913,7 +4950,7 @@
 </file>
 
 <file path=word/glossary/webSettings.xml><?xml version="1.0" encoding="utf-8"?>
-<w:webSettings xmlns:mc="http://schemas.openxmlformats.org/markup-compatibility/2006" xmlns:r="http://schemas.openxmlformats.org/officeDocument/2006/relationships" xmlns:w="http://schemas.openxmlformats.org/wordprocessingml/2006/main" xmlns:w14="http://schemas.microsoft.com/office/word/2010/wordml" xmlns:w15="http://schemas.microsoft.com/office/word/2012/wordml" xmlns:w16cex="http://schemas.microsoft.com/office/word/2018/wordml/cex" xmlns:w16cid="http://schemas.microsoft.com/office/word/2016/wordml/cid" xmlns:w16="http://schemas.microsoft.com/office/word/2018/wordml" xmlns:w16du="http://schemas.microsoft.com/office/word/2023/wordml/word16du" xmlns:w16sdtdh="http://schemas.microsoft.com/office/word/2020/wordml/sdtdatahash" xmlns:w16se="http://schemas.microsoft.com/office/word/2015/wordml/symex" mc:Ignorable="w14 w15 w16se w16cid w16 w16cex w16sdtdh w16du">
+<w:webSettings xmlns:mc="http://schemas.openxmlformats.org/markup-compatibility/2006" xmlns:r="http://schemas.openxmlformats.org/officeDocument/2006/relationships" xmlns:w="http://schemas.openxmlformats.org/wordprocessingml/2006/main" xmlns:w14="http://schemas.microsoft.com/office/word/2010/wordml" xmlns:w15="http://schemas.microsoft.com/office/word/2012/wordml" xmlns:w16se="http://schemas.microsoft.com/office/word/2015/wordml/symex" mc:Ignorable="w14 w15 w16se">
   <w:optimizeForBrowser/>
   <w:allowPNG/>
 </w:webSettings>
@@ -2185,7 +5222,7 @@
 </file>
 
 <file path=customXml/itemProps1.xml><?xml version="1.0" encoding="utf-8"?>
-<ds:datastoreItem xmlns:ds="http://schemas.openxmlformats.org/officeDocument/2006/customXml" ds:itemID="{74195C7A-39C1-436D-8E51-4FC676E3C86E}">
+<ds:datastoreItem xmlns:ds="http://schemas.openxmlformats.org/officeDocument/2006/customXml" ds:itemID="{0459FFF3-54B0-4332-B0E9-D392CD6A5E73}">
   <ds:schemaRefs>
     <ds:schemaRef ds:uri="http://schemas.openxmlformats.org/officeDocument/2006/bibliography"/>
   </ds:schemaRefs>
